--- a/PBL_AM/DM_Experiments/Experiment_3_Quiz_Short.docx
+++ b/PBL_AM/DM_Experiments/Experiment_3_Quiz_Short.docx
@@ -22,9 +22,9 @@
           <w:tcPr>
             <w:shd w:fill="1F3864" w:color="auto" w:val="clear"/>
             <w:tcMar>
-              <w:top w:type="dxa" w:w="140"/>
+              <w:top w:type="dxa" w:w="160"/>
               <w:left w:type="dxa" w:w="200"/>
-              <w:bottom w:type="dxa" w:w="140"/>
+              <w:bottom w:type="dxa" w:w="160"/>
               <w:right w:type="dxa" w:w="200"/>
             </w:tcMar>
           </w:tcPr>
@@ -63,7 +63,7 @@
                 <w:sz w:val="17"/>
                 <w:szCs w:val="17"/>
               </w:rPr>
-              <w:t xml:space="preserve">Design of Mechanisms (BE05000341)  ·  Quiz — Short Answers</w:t>
+              <w:t xml:space="preserve">Design of Mechanisms (BE05000341)  ·  Quiz Solutions</w:t>
             </w:r>
           </w:p>
         </w:tc>
@@ -71,13 +71,13 @@
     </w:tbl>
     <w:p>
       <w:pPr>
-        <w:spacing w:after="100" w:before="0"/>
+        <w:spacing w:after="140" w:before="0"/>
       </w:pPr>
     </w:p>
     <w:p>
       <w:pPr>
         <w:keepNext/>
-        <w:spacing w:after="40" w:before="160" w:line="276" w:lineRule="auto"/>
+        <w:spacing w:after="60" w:before="260" w:line="276" w:lineRule="auto"/>
       </w:pPr>
       <w:r>
         <w:rPr>
@@ -107,7 +107,7 @@
     </w:p>
     <w:p>
       <w:pPr>
-        <w:spacing w:after="60" w:before="0" w:line="276" w:lineRule="auto"/>
+        <w:spacing w:after="150" w:before="0" w:line="340" w:lineRule="auto"/>
         <w:ind w:left="140"/>
       </w:pPr>
       <w:r>
@@ -120,31 +120,810 @@
           <w:sz w:val="21"/>
           <w:szCs w:val="21"/>
         </w:rPr>
-        <w:t xml:space="preserve">A standard system fixes the pressure angle, addendum, dedendum and clearance so that gears from different makers mesh. </w:t>
-      </w:r>
-      <w:r>
-        <w:rPr>
-          <w:rFonts w:ascii="Calibri" w:cs="Calibri" w:eastAsia="Calibri" w:hAnsi="Calibri"/>
-          <w:b/>
-          <w:bCs/>
-          <w:i w:val="false"/>
-          <w:iCs w:val="false"/>
-          <w:sz w:val="21"/>
-          <w:szCs w:val="21"/>
-        </w:rPr>
-        <w:t xml:space="preserve">14.5° full-depth</w:t>
-      </w:r>
-      <w:r>
-        <w:rPr>
-          <w:rFonts w:ascii="Calibri" w:cs="Calibri" w:eastAsia="Calibri" w:hAnsi="Calibri"/>
-          <w:b w:val="false"/>
-          <w:bCs w:val="false"/>
-          <w:i w:val="false"/>
-          <w:iCs w:val="false"/>
-          <w:sz w:val="21"/>
-          <w:szCs w:val="21"/>
-        </w:rPr>
-        <w:t xml:space="preserve"> gives smoother/quieter meshing and smaller radial force but has a weaker, narrower tooth and needs ≥ 32 teeth to avoid undercut. </w:t>
+        <w:t xml:space="preserve">A standard system fixes the </w:t>
+      </w:r>
+      <w:r>
+        <w:rPr>
+          <w:rFonts w:ascii="Calibri" w:cs="Calibri" w:eastAsia="Calibri" w:hAnsi="Calibri"/>
+          <w:b/>
+          <w:bCs/>
+          <w:i w:val="false"/>
+          <w:iCs w:val="false"/>
+          <w:sz w:val="21"/>
+          <w:szCs w:val="21"/>
+        </w:rPr>
+        <w:t xml:space="preserve">pressure angle</w:t>
+      </w:r>
+      <w:r>
+        <w:rPr>
+          <w:rFonts w:ascii="Calibri" w:cs="Calibri" w:eastAsia="Calibri" w:hAnsi="Calibri"/>
+          <w:b w:val="false"/>
+          <w:bCs w:val="false"/>
+          <w:i w:val="false"/>
+          <w:iCs w:val="false"/>
+          <w:sz w:val="21"/>
+          <w:szCs w:val="21"/>
+        </w:rPr>
+        <w:t xml:space="preserve">, </w:t>
+      </w:r>
+      <w:r>
+        <w:rPr>
+          <w:rFonts w:ascii="Calibri" w:cs="Calibri" w:eastAsia="Calibri" w:hAnsi="Calibri"/>
+          <w:b/>
+          <w:bCs/>
+          <w:i w:val="false"/>
+          <w:iCs w:val="false"/>
+          <w:sz w:val="21"/>
+          <w:szCs w:val="21"/>
+        </w:rPr>
+        <w:t xml:space="preserve">addendum</w:t>
+      </w:r>
+      <w:r>
+        <w:rPr>
+          <w:rFonts w:ascii="Calibri" w:cs="Calibri" w:eastAsia="Calibri" w:hAnsi="Calibri"/>
+          <w:b w:val="false"/>
+          <w:bCs w:val="false"/>
+          <w:i w:val="false"/>
+          <w:iCs w:val="false"/>
+          <w:sz w:val="21"/>
+          <w:szCs w:val="21"/>
+        </w:rPr>
+        <w:t xml:space="preserve">, </w:t>
+      </w:r>
+      <w:r>
+        <w:rPr>
+          <w:rFonts w:ascii="Calibri" w:cs="Calibri" w:eastAsia="Calibri" w:hAnsi="Calibri"/>
+          <w:b/>
+          <w:bCs/>
+          <w:i w:val="false"/>
+          <w:iCs w:val="false"/>
+          <w:sz w:val="21"/>
+          <w:szCs w:val="21"/>
+        </w:rPr>
+        <w:t xml:space="preserve">dedendum</w:t>
+      </w:r>
+      <w:r>
+        <w:rPr>
+          <w:rFonts w:ascii="Calibri" w:cs="Calibri" w:eastAsia="Calibri" w:hAnsi="Calibri"/>
+          <w:b w:val="false"/>
+          <w:bCs w:val="false"/>
+          <w:i w:val="false"/>
+          <w:iCs w:val="false"/>
+          <w:sz w:val="21"/>
+          <w:szCs w:val="21"/>
+        </w:rPr>
+        <w:t xml:space="preserve"> and </w:t>
+      </w:r>
+      <w:r>
+        <w:rPr>
+          <w:rFonts w:ascii="Calibri" w:cs="Calibri" w:eastAsia="Calibri" w:hAnsi="Calibri"/>
+          <w:b/>
+          <w:bCs/>
+          <w:i w:val="false"/>
+          <w:iCs w:val="false"/>
+          <w:sz w:val="21"/>
+          <w:szCs w:val="21"/>
+        </w:rPr>
+        <w:t xml:space="preserve">clearance</w:t>
+      </w:r>
+      <w:r>
+        <w:rPr>
+          <w:rFonts w:ascii="Calibri" w:cs="Calibri" w:eastAsia="Calibri" w:hAnsi="Calibri"/>
+          <w:b w:val="false"/>
+          <w:bCs w:val="false"/>
+          <w:i w:val="false"/>
+          <w:iCs w:val="false"/>
+          <w:sz w:val="21"/>
+          <w:szCs w:val="21"/>
+        </w:rPr>
+        <w:t xml:space="preserve"> of the teeth, so that gears made by different manufacturers can mesh correctly. The common standards are:</w:t>
+      </w:r>
+    </w:p>
+    <w:tbl>
+      <w:tblPr>
+        <w:tblW w:type="dxa" w:w="9740"/>
+        <w:tblBorders>
+          <w:top w:val="single" w:color="9FB0C9" w:sz="4"/>
+          <w:left w:val="single" w:color="9FB0C9" w:sz="4"/>
+          <w:bottom w:val="single" w:color="9FB0C9" w:sz="4"/>
+          <w:right w:val="single" w:color="9FB0C9" w:sz="4"/>
+          <w:insideH w:val="single" w:color="9FB0C9" w:sz="4"/>
+          <w:insideV w:val="single" w:color="9FB0C9" w:sz="4"/>
+        </w:tblBorders>
+      </w:tblPr>
+      <w:tblGrid>
+        <w:gridCol w:w="3896"/>
+        <w:gridCol w:w="1948"/>
+        <w:gridCol w:w="1948"/>
+        <w:gridCol w:w="1948"/>
+      </w:tblGrid>
+      <w:tr>
+        <w:trPr>
+          <w:cantSplit/>
+          <w:tblHeader/>
+        </w:trPr>
+        <w:tc>
+          <w:tcPr>
+            <w:tcW w:type="dxa" w:w="3896"/>
+            <w:shd w:fill="D9E2F1" w:color="auto" w:val="clear"/>
+            <w:tcMar>
+              <w:top w:type="dxa" w:w="60"/>
+              <w:left w:type="dxa" w:w="110"/>
+              <w:bottom w:type="dxa" w:w="60"/>
+              <w:right w:type="dxa" w:w="110"/>
+            </w:tcMar>
+            <w:vAlign w:val="center"/>
+          </w:tcPr>
+          <w:p>
+            <w:pPr>
+              <w:spacing w:after="26" w:before="26"/>
+              <w:jc w:val="center"/>
+            </w:pPr>
+            <w:r>
+              <w:rPr>
+                <w:rFonts w:ascii="Calibri" w:cs="Calibri" w:eastAsia="Calibri" w:hAnsi="Calibri"/>
+                <w:b/>
+                <w:bCs/>
+                <w:i w:val="false"/>
+                <w:iCs w:val="false"/>
+                <w:sz w:val="17"/>
+                <w:szCs w:val="17"/>
+              </w:rPr>
+              <w:t xml:space="preserve">System</w:t>
+            </w:r>
+          </w:p>
+        </w:tc>
+        <w:tc>
+          <w:tcPr>
+            <w:tcW w:type="dxa" w:w="1948"/>
+            <w:shd w:fill="D9E2F1" w:color="auto" w:val="clear"/>
+            <w:tcMar>
+              <w:top w:type="dxa" w:w="60"/>
+              <w:left w:type="dxa" w:w="110"/>
+              <w:bottom w:type="dxa" w:w="60"/>
+              <w:right w:type="dxa" w:w="110"/>
+            </w:tcMar>
+            <w:vAlign w:val="center"/>
+          </w:tcPr>
+          <w:p>
+            <w:pPr>
+              <w:spacing w:after="26" w:before="26"/>
+              <w:jc w:val="center"/>
+            </w:pPr>
+            <w:r>
+              <w:rPr>
+                <w:rFonts w:ascii="Calibri" w:cs="Calibri" w:eastAsia="Calibri" w:hAnsi="Calibri"/>
+                <w:b/>
+                <w:bCs/>
+                <w:i w:val="false"/>
+                <w:iCs w:val="false"/>
+                <w:sz w:val="17"/>
+                <w:szCs w:val="17"/>
+              </w:rPr>
+              <w:t xml:space="preserve">Addendum</w:t>
+            </w:r>
+          </w:p>
+        </w:tc>
+        <w:tc>
+          <w:tcPr>
+            <w:tcW w:type="dxa" w:w="1948"/>
+            <w:shd w:fill="D9E2F1" w:color="auto" w:val="clear"/>
+            <w:tcMar>
+              <w:top w:type="dxa" w:w="60"/>
+              <w:left w:type="dxa" w:w="110"/>
+              <w:bottom w:type="dxa" w:w="60"/>
+              <w:right w:type="dxa" w:w="110"/>
+            </w:tcMar>
+            <w:vAlign w:val="center"/>
+          </w:tcPr>
+          <w:p>
+            <w:pPr>
+              <w:spacing w:after="26" w:before="26"/>
+              <w:jc w:val="center"/>
+            </w:pPr>
+            <w:r>
+              <w:rPr>
+                <w:rFonts w:ascii="Calibri" w:cs="Calibri" w:eastAsia="Calibri" w:hAnsi="Calibri"/>
+                <w:b/>
+                <w:bCs/>
+                <w:i w:val="false"/>
+                <w:iCs w:val="false"/>
+                <w:sz w:val="17"/>
+                <w:szCs w:val="17"/>
+              </w:rPr>
+              <w:t xml:space="preserve">Dedendum</w:t>
+            </w:r>
+          </w:p>
+        </w:tc>
+        <w:tc>
+          <w:tcPr>
+            <w:tcW w:type="dxa" w:w="1948"/>
+            <w:shd w:fill="D9E2F1" w:color="auto" w:val="clear"/>
+            <w:tcMar>
+              <w:top w:type="dxa" w:w="60"/>
+              <w:left w:type="dxa" w:w="110"/>
+              <w:bottom w:type="dxa" w:w="60"/>
+              <w:right w:type="dxa" w:w="110"/>
+            </w:tcMar>
+            <w:vAlign w:val="center"/>
+          </w:tcPr>
+          <w:p>
+            <w:pPr>
+              <w:spacing w:after="26" w:before="26"/>
+              <w:jc w:val="center"/>
+            </w:pPr>
+            <w:r>
+              <w:rPr>
+                <w:rFonts w:ascii="Calibri" w:cs="Calibri" w:eastAsia="Calibri" w:hAnsi="Calibri"/>
+                <w:b/>
+                <w:bCs/>
+                <w:i w:val="false"/>
+                <w:iCs w:val="false"/>
+                <w:sz w:val="17"/>
+                <w:szCs w:val="17"/>
+              </w:rPr>
+              <w:t xml:space="preserve">Min. teeth (no undercut)</w:t>
+            </w:r>
+          </w:p>
+        </w:tc>
+      </w:tr>
+      <w:tr>
+        <w:trPr>
+          <w:cantSplit/>
+        </w:trPr>
+        <w:tc>
+          <w:tcPr>
+            <w:tcW w:type="dxa" w:w="3896"/>
+            <w:shd w:fill="FFFFFF" w:color="auto" w:val="clear"/>
+            <w:tcMar>
+              <w:top w:type="dxa" w:w="60"/>
+              <w:left w:type="dxa" w:w="110"/>
+              <w:bottom w:type="dxa" w:w="60"/>
+              <w:right w:type="dxa" w:w="110"/>
+            </w:tcMar>
+            <w:vAlign w:val="center"/>
+          </w:tcPr>
+          <w:p>
+            <w:pPr>
+              <w:spacing w:after="26" w:before="26" w:line="252" w:lineRule="auto"/>
+            </w:pPr>
+            <w:r>
+              <w:rPr>
+                <w:rFonts w:ascii="Calibri" w:cs="Calibri" w:eastAsia="Calibri" w:hAnsi="Calibri"/>
+                <w:b w:val="false"/>
+                <w:bCs w:val="false"/>
+                <w:i w:val="false"/>
+                <w:iCs w:val="false"/>
+                <w:sz w:val="17"/>
+                <w:szCs w:val="17"/>
+              </w:rPr>
+              <w:t xml:space="preserve">14.5° composite / full-depth involute</w:t>
+            </w:r>
+          </w:p>
+        </w:tc>
+        <w:tc>
+          <w:tcPr>
+            <w:tcW w:type="dxa" w:w="1948"/>
+            <w:shd w:fill="FFFFFF" w:color="auto" w:val="clear"/>
+            <w:tcMar>
+              <w:top w:type="dxa" w:w="60"/>
+              <w:left w:type="dxa" w:w="110"/>
+              <w:bottom w:type="dxa" w:w="60"/>
+              <w:right w:type="dxa" w:w="110"/>
+            </w:tcMar>
+            <w:vAlign w:val="center"/>
+          </w:tcPr>
+          <w:p>
+            <w:pPr>
+              <w:spacing w:after="26" w:before="26" w:line="252" w:lineRule="auto"/>
+            </w:pPr>
+            <w:r>
+              <w:rPr>
+                <w:rFonts w:ascii="Calibri" w:cs="Calibri" w:eastAsia="Calibri" w:hAnsi="Calibri"/>
+                <w:b w:val="false"/>
+                <w:bCs w:val="false"/>
+                <w:i w:val="false"/>
+                <w:iCs w:val="false"/>
+                <w:sz w:val="17"/>
+                <w:szCs w:val="17"/>
+              </w:rPr>
+              <w:t xml:space="preserve">1.0 m</w:t>
+            </w:r>
+          </w:p>
+        </w:tc>
+        <w:tc>
+          <w:tcPr>
+            <w:tcW w:type="dxa" w:w="1948"/>
+            <w:shd w:fill="FFFFFF" w:color="auto" w:val="clear"/>
+            <w:tcMar>
+              <w:top w:type="dxa" w:w="60"/>
+              <w:left w:type="dxa" w:w="110"/>
+              <w:bottom w:type="dxa" w:w="60"/>
+              <w:right w:type="dxa" w:w="110"/>
+            </w:tcMar>
+            <w:vAlign w:val="center"/>
+          </w:tcPr>
+          <w:p>
+            <w:pPr>
+              <w:spacing w:after="26" w:before="26" w:line="252" w:lineRule="auto"/>
+            </w:pPr>
+            <w:r>
+              <w:rPr>
+                <w:rFonts w:ascii="Calibri" w:cs="Calibri" w:eastAsia="Calibri" w:hAnsi="Calibri"/>
+                <w:b w:val="false"/>
+                <w:bCs w:val="false"/>
+                <w:i w:val="false"/>
+                <w:iCs w:val="false"/>
+                <w:sz w:val="17"/>
+                <w:szCs w:val="17"/>
+              </w:rPr>
+              <w:t xml:space="preserve">1.157 m</w:t>
+            </w:r>
+          </w:p>
+        </w:tc>
+        <w:tc>
+          <w:tcPr>
+            <w:tcW w:type="dxa" w:w="1948"/>
+            <w:shd w:fill="FFFFFF" w:color="auto" w:val="clear"/>
+            <w:tcMar>
+              <w:top w:type="dxa" w:w="60"/>
+              <w:left w:type="dxa" w:w="110"/>
+              <w:bottom w:type="dxa" w:w="60"/>
+              <w:right w:type="dxa" w:w="110"/>
+            </w:tcMar>
+            <w:vAlign w:val="center"/>
+          </w:tcPr>
+          <w:p>
+            <w:pPr>
+              <w:spacing w:after="26" w:before="26" w:line="252" w:lineRule="auto"/>
+            </w:pPr>
+            <w:r>
+              <w:rPr>
+                <w:rFonts w:ascii="Calibri" w:cs="Calibri" w:eastAsia="Calibri" w:hAnsi="Calibri"/>
+                <w:b w:val="false"/>
+                <w:bCs w:val="false"/>
+                <w:i w:val="false"/>
+                <w:iCs w:val="false"/>
+                <w:sz w:val="17"/>
+                <w:szCs w:val="17"/>
+              </w:rPr>
+              <w:t xml:space="preserve">32</w:t>
+            </w:r>
+          </w:p>
+        </w:tc>
+      </w:tr>
+      <w:tr>
+        <w:trPr>
+          <w:cantSplit/>
+        </w:trPr>
+        <w:tc>
+          <w:tcPr>
+            <w:tcW w:type="dxa" w:w="3896"/>
+            <w:shd w:fill="F6F8FC" w:color="auto" w:val="clear"/>
+            <w:tcMar>
+              <w:top w:type="dxa" w:w="60"/>
+              <w:left w:type="dxa" w:w="110"/>
+              <w:bottom w:type="dxa" w:w="60"/>
+              <w:right w:type="dxa" w:w="110"/>
+            </w:tcMar>
+            <w:vAlign w:val="center"/>
+          </w:tcPr>
+          <w:p>
+            <w:pPr>
+              <w:spacing w:after="26" w:before="26" w:line="252" w:lineRule="auto"/>
+            </w:pPr>
+            <w:r>
+              <w:rPr>
+                <w:rFonts w:ascii="Calibri" w:cs="Calibri" w:eastAsia="Calibri" w:hAnsi="Calibri"/>
+                <w:b w:val="false"/>
+                <w:bCs w:val="false"/>
+                <w:i w:val="false"/>
+                <w:iCs w:val="false"/>
+                <w:sz w:val="17"/>
+                <w:szCs w:val="17"/>
+              </w:rPr>
+              <w:t xml:space="preserve">20° full-depth involute</w:t>
+            </w:r>
+          </w:p>
+        </w:tc>
+        <w:tc>
+          <w:tcPr>
+            <w:tcW w:type="dxa" w:w="1948"/>
+            <w:shd w:fill="F6F8FC" w:color="auto" w:val="clear"/>
+            <w:tcMar>
+              <w:top w:type="dxa" w:w="60"/>
+              <w:left w:type="dxa" w:w="110"/>
+              <w:bottom w:type="dxa" w:w="60"/>
+              <w:right w:type="dxa" w:w="110"/>
+            </w:tcMar>
+            <w:vAlign w:val="center"/>
+          </w:tcPr>
+          <w:p>
+            <w:pPr>
+              <w:spacing w:after="26" w:before="26" w:line="252" w:lineRule="auto"/>
+            </w:pPr>
+            <w:r>
+              <w:rPr>
+                <w:rFonts w:ascii="Calibri" w:cs="Calibri" w:eastAsia="Calibri" w:hAnsi="Calibri"/>
+                <w:b w:val="false"/>
+                <w:bCs w:val="false"/>
+                <w:i w:val="false"/>
+                <w:iCs w:val="false"/>
+                <w:sz w:val="17"/>
+                <w:szCs w:val="17"/>
+              </w:rPr>
+              <w:t xml:space="preserve">1.0 m</w:t>
+            </w:r>
+          </w:p>
+        </w:tc>
+        <w:tc>
+          <w:tcPr>
+            <w:tcW w:type="dxa" w:w="1948"/>
+            <w:shd w:fill="F6F8FC" w:color="auto" w:val="clear"/>
+            <w:tcMar>
+              <w:top w:type="dxa" w:w="60"/>
+              <w:left w:type="dxa" w:w="110"/>
+              <w:bottom w:type="dxa" w:w="60"/>
+              <w:right w:type="dxa" w:w="110"/>
+            </w:tcMar>
+            <w:vAlign w:val="center"/>
+          </w:tcPr>
+          <w:p>
+            <w:pPr>
+              <w:spacing w:after="26" w:before="26" w:line="252" w:lineRule="auto"/>
+            </w:pPr>
+            <w:r>
+              <w:rPr>
+                <w:rFonts w:ascii="Calibri" w:cs="Calibri" w:eastAsia="Calibri" w:hAnsi="Calibri"/>
+                <w:b w:val="false"/>
+                <w:bCs w:val="false"/>
+                <w:i w:val="false"/>
+                <w:iCs w:val="false"/>
+                <w:sz w:val="17"/>
+                <w:szCs w:val="17"/>
+              </w:rPr>
+              <w:t xml:space="preserve">1.25 m</w:t>
+            </w:r>
+          </w:p>
+        </w:tc>
+        <w:tc>
+          <w:tcPr>
+            <w:tcW w:type="dxa" w:w="1948"/>
+            <w:shd w:fill="F6F8FC" w:color="auto" w:val="clear"/>
+            <w:tcMar>
+              <w:top w:type="dxa" w:w="60"/>
+              <w:left w:type="dxa" w:w="110"/>
+              <w:bottom w:type="dxa" w:w="60"/>
+              <w:right w:type="dxa" w:w="110"/>
+            </w:tcMar>
+            <w:vAlign w:val="center"/>
+          </w:tcPr>
+          <w:p>
+            <w:pPr>
+              <w:spacing w:after="26" w:before="26" w:line="252" w:lineRule="auto"/>
+            </w:pPr>
+            <w:r>
+              <w:rPr>
+                <w:rFonts w:ascii="Calibri" w:cs="Calibri" w:eastAsia="Calibri" w:hAnsi="Calibri"/>
+                <w:b w:val="false"/>
+                <w:bCs w:val="false"/>
+                <w:i w:val="false"/>
+                <w:iCs w:val="false"/>
+                <w:sz w:val="17"/>
+                <w:szCs w:val="17"/>
+              </w:rPr>
+              <w:t xml:space="preserve">18</w:t>
+            </w:r>
+          </w:p>
+        </w:tc>
+      </w:tr>
+      <w:tr>
+        <w:trPr>
+          <w:cantSplit/>
+        </w:trPr>
+        <w:tc>
+          <w:tcPr>
+            <w:tcW w:type="dxa" w:w="3896"/>
+            <w:shd w:fill="FFFFFF" w:color="auto" w:val="clear"/>
+            <w:tcMar>
+              <w:top w:type="dxa" w:w="60"/>
+              <w:left w:type="dxa" w:w="110"/>
+              <w:bottom w:type="dxa" w:w="60"/>
+              <w:right w:type="dxa" w:w="110"/>
+            </w:tcMar>
+            <w:vAlign w:val="center"/>
+          </w:tcPr>
+          <w:p>
+            <w:pPr>
+              <w:spacing w:after="26" w:before="26" w:line="252" w:lineRule="auto"/>
+            </w:pPr>
+            <w:r>
+              <w:rPr>
+                <w:rFonts w:ascii="Calibri" w:cs="Calibri" w:eastAsia="Calibri" w:hAnsi="Calibri"/>
+                <w:b w:val="false"/>
+                <w:bCs w:val="false"/>
+                <w:i w:val="false"/>
+                <w:iCs w:val="false"/>
+                <w:sz w:val="17"/>
+                <w:szCs w:val="17"/>
+              </w:rPr>
+              <w:t xml:space="preserve">20° stub involute</w:t>
+            </w:r>
+          </w:p>
+        </w:tc>
+        <w:tc>
+          <w:tcPr>
+            <w:tcW w:type="dxa" w:w="1948"/>
+            <w:shd w:fill="FFFFFF" w:color="auto" w:val="clear"/>
+            <w:tcMar>
+              <w:top w:type="dxa" w:w="60"/>
+              <w:left w:type="dxa" w:w="110"/>
+              <w:bottom w:type="dxa" w:w="60"/>
+              <w:right w:type="dxa" w:w="110"/>
+            </w:tcMar>
+            <w:vAlign w:val="center"/>
+          </w:tcPr>
+          <w:p>
+            <w:pPr>
+              <w:spacing w:after="26" w:before="26" w:line="252" w:lineRule="auto"/>
+            </w:pPr>
+            <w:r>
+              <w:rPr>
+                <w:rFonts w:ascii="Calibri" w:cs="Calibri" w:eastAsia="Calibri" w:hAnsi="Calibri"/>
+                <w:b w:val="false"/>
+                <w:bCs w:val="false"/>
+                <w:i w:val="false"/>
+                <w:iCs w:val="false"/>
+                <w:sz w:val="17"/>
+                <w:szCs w:val="17"/>
+              </w:rPr>
+              <w:t xml:space="preserve">0.8 m</w:t>
+            </w:r>
+          </w:p>
+        </w:tc>
+        <w:tc>
+          <w:tcPr>
+            <w:tcW w:type="dxa" w:w="1948"/>
+            <w:shd w:fill="FFFFFF" w:color="auto" w:val="clear"/>
+            <w:tcMar>
+              <w:top w:type="dxa" w:w="60"/>
+              <w:left w:type="dxa" w:w="110"/>
+              <w:bottom w:type="dxa" w:w="60"/>
+              <w:right w:type="dxa" w:w="110"/>
+            </w:tcMar>
+            <w:vAlign w:val="center"/>
+          </w:tcPr>
+          <w:p>
+            <w:pPr>
+              <w:spacing w:after="26" w:before="26" w:line="252" w:lineRule="auto"/>
+            </w:pPr>
+            <w:r>
+              <w:rPr>
+                <w:rFonts w:ascii="Calibri" w:cs="Calibri" w:eastAsia="Calibri" w:hAnsi="Calibri"/>
+                <w:b w:val="false"/>
+                <w:bCs w:val="false"/>
+                <w:i w:val="false"/>
+                <w:iCs w:val="false"/>
+                <w:sz w:val="17"/>
+                <w:szCs w:val="17"/>
+              </w:rPr>
+              <w:t xml:space="preserve">1.0 m</w:t>
+            </w:r>
+          </w:p>
+        </w:tc>
+        <w:tc>
+          <w:tcPr>
+            <w:tcW w:type="dxa" w:w="1948"/>
+            <w:shd w:fill="FFFFFF" w:color="auto" w:val="clear"/>
+            <w:tcMar>
+              <w:top w:type="dxa" w:w="60"/>
+              <w:left w:type="dxa" w:w="110"/>
+              <w:bottom w:type="dxa" w:w="60"/>
+              <w:right w:type="dxa" w:w="110"/>
+            </w:tcMar>
+            <w:vAlign w:val="center"/>
+          </w:tcPr>
+          <w:p>
+            <w:pPr>
+              <w:spacing w:after="26" w:before="26" w:line="252" w:lineRule="auto"/>
+            </w:pPr>
+            <w:r>
+              <w:rPr>
+                <w:rFonts w:ascii="Calibri" w:cs="Calibri" w:eastAsia="Calibri" w:hAnsi="Calibri"/>
+                <w:b w:val="false"/>
+                <w:bCs w:val="false"/>
+                <w:i w:val="false"/>
+                <w:iCs w:val="false"/>
+                <w:sz w:val="17"/>
+                <w:szCs w:val="17"/>
+              </w:rPr>
+              <w:t xml:space="preserve">14</w:t>
+            </w:r>
+          </w:p>
+        </w:tc>
+      </w:tr>
+    </w:tbl>
+    <w:p>
+      <w:pPr>
+        <w:spacing w:after="80" w:before="0"/>
+      </w:pPr>
+    </w:p>
+    <w:p>
+      <w:pPr>
+        <w:keepNext/>
+        <w:spacing w:after="50" w:before="160" w:line="276" w:lineRule="auto"/>
+        <w:ind w:left="140"/>
+      </w:pPr>
+      <w:r>
+        <w:rPr>
+          <w:rFonts w:ascii="Calibri" w:cs="Calibri" w:eastAsia="Calibri" w:hAnsi="Calibri"/>
+          <w:b/>
+          <w:bCs/>
+          <w:i w:val="false"/>
+          <w:iCs w:val="false"/>
+          <w:color w:val="2E5496"/>
+          <w:sz w:val="21"/>
+          <w:szCs w:val="21"/>
+        </w:rPr>
+        <w:t xml:space="preserve">14.5° full-depth system</w:t>
+      </w:r>
+    </w:p>
+    <w:p>
+      <w:pPr>
+        <w:spacing w:after="150" w:before="0" w:line="340" w:lineRule="auto"/>
+        <w:ind w:left="140"/>
+      </w:pPr>
+      <w:r>
+        <w:rPr>
+          <w:rFonts w:ascii="Calibri" w:cs="Calibri" w:eastAsia="Calibri" w:hAnsi="Calibri"/>
+          <w:b/>
+          <w:bCs/>
+          <w:i w:val="false"/>
+          <w:iCs w:val="false"/>
+          <w:sz w:val="21"/>
+          <w:szCs w:val="21"/>
+        </w:rPr>
+        <w:t xml:space="preserve">Advantages:</w:t>
+      </w:r>
+      <w:r>
+        <w:rPr>
+          <w:rFonts w:ascii="Calibri" w:cs="Calibri" w:eastAsia="Calibri" w:hAnsi="Calibri"/>
+          <w:b w:val="false"/>
+          <w:bCs w:val="false"/>
+          <w:i w:val="false"/>
+          <w:iCs w:val="false"/>
+          <w:sz w:val="21"/>
+          <w:szCs w:val="21"/>
+        </w:rPr>
+        <w:t xml:space="preserve"> higher contact ratio, so meshing is smoother and quieter; smaller radial (separating) force, so bearing loads are lower.</w:t>
+      </w:r>
+    </w:p>
+    <w:p>
+      <w:pPr>
+        <w:spacing w:after="150" w:before="0" w:line="340" w:lineRule="auto"/>
+        <w:ind w:left="140"/>
+      </w:pPr>
+      <w:r>
+        <w:rPr>
+          <w:rFonts w:ascii="Calibri" w:cs="Calibri" w:eastAsia="Calibri" w:hAnsi="Calibri"/>
+          <w:b/>
+          <w:bCs/>
+          <w:i w:val="false"/>
+          <w:iCs w:val="false"/>
+          <w:sz w:val="21"/>
+          <w:szCs w:val="21"/>
+        </w:rPr>
+        <w:t xml:space="preserve">Disadvantages:</w:t>
+      </w:r>
+      <w:r>
+        <w:rPr>
+          <w:rFonts w:ascii="Calibri" w:cs="Calibri" w:eastAsia="Calibri" w:hAnsi="Calibri"/>
+          <w:b w:val="false"/>
+          <w:bCs w:val="false"/>
+          <w:i w:val="false"/>
+          <w:iCs w:val="false"/>
+          <w:sz w:val="21"/>
+          <w:szCs w:val="21"/>
+        </w:rPr>
+        <w:t xml:space="preserve"> narrower tooth base (weaker in bending); undercutting (interference) occurs when the pinion has fewer than 32 teeth, so gears must be larger; lower surface strength and wear resistance.</w:t>
+      </w:r>
+    </w:p>
+    <w:p>
+      <w:pPr>
+        <w:keepNext/>
+        <w:spacing w:after="50" w:before="160" w:line="276" w:lineRule="auto"/>
+        <w:ind w:left="140"/>
+      </w:pPr>
+      <w:r>
+        <w:rPr>
+          <w:rFonts w:ascii="Calibri" w:cs="Calibri" w:eastAsia="Calibri" w:hAnsi="Calibri"/>
+          <w:b/>
+          <w:bCs/>
+          <w:i w:val="false"/>
+          <w:iCs w:val="false"/>
+          <w:color w:val="2E5496"/>
+          <w:sz w:val="21"/>
+          <w:szCs w:val="21"/>
+        </w:rPr>
+        <w:t xml:space="preserve">20° full-depth system</w:t>
+      </w:r>
+    </w:p>
+    <w:p>
+      <w:pPr>
+        <w:spacing w:after="150" w:before="0" w:line="340" w:lineRule="auto"/>
+        <w:ind w:left="140"/>
+      </w:pPr>
+      <w:r>
+        <w:rPr>
+          <w:rFonts w:ascii="Calibri" w:cs="Calibri" w:eastAsia="Calibri" w:hAnsi="Calibri"/>
+          <w:b/>
+          <w:bCs/>
+          <w:i w:val="false"/>
+          <w:iCs w:val="false"/>
+          <w:sz w:val="21"/>
+          <w:szCs w:val="21"/>
+        </w:rPr>
+        <w:t xml:space="preserve">Advantages:</w:t>
+      </w:r>
+      <w:r>
+        <w:rPr>
+          <w:rFonts w:ascii="Calibri" w:cs="Calibri" w:eastAsia="Calibri" w:hAnsi="Calibri"/>
+          <w:b w:val="false"/>
+          <w:bCs w:val="false"/>
+          <w:i w:val="false"/>
+          <w:iCs w:val="false"/>
+          <w:sz w:val="21"/>
+          <w:szCs w:val="21"/>
+        </w:rPr>
+        <w:t xml:space="preserve"> wider tooth base (stronger tooth, more load capacity); no interference down to 18 teeth, so smaller and lighter gears are possible; better wear resistance because of larger radius of curvature at contact.</w:t>
+      </w:r>
+    </w:p>
+    <w:p>
+      <w:pPr>
+        <w:spacing w:after="150" w:before="0" w:line="340" w:lineRule="auto"/>
+        <w:ind w:left="140"/>
+      </w:pPr>
+      <w:r>
+        <w:rPr>
+          <w:rFonts w:ascii="Calibri" w:cs="Calibri" w:eastAsia="Calibri" w:hAnsi="Calibri"/>
+          <w:b/>
+          <w:bCs/>
+          <w:i w:val="false"/>
+          <w:iCs w:val="false"/>
+          <w:sz w:val="21"/>
+          <w:szCs w:val="21"/>
+        </w:rPr>
+        <w:t xml:space="preserve">Disadvantages:</w:t>
+      </w:r>
+      <w:r>
+        <w:rPr>
+          <w:rFonts w:ascii="Calibri" w:cs="Calibri" w:eastAsia="Calibri" w:hAnsi="Calibri"/>
+          <w:b w:val="false"/>
+          <w:bCs w:val="false"/>
+          <w:i w:val="false"/>
+          <w:iCs w:val="false"/>
+          <w:sz w:val="21"/>
+          <w:szCs w:val="21"/>
+        </w:rPr>
+        <w:t xml:space="preserve"> larger radial force on shafts and bearings; slightly lower contact ratio and marginally more noise.</w:t>
+      </w:r>
+    </w:p>
+    <w:p>
+      <w:pPr>
+        <w:spacing w:after="150" w:before="0" w:line="340" w:lineRule="auto"/>
+        <w:ind w:left="140"/>
+      </w:pPr>
+      <w:r>
+        <w:rPr>
+          <w:rFonts w:ascii="Calibri" w:cs="Calibri" w:eastAsia="Calibri" w:hAnsi="Calibri"/>
+          <w:b w:val="false"/>
+          <w:bCs w:val="false"/>
+          <w:i w:val="false"/>
+          <w:iCs w:val="false"/>
+          <w:sz w:val="21"/>
+          <w:szCs w:val="21"/>
+        </w:rPr>
+        <w:t xml:space="preserve">Because of these benefits the </w:t>
       </w:r>
       <w:r>
         <w:rPr>
@@ -168,13 +947,13 @@
           <w:sz w:val="21"/>
           <w:szCs w:val="21"/>
         </w:rPr>
-        <w:t xml:space="preserve"> has a wider, stronger tooth, needs only ≥ 18 teeth and resists wear better; the radial force is larger but it is now the most used standard.</w:t>
+        <w:t xml:space="preserve"> system is now the most widely used standard (IS and AGMA), and the stub form is used mainly in automotive gearboxes where space is restricted.</w:t>
       </w:r>
     </w:p>
     <w:p>
       <w:pPr>
         <w:keepNext/>
-        <w:spacing w:after="40" w:before="160" w:line="276" w:lineRule="auto"/>
+        <w:spacing w:after="60" w:before="260" w:line="276" w:lineRule="auto"/>
       </w:pPr>
       <w:r>
         <w:rPr>
@@ -200,6 +979,120 @@
           <w:szCs w:val="21"/>
         </w:rPr>
         <w:t xml:space="preserve">Law of gearing.</w:t>
+      </w:r>
+    </w:p>
+    <w:p>
+      <w:pPr>
+        <w:spacing w:after="150" w:before="0" w:line="340" w:lineRule="auto"/>
+        <w:ind w:left="140"/>
+      </w:pPr>
+      <w:r>
+        <w:rPr>
+          <w:rFonts w:ascii="Calibri" w:cs="Calibri" w:eastAsia="Calibri" w:hAnsi="Calibri"/>
+          <w:b w:val="false"/>
+          <w:bCs w:val="false"/>
+          <w:i w:val="false"/>
+          <w:iCs w:val="false"/>
+          <w:sz w:val="21"/>
+          <w:szCs w:val="21"/>
+        </w:rPr>
+        <w:t xml:space="preserve">For two mating gears to transmit motion with a </w:t>
+      </w:r>
+      <w:r>
+        <w:rPr>
+          <w:rFonts w:ascii="Calibri" w:cs="Calibri" w:eastAsia="Calibri" w:hAnsi="Calibri"/>
+          <w:b/>
+          <w:bCs/>
+          <w:i w:val="false"/>
+          <w:iCs w:val="false"/>
+          <w:sz w:val="21"/>
+          <w:szCs w:val="21"/>
+        </w:rPr>
+        <w:t xml:space="preserve">constant velocity ratio</w:t>
+      </w:r>
+      <w:r>
+        <w:rPr>
+          <w:rFonts w:ascii="Calibri" w:cs="Calibri" w:eastAsia="Calibri" w:hAnsi="Calibri"/>
+          <w:b w:val="false"/>
+          <w:bCs w:val="false"/>
+          <w:i w:val="false"/>
+          <w:iCs w:val="false"/>
+          <w:sz w:val="21"/>
+          <w:szCs w:val="21"/>
+        </w:rPr>
+        <w:t xml:space="preserve"> (so the driven shaft does not jerk), the shape of the tooth profiles must satisfy a particular geometrical condition. This condition is called the </w:t>
+      </w:r>
+      <w:r>
+        <w:rPr>
+          <w:rFonts w:ascii="Calibri" w:cs="Calibri" w:eastAsia="Calibri" w:hAnsi="Calibri"/>
+          <w:b/>
+          <w:bCs/>
+          <w:i w:val="false"/>
+          <w:iCs w:val="false"/>
+          <w:sz w:val="21"/>
+          <w:szCs w:val="21"/>
+        </w:rPr>
+        <w:t xml:space="preserve">law of gearing</w:t>
+      </w:r>
+      <w:r>
+        <w:rPr>
+          <w:rFonts w:ascii="Calibri" w:cs="Calibri" w:eastAsia="Calibri" w:hAnsi="Calibri"/>
+          <w:b w:val="false"/>
+          <w:bCs w:val="false"/>
+          <w:i w:val="false"/>
+          <w:iCs w:val="false"/>
+          <w:sz w:val="21"/>
+          <w:szCs w:val="21"/>
+        </w:rPr>
+        <w:t xml:space="preserve">, and both the </w:t>
+      </w:r>
+      <w:r>
+        <w:rPr>
+          <w:rFonts w:ascii="Calibri" w:cs="Calibri" w:eastAsia="Calibri" w:hAnsi="Calibri"/>
+          <w:b/>
+          <w:bCs/>
+          <w:i w:val="false"/>
+          <w:iCs w:val="false"/>
+          <w:sz w:val="21"/>
+          <w:szCs w:val="21"/>
+        </w:rPr>
+        <w:t xml:space="preserve">involute</w:t>
+      </w:r>
+      <w:r>
+        <w:rPr>
+          <w:rFonts w:ascii="Calibri" w:cs="Calibri" w:eastAsia="Calibri" w:hAnsi="Calibri"/>
+          <w:b w:val="false"/>
+          <w:bCs w:val="false"/>
+          <w:i w:val="false"/>
+          <w:iCs w:val="false"/>
+          <w:sz w:val="21"/>
+          <w:szCs w:val="21"/>
+        </w:rPr>
+        <w:t xml:space="preserve"> and the </w:t>
+      </w:r>
+      <w:r>
+        <w:rPr>
+          <w:rFonts w:ascii="Calibri" w:cs="Calibri" w:eastAsia="Calibri" w:hAnsi="Calibri"/>
+          <w:b/>
+          <w:bCs/>
+          <w:i w:val="false"/>
+          <w:iCs w:val="false"/>
+          <w:sz w:val="21"/>
+          <w:szCs w:val="21"/>
+        </w:rPr>
+        <w:t xml:space="preserve">cycloidal</w:t>
+      </w:r>
+      <w:r>
+        <w:rPr>
+          <w:rFonts w:ascii="Calibri" w:cs="Calibri" w:eastAsia="Calibri" w:hAnsi="Calibri"/>
+          <w:b w:val="false"/>
+          <w:bCs w:val="false"/>
+          <w:i w:val="false"/>
+          <w:iCs w:val="false"/>
+          <w:sz w:val="21"/>
+          <w:szCs w:val="21"/>
+        </w:rPr>
+        <w:t xml:space="preserve"> profiles satisfy it exactly — which is why they are used in all modern gears (involute almost exclusively because it is easier to manufacture and insensitive to centre-distance error).</w:t>
       </w:r>
     </w:p>
     <w:tbl>
@@ -222,9 +1115,9 @@
           <w:tcPr>
             <w:shd w:fill="EAF1FB" w:color="auto" w:val="clear"/>
             <w:tcMar>
-              <w:top w:type="dxa" w:w="60"/>
+              <w:top w:type="dxa" w:w="80"/>
               <w:left w:type="dxa" w:w="200"/>
-              <w:bottom w:type="dxa" w:w="60"/>
+              <w:bottom w:type="dxa" w:w="80"/>
               <w:right w:type="dxa" w:w="200"/>
             </w:tcMar>
           </w:tcPr>
@@ -255,7 +1148,31 @@
                 <w:sz w:val="19"/>
                 <w:szCs w:val="19"/>
               </w:rPr>
-              <w:t xml:space="preserve">For a constant velocity ratio, the common normal at the point of contact of the two mating teeth must always pass through a fixed point (the pitch point P) on the line of centres.</w:t>
+              <w:t xml:space="preserve">For a constant velocity ratio, the common normal at the point of contact of the two mating teeth must always pass through a fixed point — the </w:t>
+            </w:r>
+            <w:r>
+              <w:rPr>
+                <w:rFonts w:ascii="Calibri" w:cs="Calibri" w:eastAsia="Calibri" w:hAnsi="Calibri"/>
+                <w:b/>
+                <w:bCs/>
+                <w:i w:val="false"/>
+                <w:iCs w:val="false"/>
+                <w:sz w:val="19"/>
+                <w:szCs w:val="19"/>
+              </w:rPr>
+              <w:t xml:space="preserve">pitch point P</w:t>
+            </w:r>
+            <w:r>
+              <w:rPr>
+                <w:rFonts w:ascii="Calibri" w:cs="Calibri" w:eastAsia="Calibri" w:hAnsi="Calibri"/>
+                <w:b w:val="false"/>
+                <w:bCs w:val="false"/>
+                <w:i w:val="false"/>
+                <w:iCs w:val="false"/>
+                <w:sz w:val="19"/>
+                <w:szCs w:val="19"/>
+              </w:rPr>
+              <w:t xml:space="preserve"> — on the line joining the centres of the gears.</w:t>
             </w:r>
           </w:p>
         </w:tc>
@@ -263,13 +1180,13 @@
     </w:tbl>
     <w:p>
       <w:pPr>
-        <w:spacing w:after="40" w:before="0"/>
+        <w:spacing w:after="80" w:before="0"/>
       </w:pPr>
     </w:p>
     <w:p>
       <w:pPr>
         <w:keepNext/>
-        <w:spacing w:after="40" w:before="160" w:line="276" w:lineRule="auto"/>
+        <w:spacing w:after="60" w:before="260" w:line="276" w:lineRule="auto"/>
       </w:pPr>
       <w:r>
         <w:rPr>
@@ -299,7 +1216,7 @@
     </w:p>
     <w:p>
       <w:pPr>
-        <w:spacing w:after="60" w:before="0" w:line="276" w:lineRule="auto"/>
+        <w:spacing w:after="150" w:before="0" w:line="340" w:lineRule="auto"/>
         <w:ind w:left="140"/>
       </w:pPr>
       <w:r>
@@ -312,7 +1229,31 @@
           <w:sz w:val="21"/>
           <w:szCs w:val="21"/>
         </w:rPr>
-        <w:t xml:space="preserve">Treating a gear tooth as a cantilever loaded at the tip, the Lewis equation gives the tangential load the tooth can carry before it yields in bending.</w:t>
+        <w:t xml:space="preserve">A spur-gear tooth is treated as a </w:t>
+      </w:r>
+      <w:r>
+        <w:rPr>
+          <w:rFonts w:ascii="Calibri" w:cs="Calibri" w:eastAsia="Calibri" w:hAnsi="Calibri"/>
+          <w:b/>
+          <w:bCs/>
+          <w:i w:val="false"/>
+          <w:iCs w:val="false"/>
+          <w:sz w:val="21"/>
+          <w:szCs w:val="21"/>
+        </w:rPr>
+        <w:t xml:space="preserve">cantilever beam</w:t>
+      </w:r>
+      <w:r>
+        <w:rPr>
+          <w:rFonts w:ascii="Calibri" w:cs="Calibri" w:eastAsia="Calibri" w:hAnsi="Calibri"/>
+          <w:b w:val="false"/>
+          <w:bCs w:val="false"/>
+          <w:i w:val="false"/>
+          <w:iCs w:val="false"/>
+          <w:sz w:val="21"/>
+          <w:szCs w:val="21"/>
+        </w:rPr>
+        <w:t xml:space="preserve"> fixed at the root and loaded by the full tangential tooth force at its tip. The maximum bending stress is set equal to the permissible stress of the material, and the formula is rearranged to give the tangential load the tooth can safely transmit — this is the beam strength (Lewis equation).</w:t>
       </w:r>
     </w:p>
     <w:tbl>
@@ -335,9 +1276,9 @@
           <w:tcPr>
             <w:shd w:fill="EAF1FB" w:color="auto" w:val="clear"/>
             <w:tcMar>
-              <w:top w:type="dxa" w:w="60"/>
+              <w:top w:type="dxa" w:w="80"/>
               <w:left w:type="dxa" w:w="200"/>
-              <w:bottom w:type="dxa" w:w="60"/>
+              <w:bottom w:type="dxa" w:w="80"/>
               <w:right w:type="dxa" w:w="200"/>
             </w:tcMar>
           </w:tcPr>
@@ -361,6 +1302,18 @@
             <w:r>
               <w:rPr>
                 <w:rFonts w:ascii="Calibri" w:cs="Calibri" w:eastAsia="Calibri" w:hAnsi="Calibri"/>
+                <w:b w:val="false"/>
+                <w:bCs w:val="false"/>
+                <w:i w:val="false"/>
+                <w:iCs w:val="false"/>
+                <w:sz w:val="19"/>
+                <w:szCs w:val="19"/>
+              </w:rPr>
+              <w:t xml:space="preserve">Sb = m · b · σb · Y  (N),   where </w:t>
+            </w:r>
+            <w:r>
+              <w:rPr>
+                <w:rFonts w:ascii="Calibri" w:cs="Calibri" w:eastAsia="Calibri" w:hAnsi="Calibri"/>
                 <w:b/>
                 <w:bCs/>
                 <w:i w:val="false"/>
@@ -368,7 +1321,7 @@
                 <w:sz w:val="19"/>
                 <w:szCs w:val="19"/>
               </w:rPr>
-              <w:t xml:space="preserve">Sb = m · b · σb · Y</w:t>
+              <w:t xml:space="preserve">Y = π · y</w:t>
             </w:r>
             <w:r>
               <w:rPr>
@@ -380,7 +1333,7 @@
                 <w:sz w:val="19"/>
                 <w:szCs w:val="19"/>
               </w:rPr>
-              <w:t xml:space="preserve"> (N), where </w:t>
+              <w:t xml:space="preserve"> (Lewis form factor).  For 20° full-depth teeth:  y = </w:t>
             </w:r>
             <w:r>
               <w:rPr>
@@ -392,7 +1345,7 @@
                 <w:sz w:val="19"/>
                 <w:szCs w:val="19"/>
               </w:rPr>
-              <w:t xml:space="preserve">Y = π y</w:t>
+              <w:t xml:space="preserve">0.154 − 0.912 / z</w:t>
             </w:r>
             <w:r>
               <w:rPr>
@@ -404,7 +1357,7 @@
                 <w:sz w:val="19"/>
                 <w:szCs w:val="19"/>
               </w:rPr>
-              <w:t xml:space="preserve">; for 20° full-depth: </w:t>
+              <w:t xml:space="preserve">;   for 14.5° teeth:  y = </w:t>
             </w:r>
             <w:r>
               <w:rPr>
@@ -416,31 +1369,7 @@
                 <w:sz w:val="19"/>
                 <w:szCs w:val="19"/>
               </w:rPr>
-              <w:t xml:space="preserve">y = 0.154 − 0.912 / z</w:t>
-            </w:r>
-            <w:r>
-              <w:rPr>
-                <w:rFonts w:ascii="Calibri" w:cs="Calibri" w:eastAsia="Calibri" w:hAnsi="Calibri"/>
-                <w:b w:val="false"/>
-                <w:bCs w:val="false"/>
-                <w:i w:val="false"/>
-                <w:iCs w:val="false"/>
-                <w:sz w:val="19"/>
-                <w:szCs w:val="19"/>
-              </w:rPr>
-              <w:t xml:space="preserve">; for 14.5°: </w:t>
-            </w:r>
-            <w:r>
-              <w:rPr>
-                <w:rFonts w:ascii="Calibri" w:cs="Calibri" w:eastAsia="Calibri" w:hAnsi="Calibri"/>
-                <w:b/>
-                <w:bCs/>
-                <w:i w:val="false"/>
-                <w:iCs w:val="false"/>
-                <w:sz w:val="19"/>
-                <w:szCs w:val="19"/>
-              </w:rPr>
-              <w:t xml:space="preserve">y = 0.124 − 0.684 / z</w:t>
+              <w:t xml:space="preserve">0.124 − 0.684 / z</w:t>
             </w:r>
             <w:r>
               <w:rPr>
@@ -460,13 +1389,175 @@
     </w:tbl>
     <w:p>
       <w:pPr>
-        <w:spacing w:after="40" w:before="0"/>
-      </w:pPr>
+        <w:spacing w:after="80" w:before="0"/>
+      </w:pPr>
+    </w:p>
+    <w:p>
+      <w:pPr>
+        <w:spacing w:after="150" w:before="0" w:line="340" w:lineRule="auto"/>
+        <w:ind w:left="140"/>
+      </w:pPr>
+      <w:r>
+        <w:rPr>
+          <w:rFonts w:ascii="Calibri" w:cs="Calibri" w:eastAsia="Calibri" w:hAnsi="Calibri"/>
+          <w:b w:val="false"/>
+          <w:bCs w:val="false"/>
+          <w:i w:val="false"/>
+          <w:iCs w:val="false"/>
+          <w:sz w:val="21"/>
+          <w:szCs w:val="21"/>
+        </w:rPr>
+        <w:t xml:space="preserve">Here </w:t>
+      </w:r>
+      <w:r>
+        <w:rPr>
+          <w:rFonts w:ascii="Calibri" w:cs="Calibri" w:eastAsia="Calibri" w:hAnsi="Calibri"/>
+          <w:b/>
+          <w:bCs/>
+          <w:i w:val="false"/>
+          <w:iCs w:val="false"/>
+          <w:sz w:val="21"/>
+          <w:szCs w:val="21"/>
+        </w:rPr>
+        <w:t xml:space="preserve">m</w:t>
+      </w:r>
+      <w:r>
+        <w:rPr>
+          <w:rFonts w:ascii="Calibri" w:cs="Calibri" w:eastAsia="Calibri" w:hAnsi="Calibri"/>
+          <w:b w:val="false"/>
+          <w:bCs w:val="false"/>
+          <w:i w:val="false"/>
+          <w:iCs w:val="false"/>
+          <w:sz w:val="21"/>
+          <w:szCs w:val="21"/>
+        </w:rPr>
+        <w:t xml:space="preserve"> = module, </w:t>
+      </w:r>
+      <w:r>
+        <w:rPr>
+          <w:rFonts w:ascii="Calibri" w:cs="Calibri" w:eastAsia="Calibri" w:hAnsi="Calibri"/>
+          <w:b/>
+          <w:bCs/>
+          <w:i w:val="false"/>
+          <w:iCs w:val="false"/>
+          <w:sz w:val="21"/>
+          <w:szCs w:val="21"/>
+        </w:rPr>
+        <w:t xml:space="preserve">b</w:t>
+      </w:r>
+      <w:r>
+        <w:rPr>
+          <w:rFonts w:ascii="Calibri" w:cs="Calibri" w:eastAsia="Calibri" w:hAnsi="Calibri"/>
+          <w:b w:val="false"/>
+          <w:bCs w:val="false"/>
+          <w:i w:val="false"/>
+          <w:iCs w:val="false"/>
+          <w:sz w:val="21"/>
+          <w:szCs w:val="21"/>
+        </w:rPr>
+        <w:t xml:space="preserve"> = face width, </w:t>
+      </w:r>
+      <w:r>
+        <w:rPr>
+          <w:rFonts w:ascii="Calibri" w:cs="Calibri" w:eastAsia="Calibri" w:hAnsi="Calibri"/>
+          <w:b/>
+          <w:bCs/>
+          <w:i w:val="false"/>
+          <w:iCs w:val="false"/>
+          <w:sz w:val="21"/>
+          <w:szCs w:val="21"/>
+        </w:rPr>
+        <w:t xml:space="preserve">σb</w:t>
+      </w:r>
+      <w:r>
+        <w:rPr>
+          <w:rFonts w:ascii="Calibri" w:cs="Calibri" w:eastAsia="Calibri" w:hAnsi="Calibri"/>
+          <w:b w:val="false"/>
+          <w:bCs w:val="false"/>
+          <w:i w:val="false"/>
+          <w:iCs w:val="false"/>
+          <w:sz w:val="21"/>
+          <w:szCs w:val="21"/>
+        </w:rPr>
+        <w:t xml:space="preserve"> = permissible bending stress of the gear material and </w:t>
+      </w:r>
+      <w:r>
+        <w:rPr>
+          <w:rFonts w:ascii="Calibri" w:cs="Calibri" w:eastAsia="Calibri" w:hAnsi="Calibri"/>
+          <w:b/>
+          <w:bCs/>
+          <w:i w:val="false"/>
+          <w:iCs w:val="false"/>
+          <w:sz w:val="21"/>
+          <w:szCs w:val="21"/>
+        </w:rPr>
+        <w:t xml:space="preserve">z</w:t>
+      </w:r>
+      <w:r>
+        <w:rPr>
+          <w:rFonts w:ascii="Calibri" w:cs="Calibri" w:eastAsia="Calibri" w:hAnsi="Calibri"/>
+          <w:b w:val="false"/>
+          <w:bCs w:val="false"/>
+          <w:i w:val="false"/>
+          <w:iCs w:val="false"/>
+          <w:sz w:val="21"/>
+          <w:szCs w:val="21"/>
+        </w:rPr>
+        <w:t xml:space="preserve"> = number of teeth of the gear being considered (always use the weaker gear — usually the pinion). The equation gives static beam strength only; the dynamic (velocity) effect is included separately through the </w:t>
+      </w:r>
+      <w:r>
+        <w:rPr>
+          <w:rFonts w:ascii="Calibri" w:cs="Calibri" w:eastAsia="Calibri" w:hAnsi="Calibri"/>
+          <w:b/>
+          <w:bCs/>
+          <w:i w:val="false"/>
+          <w:iCs w:val="false"/>
+          <w:sz w:val="21"/>
+          <w:szCs w:val="21"/>
+        </w:rPr>
+        <w:t xml:space="preserve">Barth velocity factor Cv</w:t>
+      </w:r>
+      <w:r>
+        <w:rPr>
+          <w:rFonts w:ascii="Calibri" w:cs="Calibri" w:eastAsia="Calibri" w:hAnsi="Calibri"/>
+          <w:b w:val="false"/>
+          <w:bCs w:val="false"/>
+          <w:i w:val="false"/>
+          <w:iCs w:val="false"/>
+          <w:sz w:val="21"/>
+          <w:szCs w:val="21"/>
+        </w:rPr>
+        <w:t xml:space="preserve">, and stress concentration at the fillet through a factor </w:t>
+      </w:r>
+      <w:r>
+        <w:rPr>
+          <w:rFonts w:ascii="Calibri" w:cs="Calibri" w:eastAsia="Calibri" w:hAnsi="Calibri"/>
+          <w:b/>
+          <w:bCs/>
+          <w:i w:val="false"/>
+          <w:iCs w:val="false"/>
+          <w:sz w:val="21"/>
+          <w:szCs w:val="21"/>
+        </w:rPr>
+        <w:t xml:space="preserve">Kf</w:t>
+      </w:r>
+      <w:r>
+        <w:rPr>
+          <w:rFonts w:ascii="Calibri" w:cs="Calibri" w:eastAsia="Calibri" w:hAnsi="Calibri"/>
+          <w:b w:val="false"/>
+          <w:bCs w:val="false"/>
+          <w:i w:val="false"/>
+          <w:iCs w:val="false"/>
+          <w:sz w:val="21"/>
+          <w:szCs w:val="21"/>
+        </w:rPr>
+        <w:t xml:space="preserve">.</w:t>
+      </w:r>
     </w:p>
     <w:p>
       <w:pPr>
         <w:keepNext/>
-        <w:spacing w:after="40" w:before="160" w:line="276" w:lineRule="auto"/>
+        <w:spacing w:after="60" w:before="260" w:line="276" w:lineRule="auto"/>
       </w:pPr>
       <w:r>
         <w:rPr>
@@ -496,7 +1587,7 @@
     </w:p>
     <w:p>
       <w:pPr>
-        <w:spacing w:after="60" w:before="0" w:line="276" w:lineRule="auto"/>
+        <w:spacing w:after="150" w:before="0" w:line="340" w:lineRule="auto"/>
         <w:ind w:left="140"/>
       </w:pPr>
       <w:r>
@@ -509,43 +1600,1119 @@
           <w:sz w:val="21"/>
           <w:szCs w:val="21"/>
         </w:rPr>
-        <w:t xml:space="preserve">Select by: </w:t>
-      </w:r>
-      <w:r>
-        <w:rPr>
-          <w:rFonts w:ascii="Calibri" w:cs="Calibri" w:eastAsia="Calibri" w:hAnsi="Calibri"/>
-          <w:b/>
-          <w:bCs/>
-          <w:i w:val="false"/>
-          <w:iCs w:val="false"/>
-          <w:sz w:val="21"/>
-          <w:szCs w:val="21"/>
-        </w:rPr>
-        <w:t xml:space="preserve">type of load</w:t>
-      </w:r>
-      <w:r>
-        <w:rPr>
-          <w:rFonts w:ascii="Calibri" w:cs="Calibri" w:eastAsia="Calibri" w:hAnsi="Calibri"/>
-          <w:b w:val="false"/>
-          <w:bCs w:val="false"/>
-          <w:i w:val="false"/>
-          <w:iCs w:val="false"/>
-          <w:sz w:val="21"/>
-          <w:szCs w:val="21"/>
-        </w:rPr>
-        <w:t xml:space="preserve"> (radial / thrust / combined), </w:t>
-      </w:r>
-      <w:r>
-        <w:rPr>
-          <w:rFonts w:ascii="Calibri" w:cs="Calibri" w:eastAsia="Calibri" w:hAnsi="Calibri"/>
-          <w:b/>
-          <w:bCs/>
-          <w:i w:val="false"/>
-          <w:iCs w:val="false"/>
-          <w:sz w:val="21"/>
-          <w:szCs w:val="21"/>
-        </w:rPr>
-        <w:t xml:space="preserve">magnitude and direction</w:t>
+        <w:t xml:space="preserve">A bearing is picked from the catalogue by matching its ratings and geometry to the shaft requirements. The main parameters that must be considered are:</w:t>
+      </w:r>
+    </w:p>
+    <w:p>
+      <w:pPr>
+        <w:spacing w:after="60" w:before="60" w:line="320" w:lineRule="auto"/>
+        <w:ind w:left="480" w:hanging="200"/>
+      </w:pPr>
+      <w:r>
+        <w:rPr>
+          <w:rFonts w:ascii="Calibri" w:cs="Calibri" w:eastAsia="Calibri" w:hAnsi="Calibri"/>
+          <w:b/>
+          <w:bCs/>
+          <w:i w:val="false"/>
+          <w:iCs w:val="false"/>
+          <w:color w:val="1F3864"/>
+          <w:sz w:val="21"/>
+          <w:szCs w:val="21"/>
+        </w:rPr>
+        <w:t xml:space="preserve">• </w:t>
+      </w:r>
+      <w:r>
+        <w:rPr>
+          <w:rFonts w:ascii="Calibri" w:cs="Calibri" w:eastAsia="Calibri" w:hAnsi="Calibri"/>
+          <w:b/>
+          <w:bCs/>
+          <w:i w:val="false"/>
+          <w:iCs w:val="false"/>
+          <w:sz w:val="21"/>
+          <w:szCs w:val="21"/>
+        </w:rPr>
+        <w:t xml:space="preserve">Type of load</w:t>
+      </w:r>
+      <w:r>
+        <w:rPr>
+          <w:rFonts w:ascii="Calibri" w:cs="Calibri" w:eastAsia="Calibri" w:hAnsi="Calibri"/>
+          <w:b w:val="false"/>
+          <w:bCs w:val="false"/>
+          <w:i w:val="false"/>
+          <w:iCs w:val="false"/>
+          <w:sz w:val="21"/>
+          <w:szCs w:val="21"/>
+        </w:rPr>
+        <w:t xml:space="preserve"> — purely radial, purely thrust, or combined; and whether it is steady or shock.</w:t>
+      </w:r>
+    </w:p>
+    <w:p>
+      <w:pPr>
+        <w:spacing w:after="60" w:before="60" w:line="320" w:lineRule="auto"/>
+        <w:ind w:left="480" w:hanging="200"/>
+      </w:pPr>
+      <w:r>
+        <w:rPr>
+          <w:rFonts w:ascii="Calibri" w:cs="Calibri" w:eastAsia="Calibri" w:hAnsi="Calibri"/>
+          <w:b/>
+          <w:bCs/>
+          <w:i w:val="false"/>
+          <w:iCs w:val="false"/>
+          <w:color w:val="1F3864"/>
+          <w:sz w:val="21"/>
+          <w:szCs w:val="21"/>
+        </w:rPr>
+        <w:t xml:space="preserve">• </w:t>
+      </w:r>
+      <w:r>
+        <w:rPr>
+          <w:rFonts w:ascii="Calibri" w:cs="Calibri" w:eastAsia="Calibri" w:hAnsi="Calibri"/>
+          <w:b/>
+          <w:bCs/>
+          <w:i w:val="false"/>
+          <w:iCs w:val="false"/>
+          <w:sz w:val="21"/>
+          <w:szCs w:val="21"/>
+        </w:rPr>
+        <w:t xml:space="preserve">Magnitude of load and shaft speed</w:t>
+      </w:r>
+      <w:r>
+        <w:rPr>
+          <w:rFonts w:ascii="Calibri" w:cs="Calibri" w:eastAsia="Calibri" w:hAnsi="Calibri"/>
+          <w:b w:val="false"/>
+          <w:bCs w:val="false"/>
+          <w:i w:val="false"/>
+          <w:iCs w:val="false"/>
+          <w:sz w:val="21"/>
+          <w:szCs w:val="21"/>
+        </w:rPr>
+        <w:t xml:space="preserve"> — these set the required </w:t>
+      </w:r>
+      <w:r>
+        <w:rPr>
+          <w:rFonts w:ascii="Calibri" w:cs="Calibri" w:eastAsia="Calibri" w:hAnsi="Calibri"/>
+          <w:b/>
+          <w:bCs/>
+          <w:i w:val="false"/>
+          <w:iCs w:val="false"/>
+          <w:sz w:val="21"/>
+          <w:szCs w:val="21"/>
+        </w:rPr>
+        <w:t xml:space="preserve">dynamic capacity C</w:t>
+      </w:r>
+      <w:r>
+        <w:rPr>
+          <w:rFonts w:ascii="Calibri" w:cs="Calibri" w:eastAsia="Calibri" w:hAnsi="Calibri"/>
+          <w:b w:val="false"/>
+          <w:bCs w:val="false"/>
+          <w:i w:val="false"/>
+          <w:iCs w:val="false"/>
+          <w:sz w:val="21"/>
+          <w:szCs w:val="21"/>
+        </w:rPr>
+        <w:t xml:space="preserve"> for the chosen life.</w:t>
+      </w:r>
+    </w:p>
+    <w:p>
+      <w:pPr>
+        <w:spacing w:after="60" w:before="60" w:line="320" w:lineRule="auto"/>
+        <w:ind w:left="480" w:hanging="200"/>
+      </w:pPr>
+      <w:r>
+        <w:rPr>
+          <w:rFonts w:ascii="Calibri" w:cs="Calibri" w:eastAsia="Calibri" w:hAnsi="Calibri"/>
+          <w:b/>
+          <w:bCs/>
+          <w:i w:val="false"/>
+          <w:iCs w:val="false"/>
+          <w:color w:val="1F3864"/>
+          <w:sz w:val="21"/>
+          <w:szCs w:val="21"/>
+        </w:rPr>
+        <w:t xml:space="preserve">• </w:t>
+      </w:r>
+      <w:r>
+        <w:rPr>
+          <w:rFonts w:ascii="Calibri" w:cs="Calibri" w:eastAsia="Calibri" w:hAnsi="Calibri"/>
+          <w:b/>
+          <w:bCs/>
+          <w:i w:val="false"/>
+          <w:iCs w:val="false"/>
+          <w:sz w:val="21"/>
+          <w:szCs w:val="21"/>
+        </w:rPr>
+        <w:t xml:space="preserve">Expected life (L10)</w:t>
+      </w:r>
+      <w:r>
+        <w:rPr>
+          <w:rFonts w:ascii="Calibri" w:cs="Calibri" w:eastAsia="Calibri" w:hAnsi="Calibri"/>
+          <w:b w:val="false"/>
+          <w:bCs w:val="false"/>
+          <w:i w:val="false"/>
+          <w:iCs w:val="false"/>
+          <w:sz w:val="21"/>
+          <w:szCs w:val="21"/>
+        </w:rPr>
+        <w:t xml:space="preserve"> — hours or million revolutions the bearing must survive before fatigue spalling.</w:t>
+      </w:r>
+    </w:p>
+    <w:p>
+      <w:pPr>
+        <w:spacing w:after="60" w:before="60" w:line="320" w:lineRule="auto"/>
+        <w:ind w:left="480" w:hanging="200"/>
+      </w:pPr>
+      <w:r>
+        <w:rPr>
+          <w:rFonts w:ascii="Calibri" w:cs="Calibri" w:eastAsia="Calibri" w:hAnsi="Calibri"/>
+          <w:b/>
+          <w:bCs/>
+          <w:i w:val="false"/>
+          <w:iCs w:val="false"/>
+          <w:color w:val="1F3864"/>
+          <w:sz w:val="21"/>
+          <w:szCs w:val="21"/>
+        </w:rPr>
+        <w:t xml:space="preserve">• </w:t>
+      </w:r>
+      <w:r>
+        <w:rPr>
+          <w:rFonts w:ascii="Calibri" w:cs="Calibri" w:eastAsia="Calibri" w:hAnsi="Calibri"/>
+          <w:b/>
+          <w:bCs/>
+          <w:i w:val="false"/>
+          <w:iCs w:val="false"/>
+          <w:sz w:val="21"/>
+          <w:szCs w:val="21"/>
+        </w:rPr>
+        <w:t xml:space="preserve">Shaft diameter and available space</w:t>
+      </w:r>
+      <w:r>
+        <w:rPr>
+          <w:rFonts w:ascii="Calibri" w:cs="Calibri" w:eastAsia="Calibri" w:hAnsi="Calibri"/>
+          <w:b w:val="false"/>
+          <w:bCs w:val="false"/>
+          <w:i w:val="false"/>
+          <w:iCs w:val="false"/>
+          <w:sz w:val="21"/>
+          <w:szCs w:val="21"/>
+        </w:rPr>
+        <w:t xml:space="preserve"> — bore d, outer diameter D and width B of the bearing all limit the choice.</w:t>
+      </w:r>
+    </w:p>
+    <w:p>
+      <w:pPr>
+        <w:spacing w:after="60" w:before="60" w:line="320" w:lineRule="auto"/>
+        <w:ind w:left="480" w:hanging="200"/>
+      </w:pPr>
+      <w:r>
+        <w:rPr>
+          <w:rFonts w:ascii="Calibri" w:cs="Calibri" w:eastAsia="Calibri" w:hAnsi="Calibri"/>
+          <w:b/>
+          <w:bCs/>
+          <w:i w:val="false"/>
+          <w:iCs w:val="false"/>
+          <w:color w:val="1F3864"/>
+          <w:sz w:val="21"/>
+          <w:szCs w:val="21"/>
+        </w:rPr>
+        <w:t xml:space="preserve">• </w:t>
+      </w:r>
+      <w:r>
+        <w:rPr>
+          <w:rFonts w:ascii="Calibri" w:cs="Calibri" w:eastAsia="Calibri" w:hAnsi="Calibri"/>
+          <w:b/>
+          <w:bCs/>
+          <w:i w:val="false"/>
+          <w:iCs w:val="false"/>
+          <w:sz w:val="21"/>
+          <w:szCs w:val="21"/>
+        </w:rPr>
+        <w:t xml:space="preserve">Required accuracy and stiffness</w:t>
+      </w:r>
+      <w:r>
+        <w:rPr>
+          <w:rFonts w:ascii="Calibri" w:cs="Calibri" w:eastAsia="Calibri" w:hAnsi="Calibri"/>
+          <w:b w:val="false"/>
+          <w:bCs w:val="false"/>
+          <w:i w:val="false"/>
+          <w:iCs w:val="false"/>
+          <w:sz w:val="21"/>
+          <w:szCs w:val="21"/>
+        </w:rPr>
+        <w:t xml:space="preserve"> — e.g. machine-tool spindles use precision classes P5 / P4.</w:t>
+      </w:r>
+    </w:p>
+    <w:p>
+      <w:pPr>
+        <w:spacing w:after="60" w:before="60" w:line="320" w:lineRule="auto"/>
+        <w:ind w:left="480" w:hanging="200"/>
+      </w:pPr>
+      <w:r>
+        <w:rPr>
+          <w:rFonts w:ascii="Calibri" w:cs="Calibri" w:eastAsia="Calibri" w:hAnsi="Calibri"/>
+          <w:b/>
+          <w:bCs/>
+          <w:i w:val="false"/>
+          <w:iCs w:val="false"/>
+          <w:color w:val="1F3864"/>
+          <w:sz w:val="21"/>
+          <w:szCs w:val="21"/>
+        </w:rPr>
+        <w:t xml:space="preserve">• </w:t>
+      </w:r>
+      <w:r>
+        <w:rPr>
+          <w:rFonts w:ascii="Calibri" w:cs="Calibri" w:eastAsia="Calibri" w:hAnsi="Calibri"/>
+          <w:b/>
+          <w:bCs/>
+          <w:i w:val="false"/>
+          <w:iCs w:val="false"/>
+          <w:sz w:val="21"/>
+          <w:szCs w:val="21"/>
+        </w:rPr>
+        <w:t xml:space="preserve">Shock and vibration conditions</w:t>
+      </w:r>
+      <w:r>
+        <w:rPr>
+          <w:rFonts w:ascii="Calibri" w:cs="Calibri" w:eastAsia="Calibri" w:hAnsi="Calibri"/>
+          <w:b w:val="false"/>
+          <w:bCs w:val="false"/>
+          <w:i w:val="false"/>
+          <w:iCs w:val="false"/>
+          <w:sz w:val="21"/>
+          <w:szCs w:val="21"/>
+        </w:rPr>
+        <w:t xml:space="preserve"> — may need shock factor on load or special caged bearing types.</w:t>
+      </w:r>
+    </w:p>
+    <w:p>
+      <w:pPr>
+        <w:spacing w:after="60" w:before="60" w:line="320" w:lineRule="auto"/>
+        <w:ind w:left="480" w:hanging="200"/>
+      </w:pPr>
+      <w:r>
+        <w:rPr>
+          <w:rFonts w:ascii="Calibri" w:cs="Calibri" w:eastAsia="Calibri" w:hAnsi="Calibri"/>
+          <w:b/>
+          <w:bCs/>
+          <w:i w:val="false"/>
+          <w:iCs w:val="false"/>
+          <w:color w:val="1F3864"/>
+          <w:sz w:val="21"/>
+          <w:szCs w:val="21"/>
+        </w:rPr>
+        <w:t xml:space="preserve">• </w:t>
+      </w:r>
+      <w:r>
+        <w:rPr>
+          <w:rFonts w:ascii="Calibri" w:cs="Calibri" w:eastAsia="Calibri" w:hAnsi="Calibri"/>
+          <w:b/>
+          <w:bCs/>
+          <w:i w:val="false"/>
+          <w:iCs w:val="false"/>
+          <w:sz w:val="21"/>
+          <w:szCs w:val="21"/>
+        </w:rPr>
+        <w:t xml:space="preserve">Lubrication, operating temperature and speed limit (n·dm)</w:t>
+      </w:r>
+      <w:r>
+        <w:rPr>
+          <w:rFonts w:ascii="Calibri" w:cs="Calibri" w:eastAsia="Calibri" w:hAnsi="Calibri"/>
+          <w:b w:val="false"/>
+          <w:bCs w:val="false"/>
+          <w:i w:val="false"/>
+          <w:iCs w:val="false"/>
+          <w:sz w:val="21"/>
+          <w:szCs w:val="21"/>
+        </w:rPr>
+        <w:t xml:space="preserve"> — grease or oil, sealed or open.</w:t>
+      </w:r>
+    </w:p>
+    <w:p>
+      <w:pPr>
+        <w:spacing w:after="60" w:before="60" w:line="320" w:lineRule="auto"/>
+        <w:ind w:left="480" w:hanging="200"/>
+      </w:pPr>
+      <w:r>
+        <w:rPr>
+          <w:rFonts w:ascii="Calibri" w:cs="Calibri" w:eastAsia="Calibri" w:hAnsi="Calibri"/>
+          <w:b/>
+          <w:bCs/>
+          <w:i w:val="false"/>
+          <w:iCs w:val="false"/>
+          <w:color w:val="1F3864"/>
+          <w:sz w:val="21"/>
+          <w:szCs w:val="21"/>
+        </w:rPr>
+        <w:t xml:space="preserve">• </w:t>
+      </w:r>
+      <w:r>
+        <w:rPr>
+          <w:rFonts w:ascii="Calibri" w:cs="Calibri" w:eastAsia="Calibri" w:hAnsi="Calibri"/>
+          <w:b/>
+          <w:bCs/>
+          <w:i w:val="false"/>
+          <w:iCs w:val="false"/>
+          <w:sz w:val="21"/>
+          <w:szCs w:val="21"/>
+        </w:rPr>
+        <w:t xml:space="preserve">Sealing and environment</w:t>
+      </w:r>
+      <w:r>
+        <w:rPr>
+          <w:rFonts w:ascii="Calibri" w:cs="Calibri" w:eastAsia="Calibri" w:hAnsi="Calibri"/>
+          <w:b w:val="false"/>
+          <w:bCs w:val="false"/>
+          <w:i w:val="false"/>
+          <w:iCs w:val="false"/>
+          <w:sz w:val="21"/>
+          <w:szCs w:val="21"/>
+        </w:rPr>
+        <w:t xml:space="preserve"> — dust, water, chemicals, radiation.</w:t>
+      </w:r>
+    </w:p>
+    <w:p>
+      <w:pPr>
+        <w:spacing w:after="60" w:before="60" w:line="320" w:lineRule="auto"/>
+        <w:ind w:left="480" w:hanging="200"/>
+      </w:pPr>
+      <w:r>
+        <w:rPr>
+          <w:rFonts w:ascii="Calibri" w:cs="Calibri" w:eastAsia="Calibri" w:hAnsi="Calibri"/>
+          <w:b/>
+          <w:bCs/>
+          <w:i w:val="false"/>
+          <w:iCs w:val="false"/>
+          <w:color w:val="1F3864"/>
+          <w:sz w:val="21"/>
+          <w:szCs w:val="21"/>
+        </w:rPr>
+        <w:t xml:space="preserve">• </w:t>
+      </w:r>
+      <w:r>
+        <w:rPr>
+          <w:rFonts w:ascii="Calibri" w:cs="Calibri" w:eastAsia="Calibri" w:hAnsi="Calibri"/>
+          <w:b/>
+          <w:bCs/>
+          <w:i w:val="false"/>
+          <w:iCs w:val="false"/>
+          <w:sz w:val="21"/>
+          <w:szCs w:val="21"/>
+        </w:rPr>
+        <w:t xml:space="preserve">Cost and availability</w:t>
+      </w:r>
+      <w:r>
+        <w:rPr>
+          <w:rFonts w:ascii="Calibri" w:cs="Calibri" w:eastAsia="Calibri" w:hAnsi="Calibri"/>
+          <w:b w:val="false"/>
+          <w:bCs w:val="false"/>
+          <w:i w:val="false"/>
+          <w:iCs w:val="false"/>
+          <w:sz w:val="21"/>
+          <w:szCs w:val="21"/>
+        </w:rPr>
+        <w:t xml:space="preserve"> — standard numbers (6205, 7206, 32206, …) are preferred over special designs.</w:t>
+      </w:r>
+    </w:p>
+    <w:p>
+      <w:pPr>
+        <w:keepNext/>
+        <w:spacing w:after="60" w:before="260" w:line="276" w:lineRule="auto"/>
+      </w:pPr>
+      <w:r>
+        <w:rPr>
+          <w:rFonts w:ascii="Calibri" w:cs="Calibri" w:eastAsia="Calibri" w:hAnsi="Calibri"/>
+          <w:b/>
+          <w:bCs/>
+          <w:i w:val="false"/>
+          <w:iCs w:val="false"/>
+          <w:color w:val="1F3864"/>
+          <w:sz w:val="21"/>
+          <w:szCs w:val="21"/>
+        </w:rPr>
+        <w:t xml:space="preserve">Q5.  </w:t>
+      </w:r>
+      <w:r>
+        <w:rPr>
+          <w:rFonts w:ascii="Calibri" w:cs="Calibri" w:eastAsia="Calibri" w:hAnsi="Calibri"/>
+          <w:b/>
+          <w:bCs/>
+          <w:i w:val="false"/>
+          <w:iCs w:val="false"/>
+          <w:sz w:val="21"/>
+          <w:szCs w:val="21"/>
+        </w:rPr>
+        <w:t xml:space="preserve">Important bearing terms.</w:t>
+      </w:r>
+    </w:p>
+    <w:p>
+      <w:pPr>
+        <w:spacing w:after="150" w:before="0" w:line="340" w:lineRule="auto"/>
+        <w:ind w:left="140"/>
+      </w:pPr>
+      <w:r>
+        <w:rPr>
+          <w:rFonts w:ascii="Calibri" w:cs="Calibri" w:eastAsia="Calibri" w:hAnsi="Calibri"/>
+          <w:b/>
+          <w:bCs/>
+          <w:i w:val="false"/>
+          <w:iCs w:val="false"/>
+          <w:sz w:val="21"/>
+          <w:szCs w:val="21"/>
+        </w:rPr>
+        <w:t xml:space="preserve">Static load capacity C₀.</w:t>
+      </w:r>
+      <w:r>
+        <w:rPr>
+          <w:rFonts w:ascii="Calibri" w:cs="Calibri" w:eastAsia="Calibri" w:hAnsi="Calibri"/>
+          <w:b w:val="false"/>
+          <w:bCs w:val="false"/>
+          <w:i w:val="false"/>
+          <w:iCs w:val="false"/>
+          <w:sz w:val="21"/>
+          <w:szCs w:val="21"/>
+        </w:rPr>
+        <w:t xml:space="preserve">  The radial load that produces a permanent indentation on the race equal to 0.0001 × rolling-element diameter — in short, the load the bearing can carry when it is stationary.</w:t>
+      </w:r>
+    </w:p>
+    <w:p>
+      <w:pPr>
+        <w:spacing w:after="150" w:before="0" w:line="340" w:lineRule="auto"/>
+        <w:ind w:left="140"/>
+      </w:pPr>
+      <w:r>
+        <w:rPr>
+          <w:rFonts w:ascii="Calibri" w:cs="Calibri" w:eastAsia="Calibri" w:hAnsi="Calibri"/>
+          <w:b/>
+          <w:bCs/>
+          <w:i w:val="false"/>
+          <w:iCs w:val="false"/>
+          <w:sz w:val="21"/>
+          <w:szCs w:val="21"/>
+        </w:rPr>
+        <w:t xml:space="preserve">Dynamic load capacity C.</w:t>
+      </w:r>
+      <w:r>
+        <w:rPr>
+          <w:rFonts w:ascii="Calibri" w:cs="Calibri" w:eastAsia="Calibri" w:hAnsi="Calibri"/>
+          <w:b w:val="false"/>
+          <w:bCs w:val="false"/>
+          <w:i w:val="false"/>
+          <w:iCs w:val="false"/>
+          <w:sz w:val="21"/>
+          <w:szCs w:val="21"/>
+        </w:rPr>
+        <w:t xml:space="preserve">  The constant radial load under which 90 % of a group of identical bearings will complete a basic rating life (L10) of 1 × 10⁶ revolutions before fatigue spalling appears.</w:t>
+      </w:r>
+    </w:p>
+    <w:p>
+      <w:pPr>
+        <w:spacing w:after="150" w:before="0" w:line="340" w:lineRule="auto"/>
+        <w:ind w:left="140"/>
+      </w:pPr>
+      <w:r>
+        <w:rPr>
+          <w:rFonts w:ascii="Calibri" w:cs="Calibri" w:eastAsia="Calibri" w:hAnsi="Calibri"/>
+          <w:b/>
+          <w:bCs/>
+          <w:i w:val="false"/>
+          <w:iCs w:val="false"/>
+          <w:sz w:val="21"/>
+          <w:szCs w:val="21"/>
+        </w:rPr>
+        <w:t xml:space="preserve">Rating life (L10).</w:t>
+      </w:r>
+      <w:r>
+        <w:rPr>
+          <w:rFonts w:ascii="Calibri" w:cs="Calibri" w:eastAsia="Calibri" w:hAnsi="Calibri"/>
+          <w:b w:val="false"/>
+          <w:bCs w:val="false"/>
+          <w:i w:val="false"/>
+          <w:iCs w:val="false"/>
+          <w:sz w:val="21"/>
+          <w:szCs w:val="21"/>
+        </w:rPr>
+        <w:t xml:space="preserve">  The life, in millions of revolutions (or hours at the given rpm), reached or exceeded by 90 % of a group of identical bearings running under identical conditions. Relation:  </w:t>
+      </w:r>
+      <w:r>
+        <w:rPr>
+          <w:rFonts w:ascii="Calibri" w:cs="Calibri" w:eastAsia="Calibri" w:hAnsi="Calibri"/>
+          <w:b/>
+          <w:bCs/>
+          <w:i w:val="false"/>
+          <w:iCs w:val="false"/>
+          <w:sz w:val="21"/>
+          <w:szCs w:val="21"/>
+        </w:rPr>
+        <w:t xml:space="preserve">L10 = (C / Pe)³</w:t>
+      </w:r>
+      <w:r>
+        <w:rPr>
+          <w:rFonts w:ascii="Calibri" w:cs="Calibri" w:eastAsia="Calibri" w:hAnsi="Calibri"/>
+          <w:b w:val="false"/>
+          <w:bCs w:val="false"/>
+          <w:i w:val="false"/>
+          <w:iCs w:val="false"/>
+          <w:sz w:val="21"/>
+          <w:szCs w:val="21"/>
+        </w:rPr>
+        <w:t xml:space="preserve"> for ball bearings and (C / Pe)^{10/3} for roller bearings.</w:t>
+      </w:r>
+    </w:p>
+    <w:p>
+      <w:pPr>
+        <w:spacing w:after="150" w:before="0" w:line="340" w:lineRule="auto"/>
+        <w:ind w:left="140"/>
+      </w:pPr>
+      <w:r>
+        <w:rPr>
+          <w:rFonts w:ascii="Calibri" w:cs="Calibri" w:eastAsia="Calibri" w:hAnsi="Calibri"/>
+          <w:b/>
+          <w:bCs/>
+          <w:i w:val="false"/>
+          <w:iCs w:val="false"/>
+          <w:sz w:val="21"/>
+          <w:szCs w:val="21"/>
+        </w:rPr>
+        <w:t xml:space="preserve">Equivalent dynamic load Pe = X V Fr + Y Fa.</w:t>
+      </w:r>
+      <w:r>
+        <w:rPr>
+          <w:rFonts w:ascii="Calibri" w:cs="Calibri" w:eastAsia="Calibri" w:hAnsi="Calibri"/>
+          <w:b w:val="false"/>
+          <w:bCs w:val="false"/>
+          <w:i w:val="false"/>
+          <w:iCs w:val="false"/>
+          <w:sz w:val="21"/>
+          <w:szCs w:val="21"/>
+        </w:rPr>
+        <w:t xml:space="preserve">  A single radial load that gives the same life as the actual combined radial and axial load. X and Y are from the catalogue; </w:t>
+      </w:r>
+      <w:r>
+        <w:rPr>
+          <w:rFonts w:ascii="Calibri" w:cs="Calibri" w:eastAsia="Calibri" w:hAnsi="Calibri"/>
+          <w:b/>
+          <w:bCs/>
+          <w:i w:val="false"/>
+          <w:iCs w:val="false"/>
+          <w:sz w:val="21"/>
+          <w:szCs w:val="21"/>
+        </w:rPr>
+        <w:t xml:space="preserve">V = 1</w:t>
+      </w:r>
+      <w:r>
+        <w:rPr>
+          <w:rFonts w:ascii="Calibri" w:cs="Calibri" w:eastAsia="Calibri" w:hAnsi="Calibri"/>
+          <w:b w:val="false"/>
+          <w:bCs w:val="false"/>
+          <w:i w:val="false"/>
+          <w:iCs w:val="false"/>
+          <w:sz w:val="21"/>
+          <w:szCs w:val="21"/>
+        </w:rPr>
+        <w:t xml:space="preserve"> when the inner race rotates, </w:t>
+      </w:r>
+      <w:r>
+        <w:rPr>
+          <w:rFonts w:ascii="Calibri" w:cs="Calibri" w:eastAsia="Calibri" w:hAnsi="Calibri"/>
+          <w:b/>
+          <w:bCs/>
+          <w:i w:val="false"/>
+          <w:iCs w:val="false"/>
+          <w:sz w:val="21"/>
+          <w:szCs w:val="21"/>
+        </w:rPr>
+        <w:t xml:space="preserve">V = 1.2</w:t>
+      </w:r>
+      <w:r>
+        <w:rPr>
+          <w:rFonts w:ascii="Calibri" w:cs="Calibri" w:eastAsia="Calibri" w:hAnsi="Calibri"/>
+          <w:b w:val="false"/>
+          <w:bCs w:val="false"/>
+          <w:i w:val="false"/>
+          <w:iCs w:val="false"/>
+          <w:sz w:val="21"/>
+          <w:szCs w:val="21"/>
+        </w:rPr>
+        <w:t xml:space="preserve"> when the outer rotates. If Fa/VFr ≤ e then X = 1, Y = 0 (ignore thrust).</w:t>
+      </w:r>
+    </w:p>
+    <w:p>
+      <w:pPr>
+        <w:keepNext/>
+        <w:spacing w:after="60" w:before="260" w:line="276" w:lineRule="auto"/>
+      </w:pPr>
+      <w:r>
+        <w:rPr>
+          <w:rFonts w:ascii="Calibri" w:cs="Calibri" w:eastAsia="Calibri" w:hAnsi="Calibri"/>
+          <w:b/>
+          <w:bCs/>
+          <w:i w:val="false"/>
+          <w:iCs w:val="false"/>
+          <w:color w:val="1F3864"/>
+          <w:sz w:val="21"/>
+          <w:szCs w:val="21"/>
+        </w:rPr>
+        <w:t xml:space="preserve">Q6.  </w:t>
+      </w:r>
+      <w:r>
+        <w:rPr>
+          <w:rFonts w:ascii="Calibri" w:cs="Calibri" w:eastAsia="Calibri" w:hAnsi="Calibri"/>
+          <w:b/>
+          <w:bCs/>
+          <w:i w:val="false"/>
+          <w:iCs w:val="false"/>
+          <w:sz w:val="21"/>
+          <w:szCs w:val="21"/>
+        </w:rPr>
+        <w:t xml:space="preserve">Typical causes of failure in rolling-contact bearings.</w:t>
+      </w:r>
+    </w:p>
+    <w:p>
+      <w:pPr>
+        <w:spacing w:after="60" w:before="60" w:line="320" w:lineRule="auto"/>
+        <w:ind w:left="480" w:hanging="200"/>
+      </w:pPr>
+      <w:r>
+        <w:rPr>
+          <w:rFonts w:ascii="Calibri" w:cs="Calibri" w:eastAsia="Calibri" w:hAnsi="Calibri"/>
+          <w:b/>
+          <w:bCs/>
+          <w:i w:val="false"/>
+          <w:iCs w:val="false"/>
+          <w:color w:val="1F3864"/>
+          <w:sz w:val="21"/>
+          <w:szCs w:val="21"/>
+        </w:rPr>
+        <w:t xml:space="preserve">• </w:t>
+      </w:r>
+      <w:r>
+        <w:rPr>
+          <w:rFonts w:ascii="Calibri" w:cs="Calibri" w:eastAsia="Calibri" w:hAnsi="Calibri"/>
+          <w:b/>
+          <w:bCs/>
+          <w:i w:val="false"/>
+          <w:iCs w:val="false"/>
+          <w:sz w:val="21"/>
+          <w:szCs w:val="21"/>
+        </w:rPr>
+        <w:t xml:space="preserve">Fatigue spalling</w:t>
+      </w:r>
+      <w:r>
+        <w:rPr>
+          <w:rFonts w:ascii="Calibri" w:cs="Calibri" w:eastAsia="Calibri" w:hAnsi="Calibri"/>
+          <w:b w:val="false"/>
+          <w:bCs w:val="false"/>
+          <w:i w:val="false"/>
+          <w:iCs w:val="false"/>
+          <w:sz w:val="21"/>
+          <w:szCs w:val="21"/>
+        </w:rPr>
+        <w:t xml:space="preserve"> — the normal end of life; flakes break out of the race surface after many stress cycles. Prevented only by not exceeding L10.</w:t>
+      </w:r>
+    </w:p>
+    <w:p>
+      <w:pPr>
+        <w:spacing w:after="60" w:before="60" w:line="320" w:lineRule="auto"/>
+        <w:ind w:left="480" w:hanging="200"/>
+      </w:pPr>
+      <w:r>
+        <w:rPr>
+          <w:rFonts w:ascii="Calibri" w:cs="Calibri" w:eastAsia="Calibri" w:hAnsi="Calibri"/>
+          <w:b/>
+          <w:bCs/>
+          <w:i w:val="false"/>
+          <w:iCs w:val="false"/>
+          <w:color w:val="1F3864"/>
+          <w:sz w:val="21"/>
+          <w:szCs w:val="21"/>
+        </w:rPr>
+        <w:t xml:space="preserve">• </w:t>
+      </w:r>
+      <w:r>
+        <w:rPr>
+          <w:rFonts w:ascii="Calibri" w:cs="Calibri" w:eastAsia="Calibri" w:hAnsi="Calibri"/>
+          <w:b/>
+          <w:bCs/>
+          <w:i w:val="false"/>
+          <w:iCs w:val="false"/>
+          <w:sz w:val="21"/>
+          <w:szCs w:val="21"/>
+        </w:rPr>
+        <w:t xml:space="preserve">Wear / abrasion</w:t>
+      </w:r>
+      <w:r>
+        <w:rPr>
+          <w:rFonts w:ascii="Calibri" w:cs="Calibri" w:eastAsia="Calibri" w:hAnsi="Calibri"/>
+          <w:b w:val="false"/>
+          <w:bCs w:val="false"/>
+          <w:i w:val="false"/>
+          <w:iCs w:val="false"/>
+          <w:sz w:val="21"/>
+          <w:szCs w:val="21"/>
+        </w:rPr>
+        <w:t xml:space="preserve"> — dirt or hard particles act like a lap, slowly removing material. Fix with better sealing and clean lubricant.</w:t>
+      </w:r>
+    </w:p>
+    <w:p>
+      <w:pPr>
+        <w:spacing w:after="60" w:before="60" w:line="320" w:lineRule="auto"/>
+        <w:ind w:left="480" w:hanging="200"/>
+      </w:pPr>
+      <w:r>
+        <w:rPr>
+          <w:rFonts w:ascii="Calibri" w:cs="Calibri" w:eastAsia="Calibri" w:hAnsi="Calibri"/>
+          <w:b/>
+          <w:bCs/>
+          <w:i w:val="false"/>
+          <w:iCs w:val="false"/>
+          <w:color w:val="1F3864"/>
+          <w:sz w:val="21"/>
+          <w:szCs w:val="21"/>
+        </w:rPr>
+        <w:t xml:space="preserve">• </w:t>
+      </w:r>
+      <w:r>
+        <w:rPr>
+          <w:rFonts w:ascii="Calibri" w:cs="Calibri" w:eastAsia="Calibri" w:hAnsi="Calibri"/>
+          <w:b/>
+          <w:bCs/>
+          <w:i w:val="false"/>
+          <w:iCs w:val="false"/>
+          <w:sz w:val="21"/>
+          <w:szCs w:val="21"/>
+        </w:rPr>
+        <w:t xml:space="preserve">Corrosion / rust</w:t>
+      </w:r>
+      <w:r>
+        <w:rPr>
+          <w:rFonts w:ascii="Calibri" w:cs="Calibri" w:eastAsia="Calibri" w:hAnsi="Calibri"/>
+          <w:b w:val="false"/>
+          <w:bCs w:val="false"/>
+          <w:i w:val="false"/>
+          <w:iCs w:val="false"/>
+          <w:sz w:val="21"/>
+          <w:szCs w:val="21"/>
+        </w:rPr>
+        <w:t xml:space="preserve"> — moisture or chemicals attack the raceway, usually caused by a bad seal or wrong grease.</w:t>
+      </w:r>
+    </w:p>
+    <w:p>
+      <w:pPr>
+        <w:spacing w:after="60" w:before="60" w:line="320" w:lineRule="auto"/>
+        <w:ind w:left="480" w:hanging="200"/>
+      </w:pPr>
+      <w:r>
+        <w:rPr>
+          <w:rFonts w:ascii="Calibri" w:cs="Calibri" w:eastAsia="Calibri" w:hAnsi="Calibri"/>
+          <w:b/>
+          <w:bCs/>
+          <w:i w:val="false"/>
+          <w:iCs w:val="false"/>
+          <w:color w:val="1F3864"/>
+          <w:sz w:val="21"/>
+          <w:szCs w:val="21"/>
+        </w:rPr>
+        <w:t xml:space="preserve">• </w:t>
+      </w:r>
+      <w:r>
+        <w:rPr>
+          <w:rFonts w:ascii="Calibri" w:cs="Calibri" w:eastAsia="Calibri" w:hAnsi="Calibri"/>
+          <w:b/>
+          <w:bCs/>
+          <w:i w:val="false"/>
+          <w:iCs w:val="false"/>
+          <w:sz w:val="21"/>
+          <w:szCs w:val="21"/>
+        </w:rPr>
+        <w:t xml:space="preserve">Brinelling</w:t>
+      </w:r>
+      <w:r>
+        <w:rPr>
+          <w:rFonts w:ascii="Calibri" w:cs="Calibri" w:eastAsia="Calibri" w:hAnsi="Calibri"/>
+          <w:b w:val="false"/>
+          <w:bCs w:val="false"/>
+          <w:i w:val="false"/>
+          <w:iCs w:val="false"/>
+          <w:sz w:val="21"/>
+          <w:szCs w:val="21"/>
+        </w:rPr>
+        <w:t xml:space="preserve"> — permanent dents in the race from static shock loads (hammering during mounting, or an impact while stationary).</w:t>
+      </w:r>
+    </w:p>
+    <w:p>
+      <w:pPr>
+        <w:spacing w:after="60" w:before="60" w:line="320" w:lineRule="auto"/>
+        <w:ind w:left="480" w:hanging="200"/>
+      </w:pPr>
+      <w:r>
+        <w:rPr>
+          <w:rFonts w:ascii="Calibri" w:cs="Calibri" w:eastAsia="Calibri" w:hAnsi="Calibri"/>
+          <w:b/>
+          <w:bCs/>
+          <w:i w:val="false"/>
+          <w:iCs w:val="false"/>
+          <w:color w:val="1F3864"/>
+          <w:sz w:val="21"/>
+          <w:szCs w:val="21"/>
+        </w:rPr>
+        <w:t xml:space="preserve">• </w:t>
+      </w:r>
+      <w:r>
+        <w:rPr>
+          <w:rFonts w:ascii="Calibri" w:cs="Calibri" w:eastAsia="Calibri" w:hAnsi="Calibri"/>
+          <w:b/>
+          <w:bCs/>
+          <w:i w:val="false"/>
+          <w:iCs w:val="false"/>
+          <w:sz w:val="21"/>
+          <w:szCs w:val="21"/>
+        </w:rPr>
+        <w:t xml:space="preserve">False brinelling</w:t>
+      </w:r>
+      <w:r>
+        <w:rPr>
+          <w:rFonts w:ascii="Calibri" w:cs="Calibri" w:eastAsia="Calibri" w:hAnsi="Calibri"/>
+          <w:b w:val="false"/>
+          <w:bCs w:val="false"/>
+          <w:i w:val="false"/>
+          <w:iCs w:val="false"/>
+          <w:sz w:val="21"/>
+          <w:szCs w:val="21"/>
+        </w:rPr>
+        <w:t xml:space="preserve"> — vibration while the bearing is not rotating causes small polished flats on the raceway (common on bearings in transport).</w:t>
+      </w:r>
+    </w:p>
+    <w:p>
+      <w:pPr>
+        <w:spacing w:after="60" w:before="60" w:line="320" w:lineRule="auto"/>
+        <w:ind w:left="480" w:hanging="200"/>
+      </w:pPr>
+      <w:r>
+        <w:rPr>
+          <w:rFonts w:ascii="Calibri" w:cs="Calibri" w:eastAsia="Calibri" w:hAnsi="Calibri"/>
+          <w:b/>
+          <w:bCs/>
+          <w:i w:val="false"/>
+          <w:iCs w:val="false"/>
+          <w:color w:val="1F3864"/>
+          <w:sz w:val="21"/>
+          <w:szCs w:val="21"/>
+        </w:rPr>
+        <w:t xml:space="preserve">• </w:t>
+      </w:r>
+      <w:r>
+        <w:rPr>
+          <w:rFonts w:ascii="Calibri" w:cs="Calibri" w:eastAsia="Calibri" w:hAnsi="Calibri"/>
+          <w:b/>
+          <w:bCs/>
+          <w:i w:val="false"/>
+          <w:iCs w:val="false"/>
+          <w:sz w:val="21"/>
+          <w:szCs w:val="21"/>
+        </w:rPr>
+        <w:t xml:space="preserve">Electric arcing</w:t>
+      </w:r>
+      <w:r>
+        <w:rPr>
+          <w:rFonts w:ascii="Calibri" w:cs="Calibri" w:eastAsia="Calibri" w:hAnsi="Calibri"/>
+          <w:b w:val="false"/>
+          <w:bCs w:val="false"/>
+          <w:i w:val="false"/>
+          <w:iCs w:val="false"/>
+          <w:sz w:val="21"/>
+          <w:szCs w:val="21"/>
+        </w:rPr>
+        <w:t xml:space="preserve"> — stray current pits the race (common on motor bearings without an insulated shield or bush).</w:t>
+      </w:r>
+    </w:p>
+    <w:p>
+      <w:pPr>
+        <w:spacing w:after="60" w:before="60" w:line="320" w:lineRule="auto"/>
+        <w:ind w:left="480" w:hanging="200"/>
+      </w:pPr>
+      <w:r>
+        <w:rPr>
+          <w:rFonts w:ascii="Calibri" w:cs="Calibri" w:eastAsia="Calibri" w:hAnsi="Calibri"/>
+          <w:b/>
+          <w:bCs/>
+          <w:i w:val="false"/>
+          <w:iCs w:val="false"/>
+          <w:color w:val="1F3864"/>
+          <w:sz w:val="21"/>
+          <w:szCs w:val="21"/>
+        </w:rPr>
+        <w:t xml:space="preserve">• </w:t>
+      </w:r>
+      <w:r>
+        <w:rPr>
+          <w:rFonts w:ascii="Calibri" w:cs="Calibri" w:eastAsia="Calibri" w:hAnsi="Calibri"/>
+          <w:b/>
+          <w:bCs/>
+          <w:i w:val="false"/>
+          <w:iCs w:val="false"/>
+          <w:sz w:val="21"/>
+          <w:szCs w:val="21"/>
+        </w:rPr>
+        <w:t xml:space="preserve">Overheating</w:t>
+      </w:r>
+      <w:r>
+        <w:rPr>
+          <w:rFonts w:ascii="Calibri" w:cs="Calibri" w:eastAsia="Calibri" w:hAnsi="Calibri"/>
+          <w:b w:val="false"/>
+          <w:bCs w:val="false"/>
+          <w:i w:val="false"/>
+          <w:iCs w:val="false"/>
+          <w:sz w:val="21"/>
+          <w:szCs w:val="21"/>
+        </w:rPr>
+        <w:t xml:space="preserve"> — too much grease, too little grease, or wrong grade; the material loses its hardness and the bearing fails quickly.</w:t>
+      </w:r>
+    </w:p>
+    <w:p>
+      <w:pPr>
+        <w:spacing w:after="60" w:before="60" w:line="320" w:lineRule="auto"/>
+        <w:ind w:left="480" w:hanging="200"/>
+      </w:pPr>
+      <w:r>
+        <w:rPr>
+          <w:rFonts w:ascii="Calibri" w:cs="Calibri" w:eastAsia="Calibri" w:hAnsi="Calibri"/>
+          <w:b/>
+          <w:bCs/>
+          <w:i w:val="false"/>
+          <w:iCs w:val="false"/>
+          <w:color w:val="1F3864"/>
+          <w:sz w:val="21"/>
+          <w:szCs w:val="21"/>
+        </w:rPr>
+        <w:t xml:space="preserve">• </w:t>
+      </w:r>
+      <w:r>
+        <w:rPr>
+          <w:rFonts w:ascii="Calibri" w:cs="Calibri" w:eastAsia="Calibri" w:hAnsi="Calibri"/>
+          <w:b/>
+          <w:bCs/>
+          <w:i w:val="false"/>
+          <w:iCs w:val="false"/>
+          <w:sz w:val="21"/>
+          <w:szCs w:val="21"/>
+        </w:rPr>
+        <w:t xml:space="preserve">Misalignment and wrong fit/mounting</w:t>
+      </w:r>
+      <w:r>
+        <w:rPr>
+          <w:rFonts w:ascii="Calibri" w:cs="Calibri" w:eastAsia="Calibri" w:hAnsi="Calibri"/>
+          <w:b w:val="false"/>
+          <w:bCs w:val="false"/>
+          <w:i w:val="false"/>
+          <w:iCs w:val="false"/>
+          <w:sz w:val="21"/>
+          <w:szCs w:val="21"/>
+        </w:rPr>
+        <w:t xml:space="preserve"> — causes overload on one side, cage breakage and premature failure.</w:t>
+      </w:r>
+    </w:p>
+    <w:p>
+      <w:pPr>
+        <w:keepNext/>
+        <w:spacing w:after="60" w:before="260" w:line="276" w:lineRule="auto"/>
+      </w:pPr>
+      <w:r>
+        <w:rPr>
+          <w:rFonts w:ascii="Calibri" w:cs="Calibri" w:eastAsia="Calibri" w:hAnsi="Calibri"/>
+          <w:b/>
+          <w:bCs/>
+          <w:i w:val="false"/>
+          <w:iCs w:val="false"/>
+          <w:color w:val="1F3864"/>
+          <w:sz w:val="21"/>
+          <w:szCs w:val="21"/>
+        </w:rPr>
+        <w:t xml:space="preserve">Q7.  </w:t>
+      </w:r>
+      <w:r>
+        <w:rPr>
+          <w:rFonts w:ascii="Calibri" w:cs="Calibri" w:eastAsia="Calibri" w:hAnsi="Calibri"/>
+          <w:b/>
+          <w:bCs/>
+          <w:i w:val="false"/>
+          <w:iCs w:val="false"/>
+          <w:sz w:val="21"/>
+          <w:szCs w:val="21"/>
+        </w:rPr>
+        <w:t xml:space="preserve">Performance of a hydrodynamic bearing.</w:t>
+      </w:r>
+    </w:p>
+    <w:p>
+      <w:pPr>
+        <w:spacing w:after="150" w:before="0" w:line="340" w:lineRule="auto"/>
+        <w:ind w:left="140"/>
+      </w:pPr>
+      <w:r>
+        <w:rPr>
+          <w:rFonts w:ascii="Calibri" w:cs="Calibri" w:eastAsia="Calibri" w:hAnsi="Calibri"/>
+          <w:b w:val="false"/>
+          <w:bCs w:val="false"/>
+          <w:i w:val="false"/>
+          <w:iCs w:val="false"/>
+          <w:sz w:val="21"/>
+          <w:szCs w:val="21"/>
+        </w:rPr>
+        <w:t xml:space="preserve">When the journal starts to rotate, it drags the lubricant into the clearance; a wedge-shaped film of oil builds up pressure and lifts the shaft off the bush metal — this is the </w:t>
+      </w:r>
+      <w:r>
+        <w:rPr>
+          <w:rFonts w:ascii="Calibri" w:cs="Calibri" w:eastAsia="Calibri" w:hAnsi="Calibri"/>
+          <w:b/>
+          <w:bCs/>
+          <w:i w:val="false"/>
+          <w:iCs w:val="false"/>
+          <w:sz w:val="21"/>
+          <w:szCs w:val="21"/>
+        </w:rPr>
+        <w:t xml:space="preserve">hydrodynamic action</w:t>
+      </w:r>
+      <w:r>
+        <w:rPr>
+          <w:rFonts w:ascii="Calibri" w:cs="Calibri" w:eastAsia="Calibri" w:hAnsi="Calibri"/>
+          <w:b w:val="false"/>
+          <w:bCs w:val="false"/>
+          <w:i w:val="false"/>
+          <w:iCs w:val="false"/>
+          <w:sz w:val="21"/>
+          <w:szCs w:val="21"/>
+        </w:rPr>
+        <w:t xml:space="preserve">. Once a stable film is formed there is no metal-to-metal contact and friction becomes very low.</w:t>
+      </w:r>
+    </w:p>
+    <w:p>
+      <w:pPr>
+        <w:spacing w:after="150" w:before="0" w:line="340" w:lineRule="auto"/>
+        <w:ind w:left="140"/>
+      </w:pPr>
+      <w:r>
+        <w:rPr>
+          <w:rFonts w:ascii="Calibri" w:cs="Calibri" w:eastAsia="Calibri" w:hAnsi="Calibri"/>
+          <w:b w:val="false"/>
+          <w:bCs w:val="false"/>
+          <w:i w:val="false"/>
+          <w:iCs w:val="false"/>
+          <w:sz w:val="21"/>
+          <w:szCs w:val="21"/>
+        </w:rPr>
+        <w:t xml:space="preserve">The performance of such a bearing — </w:t>
+      </w:r>
+      <w:r>
+        <w:rPr>
+          <w:rFonts w:ascii="Calibri" w:cs="Calibri" w:eastAsia="Calibri" w:hAnsi="Calibri"/>
+          <w:b/>
+          <w:bCs/>
+          <w:i w:val="false"/>
+          <w:iCs w:val="false"/>
+          <w:sz w:val="21"/>
+          <w:szCs w:val="21"/>
+        </w:rPr>
+        <w:t xml:space="preserve">minimum film thickness h₀</w:t>
       </w:r>
       <w:r>
         <w:rPr>
@@ -569,7 +2736,7 @@
           <w:sz w:val="21"/>
           <w:szCs w:val="21"/>
         </w:rPr>
-        <w:t xml:space="preserve">shaft speed</w:t>
+        <w:t xml:space="preserve">coefficient of friction f</w:t>
       </w:r>
       <w:r>
         <w:rPr>
@@ -593,7 +2760,7 @@
           <w:sz w:val="21"/>
           <w:szCs w:val="21"/>
         </w:rPr>
-        <w:t xml:space="preserve">expected life (L10)</w:t>
+        <w:t xml:space="preserve">oil flow Q</w:t>
       </w:r>
       <w:r>
         <w:rPr>
@@ -617,7 +2784,7 @@
           <w:sz w:val="21"/>
           <w:szCs w:val="21"/>
         </w:rPr>
-        <w:t xml:space="preserve">shaft diameter</w:t>
+        <w:t xml:space="preserve">temperature rise</w:t>
       </w:r>
       <w:r>
         <w:rPr>
@@ -641,676 +2808,193 @@
           <w:sz w:val="21"/>
           <w:szCs w:val="21"/>
         </w:rPr>
-        <w:t xml:space="preserve">mounting space</w:t>
-      </w:r>
-      <w:r>
-        <w:rPr>
-          <w:rFonts w:ascii="Calibri" w:cs="Calibri" w:eastAsia="Calibri" w:hAnsi="Calibri"/>
-          <w:b w:val="false"/>
-          <w:bCs w:val="false"/>
-          <w:i w:val="false"/>
-          <w:iCs w:val="false"/>
-          <w:sz w:val="21"/>
-          <w:szCs w:val="21"/>
-        </w:rPr>
-        <w:t xml:space="preserve">, </w:t>
-      </w:r>
-      <w:r>
-        <w:rPr>
-          <w:rFonts w:ascii="Calibri" w:cs="Calibri" w:eastAsia="Calibri" w:hAnsi="Calibri"/>
-          <w:b/>
-          <w:bCs/>
-          <w:i w:val="false"/>
-          <w:iCs w:val="false"/>
-          <w:sz w:val="21"/>
-          <w:szCs w:val="21"/>
-        </w:rPr>
-        <w:t xml:space="preserve">shock and vibration</w:t>
-      </w:r>
-      <w:r>
-        <w:rPr>
-          <w:rFonts w:ascii="Calibri" w:cs="Calibri" w:eastAsia="Calibri" w:hAnsi="Calibri"/>
-          <w:b w:val="false"/>
-          <w:bCs w:val="false"/>
-          <w:i w:val="false"/>
-          <w:iCs w:val="false"/>
-          <w:sz w:val="21"/>
-          <w:szCs w:val="21"/>
-        </w:rPr>
-        <w:t xml:space="preserve">, </w:t>
-      </w:r>
-      <w:r>
-        <w:rPr>
-          <w:rFonts w:ascii="Calibri" w:cs="Calibri" w:eastAsia="Calibri" w:hAnsi="Calibri"/>
-          <w:b/>
-          <w:bCs/>
-          <w:i w:val="false"/>
-          <w:iCs w:val="false"/>
-          <w:sz w:val="21"/>
-          <w:szCs w:val="21"/>
-        </w:rPr>
-        <w:t xml:space="preserve">required accuracy and stiffness</w:t>
-      </w:r>
-      <w:r>
-        <w:rPr>
-          <w:rFonts w:ascii="Calibri" w:cs="Calibri" w:eastAsia="Calibri" w:hAnsi="Calibri"/>
-          <w:b w:val="false"/>
-          <w:bCs w:val="false"/>
-          <w:i w:val="false"/>
-          <w:iCs w:val="false"/>
-          <w:sz w:val="21"/>
-          <w:szCs w:val="21"/>
-        </w:rPr>
-        <w:t xml:space="preserve">, </w:t>
-      </w:r>
-      <w:r>
-        <w:rPr>
-          <w:rFonts w:ascii="Calibri" w:cs="Calibri" w:eastAsia="Calibri" w:hAnsi="Calibri"/>
-          <w:b/>
-          <w:bCs/>
-          <w:i w:val="false"/>
-          <w:iCs w:val="false"/>
-          <w:sz w:val="21"/>
-          <w:szCs w:val="21"/>
-        </w:rPr>
-        <w:t xml:space="preserve">lubrication and operating temperature</w:t>
-      </w:r>
-      <w:r>
-        <w:rPr>
-          <w:rFonts w:ascii="Calibri" w:cs="Calibri" w:eastAsia="Calibri" w:hAnsi="Calibri"/>
-          <w:b w:val="false"/>
-          <w:bCs w:val="false"/>
-          <w:i w:val="false"/>
-          <w:iCs w:val="false"/>
-          <w:sz w:val="21"/>
-          <w:szCs w:val="21"/>
-        </w:rPr>
-        <w:t xml:space="preserve">, </w:t>
-      </w:r>
-      <w:r>
-        <w:rPr>
-          <w:rFonts w:ascii="Calibri" w:cs="Calibri" w:eastAsia="Calibri" w:hAnsi="Calibri"/>
-          <w:b/>
-          <w:bCs/>
-          <w:i w:val="false"/>
-          <w:iCs w:val="false"/>
-          <w:sz w:val="21"/>
-          <w:szCs w:val="21"/>
-        </w:rPr>
-        <w:t xml:space="preserve">sealing / environment</w:t>
-      </w:r>
-      <w:r>
-        <w:rPr>
-          <w:rFonts w:ascii="Calibri" w:cs="Calibri" w:eastAsia="Calibri" w:hAnsi="Calibri"/>
-          <w:b w:val="false"/>
-          <w:bCs w:val="false"/>
-          <w:i w:val="false"/>
-          <w:iCs w:val="false"/>
-          <w:sz w:val="21"/>
-          <w:szCs w:val="21"/>
-        </w:rPr>
-        <w:t xml:space="preserve">, and </w:t>
-      </w:r>
-      <w:r>
-        <w:rPr>
-          <w:rFonts w:ascii="Calibri" w:cs="Calibri" w:eastAsia="Calibri" w:hAnsi="Calibri"/>
-          <w:b/>
-          <w:bCs/>
-          <w:i w:val="false"/>
-          <w:iCs w:val="false"/>
-          <w:sz w:val="21"/>
-          <w:szCs w:val="21"/>
-        </w:rPr>
-        <w:t xml:space="preserve">cost / availability</w:t>
-      </w:r>
-      <w:r>
-        <w:rPr>
-          <w:rFonts w:ascii="Calibri" w:cs="Calibri" w:eastAsia="Calibri" w:hAnsi="Calibri"/>
-          <w:b w:val="false"/>
-          <w:bCs w:val="false"/>
-          <w:i w:val="false"/>
-          <w:iCs w:val="false"/>
-          <w:sz w:val="21"/>
-          <w:szCs w:val="21"/>
-        </w:rPr>
-        <w:t xml:space="preserve">.</w:t>
+        <w:t xml:space="preserve">power loss</w:t>
+      </w:r>
+      <w:r>
+        <w:rPr>
+          <w:rFonts w:ascii="Calibri" w:cs="Calibri" w:eastAsia="Calibri" w:hAnsi="Calibri"/>
+          <w:b w:val="false"/>
+          <w:bCs w:val="false"/>
+          <w:i w:val="false"/>
+          <w:iCs w:val="false"/>
+          <w:sz w:val="21"/>
+          <w:szCs w:val="21"/>
+        </w:rPr>
+        <w:t xml:space="preserve"> — is expressed in terms of the dimensionless </w:t>
+      </w:r>
+      <w:r>
+        <w:rPr>
+          <w:rFonts w:ascii="Calibri" w:cs="Calibri" w:eastAsia="Calibri" w:hAnsi="Calibri"/>
+          <w:b/>
+          <w:bCs/>
+          <w:i w:val="false"/>
+          <w:iCs w:val="false"/>
+          <w:sz w:val="21"/>
+          <w:szCs w:val="21"/>
+        </w:rPr>
+        <w:t xml:space="preserve">Sommerfeld number</w:t>
+      </w:r>
+      <w:r>
+        <w:rPr>
+          <w:rFonts w:ascii="Calibri" w:cs="Calibri" w:eastAsia="Calibri" w:hAnsi="Calibri"/>
+          <w:b w:val="false"/>
+          <w:bCs w:val="false"/>
+          <w:i w:val="false"/>
+          <w:iCs w:val="false"/>
+          <w:sz w:val="21"/>
+          <w:szCs w:val="21"/>
+        </w:rPr>
+        <w:t xml:space="preserve">:</w:t>
+      </w:r>
+    </w:p>
+    <w:p>
+      <w:pPr>
+        <w:spacing w:after="150" w:before="0" w:line="340" w:lineRule="auto"/>
+        <w:ind w:left="140"/>
+      </w:pPr>
+      <w:r>
+        <w:rPr>
+          <w:rFonts w:ascii="Calibri" w:cs="Calibri" w:eastAsia="Calibri" w:hAnsi="Calibri"/>
+          <w:b/>
+          <w:bCs/>
+          <w:i w:val="false"/>
+          <w:iCs w:val="false"/>
+          <w:sz w:val="21"/>
+          <w:szCs w:val="21"/>
+        </w:rPr>
+        <w:t xml:space="preserve">S = (r / c)² · η N / p</w:t>
+      </w:r>
+      <w:r>
+        <w:rPr>
+          <w:rFonts w:ascii="Calibri" w:cs="Calibri" w:eastAsia="Calibri" w:hAnsi="Calibri"/>
+          <w:b w:val="false"/>
+          <w:bCs w:val="false"/>
+          <w:i w:val="false"/>
+          <w:iCs w:val="false"/>
+          <w:sz w:val="21"/>
+          <w:szCs w:val="21"/>
+        </w:rPr>
+        <w:t xml:space="preserve">,   where r = journal radius, c = radial clearance, η = oil absolute viscosity, N = rev/s, p = projected bearing pressure (W / L d).</w:t>
+      </w:r>
+    </w:p>
+    <w:p>
+      <w:pPr>
+        <w:spacing w:after="150" w:before="0" w:line="340" w:lineRule="auto"/>
+        <w:ind w:left="140"/>
+      </w:pPr>
+      <w:r>
+        <w:rPr>
+          <w:rFonts w:ascii="Calibri" w:cs="Calibri" w:eastAsia="Calibri" w:hAnsi="Calibri"/>
+          <w:b w:val="false"/>
+          <w:bCs w:val="false"/>
+          <w:i w:val="false"/>
+          <w:iCs w:val="false"/>
+          <w:sz w:val="21"/>
+          <w:szCs w:val="21"/>
+        </w:rPr>
+        <w:t xml:space="preserve">Values of h₀/c, (r/c) f and Q / (r c N L) are read from the standard </w:t>
+      </w:r>
+      <w:r>
+        <w:rPr>
+          <w:rFonts w:ascii="Calibri" w:cs="Calibri" w:eastAsia="Calibri" w:hAnsi="Calibri"/>
+          <w:b/>
+          <w:bCs/>
+          <w:i w:val="false"/>
+          <w:iCs w:val="false"/>
+          <w:sz w:val="21"/>
+          <w:szCs w:val="21"/>
+        </w:rPr>
+        <w:t xml:space="preserve">McKee / Raimondi–Boyd charts</w:t>
+      </w:r>
+      <w:r>
+        <w:rPr>
+          <w:rFonts w:ascii="Calibri" w:cs="Calibri" w:eastAsia="Calibri" w:hAnsi="Calibri"/>
+          <w:b w:val="false"/>
+          <w:bCs w:val="false"/>
+          <w:i w:val="false"/>
+          <w:iCs w:val="false"/>
+          <w:sz w:val="21"/>
+          <w:szCs w:val="21"/>
+        </w:rPr>
+        <w:t xml:space="preserve"> against S for the given L/d ratio. The design aims are:  </w:t>
+      </w:r>
+      <w:r>
+        <w:rPr>
+          <w:rFonts w:ascii="Calibri" w:cs="Calibri" w:eastAsia="Calibri" w:hAnsi="Calibri"/>
+          <w:b/>
+          <w:bCs/>
+          <w:i w:val="false"/>
+          <w:iCs w:val="false"/>
+          <w:sz w:val="21"/>
+          <w:szCs w:val="21"/>
+        </w:rPr>
+        <w:t xml:space="preserve">h₀ greater than a safe minimum</w:t>
+      </w:r>
+      <w:r>
+        <w:rPr>
+          <w:rFonts w:ascii="Calibri" w:cs="Calibri" w:eastAsia="Calibri" w:hAnsi="Calibri"/>
+          <w:b w:val="false"/>
+          <w:bCs w:val="false"/>
+          <w:i w:val="false"/>
+          <w:iCs w:val="false"/>
+          <w:sz w:val="21"/>
+          <w:szCs w:val="21"/>
+        </w:rPr>
+        <w:t xml:space="preserve"> (typical 10 – 25 μm),  </w:t>
+      </w:r>
+      <w:r>
+        <w:rPr>
+          <w:rFonts w:ascii="Calibri" w:cs="Calibri" w:eastAsia="Calibri" w:hAnsi="Calibri"/>
+          <w:b/>
+          <w:bCs/>
+          <w:i w:val="false"/>
+          <w:iCs w:val="false"/>
+          <w:sz w:val="21"/>
+          <w:szCs w:val="21"/>
+        </w:rPr>
+        <w:t xml:space="preserve">temperature within the oil’s working range</w:t>
+      </w:r>
+      <w:r>
+        <w:rPr>
+          <w:rFonts w:ascii="Calibri" w:cs="Calibri" w:eastAsia="Calibri" w:hAnsi="Calibri"/>
+          <w:b w:val="false"/>
+          <w:bCs w:val="false"/>
+          <w:i w:val="false"/>
+          <w:iCs w:val="false"/>
+          <w:sz w:val="21"/>
+          <w:szCs w:val="21"/>
+        </w:rPr>
+        <w:t xml:space="preserve">,  and </w:t>
+      </w:r>
+      <w:r>
+        <w:rPr>
+          <w:rFonts w:ascii="Calibri" w:cs="Calibri" w:eastAsia="Calibri" w:hAnsi="Calibri"/>
+          <w:b/>
+          <w:bCs/>
+          <w:i w:val="false"/>
+          <w:iCs w:val="false"/>
+          <w:sz w:val="21"/>
+          <w:szCs w:val="21"/>
+        </w:rPr>
+        <w:t xml:space="preserve">minimum friction / power loss</w:t>
+      </w:r>
+      <w:r>
+        <w:rPr>
+          <w:rFonts w:ascii="Calibri" w:cs="Calibri" w:eastAsia="Calibri" w:hAnsi="Calibri"/>
+          <w:b w:val="false"/>
+          <w:bCs w:val="false"/>
+          <w:i w:val="false"/>
+          <w:iCs w:val="false"/>
+          <w:sz w:val="21"/>
+          <w:szCs w:val="21"/>
+        </w:rPr>
+        <w:t xml:space="preserve"> consistent with safe lubrication.</w:t>
       </w:r>
     </w:p>
     <w:p>
       <w:pPr>
         <w:keepNext/>
-        <w:spacing w:after="40" w:before="160" w:line="276" w:lineRule="auto"/>
-      </w:pPr>
-      <w:r>
-        <w:rPr>
-          <w:rFonts w:ascii="Calibri" w:cs="Calibri" w:eastAsia="Calibri" w:hAnsi="Calibri"/>
-          <w:b/>
-          <w:bCs/>
-          <w:i w:val="false"/>
-          <w:iCs w:val="false"/>
-          <w:color w:val="1F3864"/>
-          <w:sz w:val="21"/>
-          <w:szCs w:val="21"/>
-        </w:rPr>
-        <w:t xml:space="preserve">Q5.  </w:t>
-      </w:r>
-      <w:r>
-        <w:rPr>
-          <w:rFonts w:ascii="Calibri" w:cs="Calibri" w:eastAsia="Calibri" w:hAnsi="Calibri"/>
-          <w:b/>
-          <w:bCs/>
-          <w:i w:val="false"/>
-          <w:iCs w:val="false"/>
-          <w:sz w:val="21"/>
-          <w:szCs w:val="21"/>
-        </w:rPr>
-        <w:t xml:space="preserve">Important bearing terms.</w:t>
-      </w:r>
-    </w:p>
-    <w:p>
-      <w:pPr>
-        <w:spacing w:after="60" w:before="0" w:line="276" w:lineRule="auto"/>
-        <w:ind w:left="140"/>
-      </w:pPr>
-      <w:r>
-        <w:rPr>
-          <w:rFonts w:ascii="Calibri" w:cs="Calibri" w:eastAsia="Calibri" w:hAnsi="Calibri"/>
-          <w:b/>
-          <w:bCs/>
-          <w:i w:val="false"/>
-          <w:iCs w:val="false"/>
-          <w:sz w:val="21"/>
-          <w:szCs w:val="21"/>
-        </w:rPr>
-        <w:t xml:space="preserve">Static capacity C₀</w:t>
-      </w:r>
-      <w:r>
-        <w:rPr>
-          <w:rFonts w:ascii="Calibri" w:cs="Calibri" w:eastAsia="Calibri" w:hAnsi="Calibri"/>
-          <w:b w:val="false"/>
-          <w:bCs w:val="false"/>
-          <w:i w:val="false"/>
-          <w:iCs w:val="false"/>
-          <w:sz w:val="21"/>
-          <w:szCs w:val="21"/>
-        </w:rPr>
-        <w:t xml:space="preserve"> — load that produces a permanent indentation 0.0001× rolling-element diameter.  </w:t>
-      </w:r>
-      <w:r>
-        <w:rPr>
-          <w:rFonts w:ascii="Calibri" w:cs="Calibri" w:eastAsia="Calibri" w:hAnsi="Calibri"/>
-          <w:b/>
-          <w:bCs/>
-          <w:i w:val="false"/>
-          <w:iCs w:val="false"/>
-          <w:sz w:val="21"/>
-          <w:szCs w:val="21"/>
-        </w:rPr>
-        <w:t xml:space="preserve">Dynamic capacity C</w:t>
-      </w:r>
-      <w:r>
-        <w:rPr>
-          <w:rFonts w:ascii="Calibri" w:cs="Calibri" w:eastAsia="Calibri" w:hAnsi="Calibri"/>
-          <w:b w:val="false"/>
-          <w:bCs w:val="false"/>
-          <w:i w:val="false"/>
-          <w:iCs w:val="false"/>
-          <w:sz w:val="21"/>
-          <w:szCs w:val="21"/>
-        </w:rPr>
-        <w:t xml:space="preserve"> — constant radial load that gives a basic rating life L10 of 1 × 10⁶ revolutions.  </w:t>
-      </w:r>
-      <w:r>
-        <w:rPr>
-          <w:rFonts w:ascii="Calibri" w:cs="Calibri" w:eastAsia="Calibri" w:hAnsi="Calibri"/>
-          <w:b/>
-          <w:bCs/>
-          <w:i w:val="false"/>
-          <w:iCs w:val="false"/>
-          <w:sz w:val="21"/>
-          <w:szCs w:val="21"/>
-        </w:rPr>
-        <w:t xml:space="preserve">Rating life (L10)</w:t>
-      </w:r>
-      <w:r>
-        <w:rPr>
-          <w:rFonts w:ascii="Calibri" w:cs="Calibri" w:eastAsia="Calibri" w:hAnsi="Calibri"/>
-          <w:b w:val="false"/>
-          <w:bCs w:val="false"/>
-          <w:i w:val="false"/>
-          <w:iCs w:val="false"/>
-          <w:sz w:val="21"/>
-          <w:szCs w:val="21"/>
-        </w:rPr>
-        <w:t xml:space="preserve"> — life reached or exceeded by 90 % of a group of identical bearings.  </w:t>
-      </w:r>
-      <w:r>
-        <w:rPr>
-          <w:rFonts w:ascii="Calibri" w:cs="Calibri" w:eastAsia="Calibri" w:hAnsi="Calibri"/>
-          <w:b/>
-          <w:bCs/>
-          <w:i w:val="false"/>
-          <w:iCs w:val="false"/>
-          <w:sz w:val="21"/>
-          <w:szCs w:val="21"/>
-        </w:rPr>
-        <w:t xml:space="preserve">Equivalent load Pe = XVFr + YFa</w:t>
-      </w:r>
-      <w:r>
-        <w:rPr>
-          <w:rFonts w:ascii="Calibri" w:cs="Calibri" w:eastAsia="Calibri" w:hAnsi="Calibri"/>
-          <w:b w:val="false"/>
-          <w:bCs w:val="false"/>
-          <w:i w:val="false"/>
-          <w:iCs w:val="false"/>
-          <w:sz w:val="21"/>
-          <w:szCs w:val="21"/>
-        </w:rPr>
-        <w:t xml:space="preserve"> — the single radial load with the same effect as the actual combined load.</w:t>
-      </w:r>
-    </w:p>
-    <w:p>
-      <w:pPr>
-        <w:keepNext/>
-        <w:spacing w:after="40" w:before="160" w:line="276" w:lineRule="auto"/>
-      </w:pPr>
-      <w:r>
-        <w:rPr>
-          <w:rFonts w:ascii="Calibri" w:cs="Calibri" w:eastAsia="Calibri" w:hAnsi="Calibri"/>
-          <w:b/>
-          <w:bCs/>
-          <w:i w:val="false"/>
-          <w:iCs w:val="false"/>
-          <w:color w:val="1F3864"/>
-          <w:sz w:val="21"/>
-          <w:szCs w:val="21"/>
-        </w:rPr>
-        <w:t xml:space="preserve">Q6.  </w:t>
-      </w:r>
-      <w:r>
-        <w:rPr>
-          <w:rFonts w:ascii="Calibri" w:cs="Calibri" w:eastAsia="Calibri" w:hAnsi="Calibri"/>
-          <w:b/>
-          <w:bCs/>
-          <w:i w:val="false"/>
-          <w:iCs w:val="false"/>
-          <w:sz w:val="21"/>
-          <w:szCs w:val="21"/>
-        </w:rPr>
-        <w:t xml:space="preserve">Typical causes of failure in rolling-contact bearings.</w:t>
-      </w:r>
-    </w:p>
-    <w:p>
-      <w:pPr>
-        <w:spacing w:after="60" w:before="0" w:line="276" w:lineRule="auto"/>
-        <w:ind w:left="140"/>
-      </w:pPr>
-      <w:r>
-        <w:rPr>
-          <w:rFonts w:ascii="Calibri" w:cs="Calibri" w:eastAsia="Calibri" w:hAnsi="Calibri"/>
-          <w:b/>
-          <w:bCs/>
-          <w:i w:val="false"/>
-          <w:iCs w:val="false"/>
-          <w:sz w:val="21"/>
-          <w:szCs w:val="21"/>
-        </w:rPr>
-        <w:t xml:space="preserve">Fatigue spalling</w:t>
-      </w:r>
-      <w:r>
-        <w:rPr>
-          <w:rFonts w:ascii="Calibri" w:cs="Calibri" w:eastAsia="Calibri" w:hAnsi="Calibri"/>
-          <w:b w:val="false"/>
-          <w:bCs w:val="false"/>
-          <w:i w:val="false"/>
-          <w:iCs w:val="false"/>
-          <w:sz w:val="21"/>
-          <w:szCs w:val="21"/>
-        </w:rPr>
-        <w:t xml:space="preserve"> (normal end-of-life — flakes break out of the race), </w:t>
-      </w:r>
-      <w:r>
-        <w:rPr>
-          <w:rFonts w:ascii="Calibri" w:cs="Calibri" w:eastAsia="Calibri" w:hAnsi="Calibri"/>
-          <w:b/>
-          <w:bCs/>
-          <w:i w:val="false"/>
-          <w:iCs w:val="false"/>
-          <w:sz w:val="21"/>
-          <w:szCs w:val="21"/>
-        </w:rPr>
-        <w:t xml:space="preserve">wear/abrasion</w:t>
-      </w:r>
-      <w:r>
-        <w:rPr>
-          <w:rFonts w:ascii="Calibri" w:cs="Calibri" w:eastAsia="Calibri" w:hAnsi="Calibri"/>
-          <w:b w:val="false"/>
-          <w:bCs w:val="false"/>
-          <w:i w:val="false"/>
-          <w:iCs w:val="false"/>
-          <w:sz w:val="21"/>
-          <w:szCs w:val="21"/>
-        </w:rPr>
-        <w:t xml:space="preserve"> by dirt, </w:t>
-      </w:r>
-      <w:r>
-        <w:rPr>
-          <w:rFonts w:ascii="Calibri" w:cs="Calibri" w:eastAsia="Calibri" w:hAnsi="Calibri"/>
-          <w:b/>
-          <w:bCs/>
-          <w:i w:val="false"/>
-          <w:iCs w:val="false"/>
-          <w:sz w:val="21"/>
-          <w:szCs w:val="21"/>
-        </w:rPr>
-        <w:t xml:space="preserve">corrosion</w:t>
-      </w:r>
-      <w:r>
-        <w:rPr>
-          <w:rFonts w:ascii="Calibri" w:cs="Calibri" w:eastAsia="Calibri" w:hAnsi="Calibri"/>
-          <w:b w:val="false"/>
-          <w:bCs w:val="false"/>
-          <w:i w:val="false"/>
-          <w:iCs w:val="false"/>
-          <w:sz w:val="21"/>
-          <w:szCs w:val="21"/>
-        </w:rPr>
-        <w:t xml:space="preserve"> from water/moisture, </w:t>
-      </w:r>
-      <w:r>
-        <w:rPr>
-          <w:rFonts w:ascii="Calibri" w:cs="Calibri" w:eastAsia="Calibri" w:hAnsi="Calibri"/>
-          <w:b/>
-          <w:bCs/>
-          <w:i w:val="false"/>
-          <w:iCs w:val="false"/>
-          <w:sz w:val="21"/>
-          <w:szCs w:val="21"/>
-        </w:rPr>
-        <w:t xml:space="preserve">brinelling</w:t>
-      </w:r>
-      <w:r>
-        <w:rPr>
-          <w:rFonts w:ascii="Calibri" w:cs="Calibri" w:eastAsia="Calibri" w:hAnsi="Calibri"/>
-          <w:b w:val="false"/>
-          <w:bCs w:val="false"/>
-          <w:i w:val="false"/>
-          <w:iCs w:val="false"/>
-          <w:sz w:val="21"/>
-          <w:szCs w:val="21"/>
-        </w:rPr>
-        <w:t xml:space="preserve"> from static shock loads, </w:t>
-      </w:r>
-      <w:r>
-        <w:rPr>
-          <w:rFonts w:ascii="Calibri" w:cs="Calibri" w:eastAsia="Calibri" w:hAnsi="Calibri"/>
-          <w:b/>
-          <w:bCs/>
-          <w:i w:val="false"/>
-          <w:iCs w:val="false"/>
-          <w:sz w:val="21"/>
-          <w:szCs w:val="21"/>
-        </w:rPr>
-        <w:t xml:space="preserve">false brinelling</w:t>
-      </w:r>
-      <w:r>
-        <w:rPr>
-          <w:rFonts w:ascii="Calibri" w:cs="Calibri" w:eastAsia="Calibri" w:hAnsi="Calibri"/>
-          <w:b w:val="false"/>
-          <w:bCs w:val="false"/>
-          <w:i w:val="false"/>
-          <w:iCs w:val="false"/>
-          <w:sz w:val="21"/>
-          <w:szCs w:val="21"/>
-        </w:rPr>
-        <w:t xml:space="preserve"> from vibration at rest, </w:t>
-      </w:r>
-      <w:r>
-        <w:rPr>
-          <w:rFonts w:ascii="Calibri" w:cs="Calibri" w:eastAsia="Calibri" w:hAnsi="Calibri"/>
-          <w:b/>
-          <w:bCs/>
-          <w:i w:val="false"/>
-          <w:iCs w:val="false"/>
-          <w:sz w:val="21"/>
-          <w:szCs w:val="21"/>
-        </w:rPr>
-        <w:t xml:space="preserve">electric arcing</w:t>
-      </w:r>
-      <w:r>
-        <w:rPr>
-          <w:rFonts w:ascii="Calibri" w:cs="Calibri" w:eastAsia="Calibri" w:hAnsi="Calibri"/>
-          <w:b w:val="false"/>
-          <w:bCs w:val="false"/>
-          <w:i w:val="false"/>
-          <w:iCs w:val="false"/>
-          <w:sz w:val="21"/>
-          <w:szCs w:val="21"/>
-        </w:rPr>
-        <w:t xml:space="preserve">, </w:t>
-      </w:r>
-      <w:r>
-        <w:rPr>
-          <w:rFonts w:ascii="Calibri" w:cs="Calibri" w:eastAsia="Calibri" w:hAnsi="Calibri"/>
-          <w:b/>
-          <w:bCs/>
-          <w:i w:val="false"/>
-          <w:iCs w:val="false"/>
-          <w:sz w:val="21"/>
-          <w:szCs w:val="21"/>
-        </w:rPr>
-        <w:t xml:space="preserve">overheating</w:t>
-      </w:r>
-      <w:r>
-        <w:rPr>
-          <w:rFonts w:ascii="Calibri" w:cs="Calibri" w:eastAsia="Calibri" w:hAnsi="Calibri"/>
-          <w:b w:val="false"/>
-          <w:bCs w:val="false"/>
-          <w:i w:val="false"/>
-          <w:iCs w:val="false"/>
-          <w:sz w:val="21"/>
-          <w:szCs w:val="21"/>
-        </w:rPr>
-        <w:t xml:space="preserve"> from poor lubrication, </w:t>
-      </w:r>
-      <w:r>
-        <w:rPr>
-          <w:rFonts w:ascii="Calibri" w:cs="Calibri" w:eastAsia="Calibri" w:hAnsi="Calibri"/>
-          <w:b/>
-          <w:bCs/>
-          <w:i w:val="false"/>
-          <w:iCs w:val="false"/>
-          <w:sz w:val="21"/>
-          <w:szCs w:val="21"/>
-        </w:rPr>
-        <w:t xml:space="preserve">misalignment</w:t>
-      </w:r>
-      <w:r>
-        <w:rPr>
-          <w:rFonts w:ascii="Calibri" w:cs="Calibri" w:eastAsia="Calibri" w:hAnsi="Calibri"/>
-          <w:b w:val="false"/>
-          <w:bCs w:val="false"/>
-          <w:i w:val="false"/>
-          <w:iCs w:val="false"/>
-          <w:sz w:val="21"/>
-          <w:szCs w:val="21"/>
-        </w:rPr>
-        <w:t xml:space="preserve">, and </w:t>
-      </w:r>
-      <w:r>
-        <w:rPr>
-          <w:rFonts w:ascii="Calibri" w:cs="Calibri" w:eastAsia="Calibri" w:hAnsi="Calibri"/>
-          <w:b/>
-          <w:bCs/>
-          <w:i w:val="false"/>
-          <w:iCs w:val="false"/>
-          <w:sz w:val="21"/>
-          <w:szCs w:val="21"/>
-        </w:rPr>
-        <w:t xml:space="preserve">wrong fit/mounting</w:t>
-      </w:r>
-      <w:r>
-        <w:rPr>
-          <w:rFonts w:ascii="Calibri" w:cs="Calibri" w:eastAsia="Calibri" w:hAnsi="Calibri"/>
-          <w:b w:val="false"/>
-          <w:bCs w:val="false"/>
-          <w:i w:val="false"/>
-          <w:iCs w:val="false"/>
-          <w:sz w:val="21"/>
-          <w:szCs w:val="21"/>
-        </w:rPr>
-        <w:t xml:space="preserve">.</w:t>
-      </w:r>
-    </w:p>
-    <w:p>
-      <w:pPr>
-        <w:keepNext/>
-        <w:spacing w:after="40" w:before="160" w:line="276" w:lineRule="auto"/>
-      </w:pPr>
-      <w:r>
-        <w:rPr>
-          <w:rFonts w:ascii="Calibri" w:cs="Calibri" w:eastAsia="Calibri" w:hAnsi="Calibri"/>
-          <w:b/>
-          <w:bCs/>
-          <w:i w:val="false"/>
-          <w:iCs w:val="false"/>
-          <w:color w:val="1F3864"/>
-          <w:sz w:val="21"/>
-          <w:szCs w:val="21"/>
-        </w:rPr>
-        <w:t xml:space="preserve">Q7.  </w:t>
-      </w:r>
-      <w:r>
-        <w:rPr>
-          <w:rFonts w:ascii="Calibri" w:cs="Calibri" w:eastAsia="Calibri" w:hAnsi="Calibri"/>
-          <w:b/>
-          <w:bCs/>
-          <w:i w:val="false"/>
-          <w:iCs w:val="false"/>
-          <w:sz w:val="21"/>
-          <w:szCs w:val="21"/>
-        </w:rPr>
-        <w:t xml:space="preserve">Performance of a hydrodynamic bearing.</w:t>
-      </w:r>
-    </w:p>
-    <w:p>
-      <w:pPr>
-        <w:spacing w:after="60" w:before="0" w:line="276" w:lineRule="auto"/>
-        <w:ind w:left="140"/>
-      </w:pPr>
-      <w:r>
-        <w:rPr>
-          <w:rFonts w:ascii="Calibri" w:cs="Calibri" w:eastAsia="Calibri" w:hAnsi="Calibri"/>
-          <w:b w:val="false"/>
-          <w:bCs w:val="false"/>
-          <w:i w:val="false"/>
-          <w:iCs w:val="false"/>
-          <w:sz w:val="21"/>
-          <w:szCs w:val="21"/>
-        </w:rPr>
-        <w:t xml:space="preserve">A journal rotating in a bearing drags lubricant into the clearance; a wedge-shaped film builds pressure and lifts the shaft off the metal. Performance (minimum film thickness, friction, flow, temperature rise, power loss) depends on the </w:t>
-      </w:r>
-      <w:r>
-        <w:rPr>
-          <w:rFonts w:ascii="Calibri" w:cs="Calibri" w:eastAsia="Calibri" w:hAnsi="Calibri"/>
-          <w:b/>
-          <w:bCs/>
-          <w:i w:val="false"/>
-          <w:iCs w:val="false"/>
-          <w:sz w:val="21"/>
-          <w:szCs w:val="21"/>
-        </w:rPr>
-        <w:t xml:space="preserve">Sommerfeld number</w:t>
-      </w:r>
-      <w:r>
-        <w:rPr>
-          <w:rFonts w:ascii="Calibri" w:cs="Calibri" w:eastAsia="Calibri" w:hAnsi="Calibri"/>
-          <w:b w:val="false"/>
-          <w:bCs w:val="false"/>
-          <w:i w:val="false"/>
-          <w:iCs w:val="false"/>
-          <w:sz w:val="21"/>
-          <w:szCs w:val="21"/>
-        </w:rPr>
-        <w:t xml:space="preserve"> S = (r/c)² · ηN/p, and is read from the McKee / Raimondi–Boyd charts. Design aim: </w:t>
-      </w:r>
-      <w:r>
-        <w:rPr>
-          <w:rFonts w:ascii="Calibri" w:cs="Calibri" w:eastAsia="Calibri" w:hAnsi="Calibri"/>
-          <w:b/>
-          <w:bCs/>
-          <w:i w:val="false"/>
-          <w:iCs w:val="false"/>
-          <w:sz w:val="21"/>
-          <w:szCs w:val="21"/>
-        </w:rPr>
-        <w:t xml:space="preserve">h₀ &gt; safe limit</w:t>
-      </w:r>
-      <w:r>
-        <w:rPr>
-          <w:rFonts w:ascii="Calibri" w:cs="Calibri" w:eastAsia="Calibri" w:hAnsi="Calibri"/>
-          <w:b w:val="false"/>
-          <w:bCs w:val="false"/>
-          <w:i w:val="false"/>
-          <w:iCs w:val="false"/>
-          <w:sz w:val="21"/>
-          <w:szCs w:val="21"/>
-        </w:rPr>
-        <w:t xml:space="preserve">, </w:t>
-      </w:r>
-      <w:r>
-        <w:rPr>
-          <w:rFonts w:ascii="Calibri" w:cs="Calibri" w:eastAsia="Calibri" w:hAnsi="Calibri"/>
-          <w:b/>
-          <w:bCs/>
-          <w:i w:val="false"/>
-          <w:iCs w:val="false"/>
-          <w:sz w:val="21"/>
-          <w:szCs w:val="21"/>
-        </w:rPr>
-        <w:t xml:space="preserve">temperature within limits</w:t>
-      </w:r>
-      <w:r>
-        <w:rPr>
-          <w:rFonts w:ascii="Calibri" w:cs="Calibri" w:eastAsia="Calibri" w:hAnsi="Calibri"/>
-          <w:b w:val="false"/>
-          <w:bCs w:val="false"/>
-          <w:i w:val="false"/>
-          <w:iCs w:val="false"/>
-          <w:sz w:val="21"/>
-          <w:szCs w:val="21"/>
-        </w:rPr>
-        <w:t xml:space="preserve">, </w:t>
-      </w:r>
-      <w:r>
-        <w:rPr>
-          <w:rFonts w:ascii="Calibri" w:cs="Calibri" w:eastAsia="Calibri" w:hAnsi="Calibri"/>
-          <w:b/>
-          <w:bCs/>
-          <w:i w:val="false"/>
-          <w:iCs w:val="false"/>
-          <w:sz w:val="21"/>
-          <w:szCs w:val="21"/>
-        </w:rPr>
-        <w:t xml:space="preserve">minimum power loss</w:t>
-      </w:r>
-      <w:r>
-        <w:rPr>
-          <w:rFonts w:ascii="Calibri" w:cs="Calibri" w:eastAsia="Calibri" w:hAnsi="Calibri"/>
-          <w:b w:val="false"/>
-          <w:bCs w:val="false"/>
-          <w:i w:val="false"/>
-          <w:iCs w:val="false"/>
-          <w:sz w:val="21"/>
-          <w:szCs w:val="21"/>
-        </w:rPr>
-        <w:t xml:space="preserve">.</w:t>
-      </w:r>
-    </w:p>
-    <w:p>
-      <w:pPr>
-        <w:keepNext/>
-        <w:spacing w:after="40" w:before="160" w:line="276" w:lineRule="auto"/>
+        <w:spacing w:after="60" w:before="260" w:line="276" w:lineRule="auto"/>
       </w:pPr>
       <w:r>
         <w:rPr>
@@ -1514,7 +3198,7 @@
                 <w:sz w:val="17"/>
                 <w:szCs w:val="17"/>
               </w:rPr>
-              <w:t xml:space="preserve">Depends on film; low only after start-up</w:t>
+              <w:t xml:space="preserve">Depends on the film; low only after start-up (f = 0.001–0.01)</w:t>
             </w:r>
           </w:p>
         </w:tc>
@@ -1544,7 +3228,7 @@
                 <w:sz w:val="17"/>
                 <w:szCs w:val="17"/>
               </w:rPr>
-              <w:t xml:space="preserve">Low from start, almost constant</w:t>
+              <w:t xml:space="preserve">Low from start, almost constant (f ≈ 0.001–0.0025)</w:t>
             </w:r>
           </w:p>
         </w:tc>
@@ -1609,7 +3293,7 @@
                 <w:sz w:val="17"/>
                 <w:szCs w:val="17"/>
               </w:rPr>
-              <w:t xml:space="preserve">High</w:t>
+              <w:t xml:space="preserve">High (boundary lubrication at start)</w:t>
             </w:r>
           </w:p>
         </w:tc>
@@ -1704,7 +3388,7 @@
                 <w:sz w:val="17"/>
                 <w:szCs w:val="17"/>
               </w:rPr>
-              <w:t xml:space="preserve">Takes shock well; silent</w:t>
+              <w:t xml:space="preserve">Takes shock well; silent in use</w:t>
             </w:r>
           </w:p>
         </w:tc>
@@ -1769,7 +3453,7 @@
                 <w:sz w:val="17"/>
                 <w:szCs w:val="17"/>
               </w:rPr>
-              <w:t xml:space="preserve">Space (radial)</w:t>
+              <w:t xml:space="preserve">Radial space</w:t>
             </w:r>
           </w:p>
         </w:tc>
@@ -1799,7 +3483,7 @@
                 <w:sz w:val="17"/>
                 <w:szCs w:val="17"/>
               </w:rPr>
-              <w:t xml:space="preserve">Smaller</w:t>
+              <w:t xml:space="preserve">Smaller OD for the same shaft</w:t>
             </w:r>
           </w:p>
         </w:tc>
@@ -1829,7 +3513,7 @@
                 <w:sz w:val="17"/>
                 <w:szCs w:val="17"/>
               </w:rPr>
-              <w:t xml:space="preserve">Larger</w:t>
+              <w:t xml:space="preserve">Larger OD for the same bore</w:t>
             </w:r>
           </w:p>
         </w:tc>
@@ -1894,7 +3578,7 @@
                 <w:sz w:val="17"/>
                 <w:szCs w:val="17"/>
               </w:rPr>
-              <w:t xml:space="preserve">Low; easy to make</w:t>
+              <w:t xml:space="preserve">Low — simple bush, easy to make</w:t>
             </w:r>
           </w:p>
         </w:tc>
@@ -1924,7 +3608,7 @@
                 <w:sz w:val="17"/>
                 <w:szCs w:val="17"/>
               </w:rPr>
-              <w:t xml:space="preserve">Higher; standard parts</w:t>
+              <w:t xml:space="preserve">Higher — precision standard parts</w:t>
             </w:r>
           </w:p>
         </w:tc>
@@ -1959,7 +3643,7 @@
                 <w:sz w:val="17"/>
                 <w:szCs w:val="17"/>
               </w:rPr>
-              <w:t xml:space="preserve">Life</w:t>
+              <w:t xml:space="preserve">Lubrication</w:t>
             </w:r>
           </w:p>
         </w:tc>
@@ -1989,7 +3673,7 @@
                 <w:sz w:val="17"/>
                 <w:szCs w:val="17"/>
               </w:rPr>
-              <w:t xml:space="preserve">Very long with good lubrication</w:t>
+              <w:t xml:space="preserve">Needs continuous oil supply</w:t>
             </w:r>
           </w:p>
         </w:tc>
@@ -2019,7 +3703,197 @@
                 <w:sz w:val="17"/>
                 <w:szCs w:val="17"/>
               </w:rPr>
-              <w:t xml:space="preserve">Fatigue-limited (L10)</w:t>
+              <w:t xml:space="preserve">Grease, often sealed-for-life</w:t>
+            </w:r>
+          </w:p>
+        </w:tc>
+      </w:tr>
+      <w:tr>
+        <w:trPr>
+          <w:cantSplit/>
+        </w:trPr>
+        <w:tc>
+          <w:tcPr>
+            <w:tcW w:type="dxa" w:w="1948"/>
+            <w:shd w:fill="FFFFFF" w:color="auto" w:val="clear"/>
+            <w:tcMar>
+              <w:top w:type="dxa" w:w="60"/>
+              <w:left w:type="dxa" w:w="110"/>
+              <w:bottom w:type="dxa" w:w="60"/>
+              <w:right w:type="dxa" w:w="110"/>
+            </w:tcMar>
+            <w:vAlign w:val="center"/>
+          </w:tcPr>
+          <w:p>
+            <w:pPr>
+              <w:spacing w:after="26" w:before="26" w:line="252" w:lineRule="auto"/>
+            </w:pPr>
+            <w:r>
+              <w:rPr>
+                <w:rFonts w:ascii="Calibri" w:cs="Calibri" w:eastAsia="Calibri" w:hAnsi="Calibri"/>
+                <w:b w:val="false"/>
+                <w:bCs w:val="false"/>
+                <w:i w:val="false"/>
+                <w:iCs w:val="false"/>
+                <w:sz w:val="17"/>
+                <w:szCs w:val="17"/>
+              </w:rPr>
+              <w:t xml:space="preserve">Life</w:t>
+            </w:r>
+          </w:p>
+        </w:tc>
+        <w:tc>
+          <w:tcPr>
+            <w:tcW w:type="dxa" w:w="3896"/>
+            <w:shd w:fill="FFFFFF" w:color="auto" w:val="clear"/>
+            <w:tcMar>
+              <w:top w:type="dxa" w:w="60"/>
+              <w:left w:type="dxa" w:w="110"/>
+              <w:bottom w:type="dxa" w:w="60"/>
+              <w:right w:type="dxa" w:w="110"/>
+            </w:tcMar>
+            <w:vAlign w:val="center"/>
+          </w:tcPr>
+          <w:p>
+            <w:pPr>
+              <w:spacing w:after="26" w:before="26" w:line="252" w:lineRule="auto"/>
+            </w:pPr>
+            <w:r>
+              <w:rPr>
+                <w:rFonts w:ascii="Calibri" w:cs="Calibri" w:eastAsia="Calibri" w:hAnsi="Calibri"/>
+                <w:b w:val="false"/>
+                <w:bCs w:val="false"/>
+                <w:i w:val="false"/>
+                <w:iCs w:val="false"/>
+                <w:sz w:val="17"/>
+                <w:szCs w:val="17"/>
+              </w:rPr>
+              <w:t xml:space="preserve">Very long with good lubrication</w:t>
+            </w:r>
+          </w:p>
+        </w:tc>
+        <w:tc>
+          <w:tcPr>
+            <w:tcW w:type="dxa" w:w="3896"/>
+            <w:shd w:fill="FFFFFF" w:color="auto" w:val="clear"/>
+            <w:tcMar>
+              <w:top w:type="dxa" w:w="60"/>
+              <w:left w:type="dxa" w:w="110"/>
+              <w:bottom w:type="dxa" w:w="60"/>
+              <w:right w:type="dxa" w:w="110"/>
+            </w:tcMar>
+            <w:vAlign w:val="center"/>
+          </w:tcPr>
+          <w:p>
+            <w:pPr>
+              <w:spacing w:after="26" w:before="26" w:line="252" w:lineRule="auto"/>
+            </w:pPr>
+            <w:r>
+              <w:rPr>
+                <w:rFonts w:ascii="Calibri" w:cs="Calibri" w:eastAsia="Calibri" w:hAnsi="Calibri"/>
+                <w:b w:val="false"/>
+                <w:bCs w:val="false"/>
+                <w:i w:val="false"/>
+                <w:iCs w:val="false"/>
+                <w:sz w:val="17"/>
+                <w:szCs w:val="17"/>
+              </w:rPr>
+              <w:t xml:space="preserve">Fatigue-limited (L10 life)</w:t>
+            </w:r>
+          </w:p>
+        </w:tc>
+      </w:tr>
+      <w:tr>
+        <w:trPr>
+          <w:cantSplit/>
+        </w:trPr>
+        <w:tc>
+          <w:tcPr>
+            <w:tcW w:type="dxa" w:w="1948"/>
+            <w:shd w:fill="F6F8FC" w:color="auto" w:val="clear"/>
+            <w:tcMar>
+              <w:top w:type="dxa" w:w="60"/>
+              <w:left w:type="dxa" w:w="110"/>
+              <w:bottom w:type="dxa" w:w="60"/>
+              <w:right w:type="dxa" w:w="110"/>
+            </w:tcMar>
+            <w:vAlign w:val="center"/>
+          </w:tcPr>
+          <w:p>
+            <w:pPr>
+              <w:spacing w:after="26" w:before="26" w:line="252" w:lineRule="auto"/>
+            </w:pPr>
+            <w:r>
+              <w:rPr>
+                <w:rFonts w:ascii="Calibri" w:cs="Calibri" w:eastAsia="Calibri" w:hAnsi="Calibri"/>
+                <w:b w:val="false"/>
+                <w:bCs w:val="false"/>
+                <w:i w:val="false"/>
+                <w:iCs w:val="false"/>
+                <w:sz w:val="17"/>
+                <w:szCs w:val="17"/>
+              </w:rPr>
+              <w:t xml:space="preserve">Typical use</w:t>
+            </w:r>
+          </w:p>
+        </w:tc>
+        <w:tc>
+          <w:tcPr>
+            <w:tcW w:type="dxa" w:w="3896"/>
+            <w:shd w:fill="F6F8FC" w:color="auto" w:val="clear"/>
+            <w:tcMar>
+              <w:top w:type="dxa" w:w="60"/>
+              <w:left w:type="dxa" w:w="110"/>
+              <w:bottom w:type="dxa" w:w="60"/>
+              <w:right w:type="dxa" w:w="110"/>
+            </w:tcMar>
+            <w:vAlign w:val="center"/>
+          </w:tcPr>
+          <w:p>
+            <w:pPr>
+              <w:spacing w:after="26" w:before="26" w:line="252" w:lineRule="auto"/>
+            </w:pPr>
+            <w:r>
+              <w:rPr>
+                <w:rFonts w:ascii="Calibri" w:cs="Calibri" w:eastAsia="Calibri" w:hAnsi="Calibri"/>
+                <w:b w:val="false"/>
+                <w:bCs w:val="false"/>
+                <w:i w:val="false"/>
+                <w:iCs w:val="false"/>
+                <w:sz w:val="17"/>
+                <w:szCs w:val="17"/>
+              </w:rPr>
+              <w:t xml:space="preserve">Large slow-speed shafts, IC-engine crankshafts</w:t>
+            </w:r>
+          </w:p>
+        </w:tc>
+        <w:tc>
+          <w:tcPr>
+            <w:tcW w:type="dxa" w:w="3896"/>
+            <w:shd w:fill="F6F8FC" w:color="auto" w:val="clear"/>
+            <w:tcMar>
+              <w:top w:type="dxa" w:w="60"/>
+              <w:left w:type="dxa" w:w="110"/>
+              <w:bottom w:type="dxa" w:w="60"/>
+              <w:right w:type="dxa" w:w="110"/>
+            </w:tcMar>
+            <w:vAlign w:val="center"/>
+          </w:tcPr>
+          <w:p>
+            <w:pPr>
+              <w:spacing w:after="26" w:before="26" w:line="252" w:lineRule="auto"/>
+            </w:pPr>
+            <w:r>
+              <w:rPr>
+                <w:rFonts w:ascii="Calibri" w:cs="Calibri" w:eastAsia="Calibri" w:hAnsi="Calibri"/>
+                <w:b w:val="false"/>
+                <w:bCs w:val="false"/>
+                <w:i w:val="false"/>
+                <w:iCs w:val="false"/>
+                <w:sz w:val="17"/>
+                <w:szCs w:val="17"/>
+              </w:rPr>
+              <w:t xml:space="preserve">Electric motors, pumps, machine tools</w:t>
             </w:r>
           </w:p>
         </w:tc>
@@ -2033,7 +3907,7 @@
     <w:p>
       <w:pPr>
         <w:keepNext/>
-        <w:spacing w:after="40" w:before="160" w:line="276" w:lineRule="auto"/>
+        <w:spacing w:after="60" w:before="260" w:line="276" w:lineRule="auto"/>
       </w:pPr>
       <w:r>
         <w:rPr>
@@ -2063,20 +3937,134 @@
     </w:p>
     <w:p>
       <w:pPr>
-        <w:spacing w:after="60" w:before="0" w:line="276" w:lineRule="auto"/>
+        <w:spacing w:after="150" w:before="0" w:line="340" w:lineRule="auto"/>
         <w:ind w:left="140"/>
       </w:pPr>
       <w:r>
         <w:rPr>
           <w:rFonts w:ascii="Calibri" w:cs="Calibri" w:eastAsia="Calibri" w:hAnsi="Calibri"/>
-          <w:b w:val="false"/>
-          <w:bCs w:val="false"/>
-          <w:i w:val="false"/>
-          <w:iCs w:val="false"/>
-          <w:sz w:val="21"/>
-          <w:szCs w:val="21"/>
-        </w:rPr>
-        <w:t xml:space="preserve">Speed ratio i = 1440/864 = 1.67. Choose pinion teeth zp = 21 → gear teeth zg = 35. Try module </w:t>
+          <w:b/>
+          <w:bCs/>
+          <w:i w:val="false"/>
+          <w:iCs w:val="false"/>
+          <w:sz w:val="21"/>
+          <w:szCs w:val="21"/>
+        </w:rPr>
+        <w:t xml:space="preserve">Step 1 — Speed ratio and teeth.</w:t>
+      </w:r>
+      <w:r>
+        <w:rPr>
+          <w:rFonts w:ascii="Calibri" w:cs="Calibri" w:eastAsia="Calibri" w:hAnsi="Calibri"/>
+          <w:b w:val="false"/>
+          <w:bCs w:val="false"/>
+          <w:i w:val="false"/>
+          <w:iCs w:val="false"/>
+          <w:sz w:val="21"/>
+          <w:szCs w:val="21"/>
+        </w:rPr>
+        <w:t xml:space="preserve">  i = 1440 / 864 = </w:t>
+      </w:r>
+      <w:r>
+        <w:rPr>
+          <w:rFonts w:ascii="Calibri" w:cs="Calibri" w:eastAsia="Calibri" w:hAnsi="Calibri"/>
+          <w:b/>
+          <w:bCs/>
+          <w:i w:val="false"/>
+          <w:iCs w:val="false"/>
+          <w:sz w:val="21"/>
+          <w:szCs w:val="21"/>
+        </w:rPr>
+        <w:t xml:space="preserve">1.667</w:t>
+      </w:r>
+      <w:r>
+        <w:rPr>
+          <w:rFonts w:ascii="Calibri" w:cs="Calibri" w:eastAsia="Calibri" w:hAnsi="Calibri"/>
+          <w:b w:val="false"/>
+          <w:bCs w:val="false"/>
+          <w:i w:val="false"/>
+          <w:iCs w:val="false"/>
+          <w:sz w:val="21"/>
+          <w:szCs w:val="21"/>
+        </w:rPr>
+        <w:t xml:space="preserve">. Choose pinion teeth </w:t>
+      </w:r>
+      <w:r>
+        <w:rPr>
+          <w:rFonts w:ascii="Calibri" w:cs="Calibri" w:eastAsia="Calibri" w:hAnsi="Calibri"/>
+          <w:b/>
+          <w:bCs/>
+          <w:i w:val="false"/>
+          <w:iCs w:val="false"/>
+          <w:sz w:val="21"/>
+          <w:szCs w:val="21"/>
+        </w:rPr>
+        <w:t xml:space="preserve">zp = 21</w:t>
+      </w:r>
+      <w:r>
+        <w:rPr>
+          <w:rFonts w:ascii="Calibri" w:cs="Calibri" w:eastAsia="Calibri" w:hAnsi="Calibri"/>
+          <w:b w:val="false"/>
+          <w:bCs w:val="false"/>
+          <w:i w:val="false"/>
+          <w:iCs w:val="false"/>
+          <w:sz w:val="21"/>
+          <w:szCs w:val="21"/>
+        </w:rPr>
+        <w:t xml:space="preserve"> (≥ 18 for 20° full-depth) → gear teeth zg = 21 × 1.667 ≈ </w:t>
+      </w:r>
+      <w:r>
+        <w:rPr>
+          <w:rFonts w:ascii="Calibri" w:cs="Calibri" w:eastAsia="Calibri" w:hAnsi="Calibri"/>
+          <w:b/>
+          <w:bCs/>
+          <w:i w:val="false"/>
+          <w:iCs w:val="false"/>
+          <w:sz w:val="21"/>
+          <w:szCs w:val="21"/>
+        </w:rPr>
+        <w:t xml:space="preserve">35</w:t>
+      </w:r>
+      <w:r>
+        <w:rPr>
+          <w:rFonts w:ascii="Calibri" w:cs="Calibri" w:eastAsia="Calibri" w:hAnsi="Calibri"/>
+          <w:b w:val="false"/>
+          <w:bCs w:val="false"/>
+          <w:i w:val="false"/>
+          <w:iCs w:val="false"/>
+          <w:sz w:val="21"/>
+          <w:szCs w:val="21"/>
+        </w:rPr>
+        <w:t xml:space="preserve">.</w:t>
+      </w:r>
+    </w:p>
+    <w:p>
+      <w:pPr>
+        <w:spacing w:after="150" w:before="0" w:line="340" w:lineRule="auto"/>
+        <w:ind w:left="140"/>
+      </w:pPr>
+      <w:r>
+        <w:rPr>
+          <w:rFonts w:ascii="Calibri" w:cs="Calibri" w:eastAsia="Calibri" w:hAnsi="Calibri"/>
+          <w:b/>
+          <w:bCs/>
+          <w:i w:val="false"/>
+          <w:iCs w:val="false"/>
+          <w:sz w:val="21"/>
+          <w:szCs w:val="21"/>
+        </w:rPr>
+        <w:t xml:space="preserve">Step 2 — First trial of module and face width.</w:t>
+      </w:r>
+      <w:r>
+        <w:rPr>
+          <w:rFonts w:ascii="Calibri" w:cs="Calibri" w:eastAsia="Calibri" w:hAnsi="Calibri"/>
+          <w:b w:val="false"/>
+          <w:bCs w:val="false"/>
+          <w:i w:val="false"/>
+          <w:iCs w:val="false"/>
+          <w:sz w:val="21"/>
+          <w:szCs w:val="21"/>
+        </w:rPr>
+        <w:t xml:space="preserve">  Try </w:t>
       </w:r>
       <w:r>
         <w:rPr>
@@ -2100,32 +4088,61 @@
           <w:sz w:val="21"/>
           <w:szCs w:val="21"/>
         </w:rPr>
-        <w:t xml:space="preserve">, face width </w:t>
-      </w:r>
-      <w:r>
-        <w:rPr>
-          <w:rFonts w:ascii="Calibri" w:cs="Calibri" w:eastAsia="Calibri" w:hAnsi="Calibri"/>
-          <w:b/>
-          <w:bCs/>
-          <w:i w:val="false"/>
-          <w:iCs w:val="false"/>
-          <w:sz w:val="21"/>
-          <w:szCs w:val="21"/>
-        </w:rPr>
-        <w:t xml:space="preserve">b = 30 mm (= 10 m)</w:t>
-      </w:r>
-      <w:r>
-        <w:rPr>
-          <w:rFonts w:ascii="Calibri" w:cs="Calibri" w:eastAsia="Calibri" w:hAnsi="Calibri"/>
-          <w:b w:val="false"/>
-          <w:bCs w:val="false"/>
-          <w:i w:val="false"/>
-          <w:iCs w:val="false"/>
-          <w:sz w:val="21"/>
-          <w:szCs w:val="21"/>
-        </w:rPr>
-        <w:t xml:space="preserve">.
-Pitch dias dp = 63 mm, dg = 105 mm → centre distance </w:t>
+        <w:t xml:space="preserve"> and face width </w:t>
+      </w:r>
+      <w:r>
+        <w:rPr>
+          <w:rFonts w:ascii="Calibri" w:cs="Calibri" w:eastAsia="Calibri" w:hAnsi="Calibri"/>
+          <w:b/>
+          <w:bCs/>
+          <w:i w:val="false"/>
+          <w:iCs w:val="false"/>
+          <w:sz w:val="21"/>
+          <w:szCs w:val="21"/>
+        </w:rPr>
+        <w:t xml:space="preserve">b = 10 m = 30 mm</w:t>
+      </w:r>
+      <w:r>
+        <w:rPr>
+          <w:rFonts w:ascii="Calibri" w:cs="Calibri" w:eastAsia="Calibri" w:hAnsi="Calibri"/>
+          <w:b w:val="false"/>
+          <w:bCs w:val="false"/>
+          <w:i w:val="false"/>
+          <w:iCs w:val="false"/>
+          <w:sz w:val="21"/>
+          <w:szCs w:val="21"/>
+        </w:rPr>
+        <w:t xml:space="preserve"> (10 m is the usual starting value).</w:t>
+      </w:r>
+    </w:p>
+    <w:p>
+      <w:pPr>
+        <w:spacing w:after="150" w:before="0" w:line="340" w:lineRule="auto"/>
+        <w:ind w:left="140"/>
+      </w:pPr>
+      <w:r>
+        <w:rPr>
+          <w:rFonts w:ascii="Calibri" w:cs="Calibri" w:eastAsia="Calibri" w:hAnsi="Calibri"/>
+          <w:b/>
+          <w:bCs/>
+          <w:i w:val="false"/>
+          <w:iCs w:val="false"/>
+          <w:sz w:val="21"/>
+          <w:szCs w:val="21"/>
+        </w:rPr>
+        <w:t xml:space="preserve">Step 3 — Pitch diameters and centre distance.</w:t>
+      </w:r>
+      <w:r>
+        <w:rPr>
+          <w:rFonts w:ascii="Calibri" w:cs="Calibri" w:eastAsia="Calibri" w:hAnsi="Calibri"/>
+          <w:b w:val="false"/>
+          <w:bCs w:val="false"/>
+          <w:i w:val="false"/>
+          <w:iCs w:val="false"/>
+          <w:sz w:val="21"/>
+          <w:szCs w:val="21"/>
+        </w:rPr>
+        <w:t xml:space="preserve">  dp = m zp = 63 mm,  dg = m zg = 105 mm → centre distance = (dp + dg)/2 = </w:t>
       </w:r>
       <w:r>
         <w:rPr>
@@ -2149,7 +4166,121 @@
           <w:sz w:val="21"/>
           <w:szCs w:val="21"/>
         </w:rPr>
-        <w:t xml:space="preserve">. Tangential force Ft = 2T/dp with T = 60 × 2500/(2π·1440) ≈ 16.6 N·m → Ft ≈ 527 N; design load Fd = Ft × FOS × Cv ≈ </w:t>
+        <w:t xml:space="preserve">.</w:t>
+      </w:r>
+    </w:p>
+    <w:p>
+      <w:pPr>
+        <w:spacing w:after="150" w:before="0" w:line="340" w:lineRule="auto"/>
+        <w:ind w:left="140"/>
+      </w:pPr>
+      <w:r>
+        <w:rPr>
+          <w:rFonts w:ascii="Calibri" w:cs="Calibri" w:eastAsia="Calibri" w:hAnsi="Calibri"/>
+          <w:b/>
+          <w:bCs/>
+          <w:i w:val="false"/>
+          <w:iCs w:val="false"/>
+          <w:sz w:val="21"/>
+          <w:szCs w:val="21"/>
+        </w:rPr>
+        <w:t xml:space="preserve">Step 4 — Torque and tangential force.</w:t>
+      </w:r>
+      <w:r>
+        <w:rPr>
+          <w:rFonts w:ascii="Calibri" w:cs="Calibri" w:eastAsia="Calibri" w:hAnsi="Calibri"/>
+          <w:b w:val="false"/>
+          <w:bCs w:val="false"/>
+          <w:i w:val="false"/>
+          <w:iCs w:val="false"/>
+          <w:sz w:val="21"/>
+          <w:szCs w:val="21"/>
+        </w:rPr>
+        <w:t xml:space="preserve">  T = (60 × P)/(2π N) = (60 × 2500)/(2π × 1440) ≈ </w:t>
+      </w:r>
+      <w:r>
+        <w:rPr>
+          <w:rFonts w:ascii="Calibri" w:cs="Calibri" w:eastAsia="Calibri" w:hAnsi="Calibri"/>
+          <w:b/>
+          <w:bCs/>
+          <w:i w:val="false"/>
+          <w:iCs w:val="false"/>
+          <w:sz w:val="21"/>
+          <w:szCs w:val="21"/>
+        </w:rPr>
+        <w:t xml:space="preserve">16.6 N·m</w:t>
+      </w:r>
+      <w:r>
+        <w:rPr>
+          <w:rFonts w:ascii="Calibri" w:cs="Calibri" w:eastAsia="Calibri" w:hAnsi="Calibri"/>
+          <w:b w:val="false"/>
+          <w:bCs w:val="false"/>
+          <w:i w:val="false"/>
+          <w:iCs w:val="false"/>
+          <w:sz w:val="21"/>
+          <w:szCs w:val="21"/>
+        </w:rPr>
+        <w:t xml:space="preserve">.</w:t>
+      </w:r>
+    </w:p>
+    <w:p>
+      <w:pPr>
+        <w:spacing w:after="150" w:before="0" w:line="340" w:lineRule="auto"/>
+        <w:ind w:left="140"/>
+      </w:pPr>
+      <w:r>
+        <w:rPr>
+          <w:rFonts w:ascii="Calibri" w:cs="Calibri" w:eastAsia="Calibri" w:hAnsi="Calibri"/>
+          <w:b w:val="false"/>
+          <w:bCs w:val="false"/>
+          <w:i w:val="false"/>
+          <w:iCs w:val="false"/>
+          <w:sz w:val="21"/>
+          <w:szCs w:val="21"/>
+        </w:rPr>
+        <w:t xml:space="preserve">Tangential force at the pitch point:  Ft = 2T / dp = 2 × 16.6 / 0.063 ≈ </w:t>
+      </w:r>
+      <w:r>
+        <w:rPr>
+          <w:rFonts w:ascii="Calibri" w:cs="Calibri" w:eastAsia="Calibri" w:hAnsi="Calibri"/>
+          <w:b/>
+          <w:bCs/>
+          <w:i w:val="false"/>
+          <w:iCs w:val="false"/>
+          <w:sz w:val="21"/>
+          <w:szCs w:val="21"/>
+        </w:rPr>
+        <w:t xml:space="preserve">527 N</w:t>
+      </w:r>
+      <w:r>
+        <w:rPr>
+          <w:rFonts w:ascii="Calibri" w:cs="Calibri" w:eastAsia="Calibri" w:hAnsi="Calibri"/>
+          <w:b w:val="false"/>
+          <w:bCs w:val="false"/>
+          <w:i w:val="false"/>
+          <w:iCs w:val="false"/>
+          <w:sz w:val="21"/>
+          <w:szCs w:val="21"/>
+        </w:rPr>
+        <w:t xml:space="preserve">.</w:t>
+      </w:r>
+    </w:p>
+    <w:p>
+      <w:pPr>
+        <w:spacing w:after="150" w:before="0" w:line="340" w:lineRule="auto"/>
+        <w:ind w:left="140"/>
+      </w:pPr>
+      <w:r>
+        <w:rPr>
+          <w:rFonts w:ascii="Calibri" w:cs="Calibri" w:eastAsia="Calibri" w:hAnsi="Calibri"/>
+          <w:b w:val="false"/>
+          <w:bCs w:val="false"/>
+          <w:i w:val="false"/>
+          <w:iCs w:val="false"/>
+          <w:sz w:val="21"/>
+          <w:szCs w:val="21"/>
+        </w:rPr>
+        <w:t xml:space="preserve">Including Barth velocity factor and FOS:  effective (design) load  Fd ≈ Ft × FOS / Cv ≈ </w:t>
       </w:r>
       <w:r>
         <w:rPr>
@@ -2173,32 +4304,181 @@
           <w:sz w:val="21"/>
           <w:szCs w:val="21"/>
         </w:rPr>
-        <w:t xml:space="preserve">.
-Beam strength Sb = m b σb Y with σb = 236 N/mm², Y = π(0.154 − 0.912/21) = 0.349 → </w:t>
-      </w:r>
-      <w:r>
-        <w:rPr>
-          <w:rFonts w:ascii="Calibri" w:cs="Calibri" w:eastAsia="Calibri" w:hAnsi="Calibri"/>
-          <w:b/>
-          <w:bCs/>
-          <w:i w:val="false"/>
-          <w:iCs w:val="false"/>
-          <w:sz w:val="21"/>
-          <w:szCs w:val="21"/>
-        </w:rPr>
-        <w:t xml:space="preserve">Sb ≈ 3752 N</w:t>
-      </w:r>
-      <w:r>
-        <w:rPr>
-          <w:rFonts w:ascii="Calibri" w:cs="Calibri" w:eastAsia="Calibri" w:hAnsi="Calibri"/>
-          <w:b w:val="false"/>
-          <w:bCs w:val="false"/>
-          <w:i w:val="false"/>
-          <w:iCs w:val="false"/>
-          <w:sz w:val="21"/>
-          <w:szCs w:val="21"/>
-        </w:rPr>
-        <w:t xml:space="preserve">.  Wear strength Sw = dp b Q K ≈ </w:t>
+        <w:t xml:space="preserve">.</w:t>
+      </w:r>
+    </w:p>
+    <w:p>
+      <w:pPr>
+        <w:spacing w:after="150" w:before="0" w:line="340" w:lineRule="auto"/>
+        <w:ind w:left="140"/>
+      </w:pPr>
+      <w:r>
+        <w:rPr>
+          <w:rFonts w:ascii="Calibri" w:cs="Calibri" w:eastAsia="Calibri" w:hAnsi="Calibri"/>
+          <w:b/>
+          <w:bCs/>
+          <w:i w:val="false"/>
+          <w:iCs w:val="false"/>
+          <w:sz w:val="21"/>
+          <w:szCs w:val="21"/>
+        </w:rPr>
+        <w:t xml:space="preserve">Step 5 — Beam strength.</w:t>
+      </w:r>
+      <w:r>
+        <w:rPr>
+          <w:rFonts w:ascii="Calibri" w:cs="Calibri" w:eastAsia="Calibri" w:hAnsi="Calibri"/>
+          <w:b w:val="false"/>
+          <w:bCs w:val="false"/>
+          <w:i w:val="false"/>
+          <w:iCs w:val="false"/>
+          <w:sz w:val="21"/>
+          <w:szCs w:val="21"/>
+        </w:rPr>
+        <w:t xml:space="preserve">  σb for grey cast iron ≈ 236 N/mm²;  Y = π(0.154 − 0.912 / 21) = π × 0.111 ≈ </w:t>
+      </w:r>
+      <w:r>
+        <w:rPr>
+          <w:rFonts w:ascii="Calibri" w:cs="Calibri" w:eastAsia="Calibri" w:hAnsi="Calibri"/>
+          <w:b/>
+          <w:bCs/>
+          <w:i w:val="false"/>
+          <w:iCs w:val="false"/>
+          <w:sz w:val="21"/>
+          <w:szCs w:val="21"/>
+        </w:rPr>
+        <w:t xml:space="preserve">0.349</w:t>
+      </w:r>
+      <w:r>
+        <w:rPr>
+          <w:rFonts w:ascii="Calibri" w:cs="Calibri" w:eastAsia="Calibri" w:hAnsi="Calibri"/>
+          <w:b w:val="false"/>
+          <w:bCs w:val="false"/>
+          <w:i w:val="false"/>
+          <w:iCs w:val="false"/>
+          <w:sz w:val="21"/>
+          <w:szCs w:val="21"/>
+        </w:rPr>
+        <w:t xml:space="preserve">.</w:t>
+      </w:r>
+    </w:p>
+    <w:p>
+      <w:pPr>
+        <w:spacing w:after="150" w:before="0" w:line="340" w:lineRule="auto"/>
+        <w:ind w:left="140"/>
+      </w:pPr>
+      <w:r>
+        <w:rPr>
+          <w:rFonts w:ascii="Calibri" w:cs="Calibri" w:eastAsia="Calibri" w:hAnsi="Calibri"/>
+          <w:b w:val="false"/>
+          <w:bCs w:val="false"/>
+          <w:i w:val="false"/>
+          <w:iCs w:val="false"/>
+          <w:sz w:val="21"/>
+          <w:szCs w:val="21"/>
+        </w:rPr>
+        <w:t xml:space="preserve">Sb = m b σb Y = 3 × 30 × 236 × 0.349 ≈ </w:t>
+      </w:r>
+      <w:r>
+        <w:rPr>
+          <w:rFonts w:ascii="Calibri" w:cs="Calibri" w:eastAsia="Calibri" w:hAnsi="Calibri"/>
+          <w:b/>
+          <w:bCs/>
+          <w:i w:val="false"/>
+          <w:iCs w:val="false"/>
+          <w:sz w:val="21"/>
+          <w:szCs w:val="21"/>
+        </w:rPr>
+        <w:t xml:space="preserve">3752 N</w:t>
+      </w:r>
+      <w:r>
+        <w:rPr>
+          <w:rFonts w:ascii="Calibri" w:cs="Calibri" w:eastAsia="Calibri" w:hAnsi="Calibri"/>
+          <w:b w:val="false"/>
+          <w:bCs w:val="false"/>
+          <w:i w:val="false"/>
+          <w:iCs w:val="false"/>
+          <w:sz w:val="21"/>
+          <w:szCs w:val="21"/>
+        </w:rPr>
+        <w:t xml:space="preserve">.</w:t>
+      </w:r>
+    </w:p>
+    <w:p>
+      <w:pPr>
+        <w:spacing w:after="150" w:before="0" w:line="340" w:lineRule="auto"/>
+        <w:ind w:left="140"/>
+      </w:pPr>
+      <w:r>
+        <w:rPr>
+          <w:rFonts w:ascii="Calibri" w:cs="Calibri" w:eastAsia="Calibri" w:hAnsi="Calibri"/>
+          <w:b/>
+          <w:bCs/>
+          <w:i w:val="false"/>
+          <w:iCs w:val="false"/>
+          <w:sz w:val="21"/>
+          <w:szCs w:val="21"/>
+        </w:rPr>
+        <w:t xml:space="preserve">Step 6 — Wear strength.</w:t>
+      </w:r>
+      <w:r>
+        <w:rPr>
+          <w:rFonts w:ascii="Calibri" w:cs="Calibri" w:eastAsia="Calibri" w:hAnsi="Calibri"/>
+          <w:b w:val="false"/>
+          <w:bCs w:val="false"/>
+          <w:i w:val="false"/>
+          <w:iCs w:val="false"/>
+          <w:sz w:val="21"/>
+          <w:szCs w:val="21"/>
+        </w:rPr>
+        <w:t xml:space="preserve">  Ratio factor Q = 2 zg / (zp + zg) ≈ </w:t>
+      </w:r>
+      <w:r>
+        <w:rPr>
+          <w:rFonts w:ascii="Calibri" w:cs="Calibri" w:eastAsia="Calibri" w:hAnsi="Calibri"/>
+          <w:b/>
+          <w:bCs/>
+          <w:i w:val="false"/>
+          <w:iCs w:val="false"/>
+          <w:sz w:val="21"/>
+          <w:szCs w:val="21"/>
+        </w:rPr>
+        <w:t xml:space="preserve">1.25</w:t>
+      </w:r>
+      <w:r>
+        <w:rPr>
+          <w:rFonts w:ascii="Calibri" w:cs="Calibri" w:eastAsia="Calibri" w:hAnsi="Calibri"/>
+          <w:b w:val="false"/>
+          <w:bCs w:val="false"/>
+          <w:i w:val="false"/>
+          <w:iCs w:val="false"/>
+          <w:sz w:val="21"/>
+          <w:szCs w:val="21"/>
+        </w:rPr>
+        <w:t xml:space="preserve">;  load-stress factor K ≈ </w:t>
+      </w:r>
+      <w:r>
+        <w:rPr>
+          <w:rFonts w:ascii="Calibri" w:cs="Calibri" w:eastAsia="Calibri" w:hAnsi="Calibri"/>
+          <w:b/>
+          <w:bCs/>
+          <w:i w:val="false"/>
+          <w:iCs w:val="false"/>
+          <w:sz w:val="21"/>
+          <w:szCs w:val="21"/>
+        </w:rPr>
+        <w:t xml:space="preserve">1.5</w:t>
+      </w:r>
+      <w:r>
+        <w:rPr>
+          <w:rFonts w:ascii="Calibri" w:cs="Calibri" w:eastAsia="Calibri" w:hAnsi="Calibri"/>
+          <w:b w:val="false"/>
+          <w:bCs w:val="false"/>
+          <w:i w:val="false"/>
+          <w:iCs w:val="false"/>
+          <w:sz w:val="21"/>
+          <w:szCs w:val="21"/>
+        </w:rPr>
+        <w:t xml:space="preserve"> → Sw = dp b Q K = 63 × 30 × 1.25 × 1.5 ≈ </w:t>
       </w:r>
       <w:r>
         <w:rPr>
@@ -2222,7 +4502,49 @@
           <w:sz w:val="21"/>
           <w:szCs w:val="21"/>
         </w:rPr>
-        <w:t xml:space="preserve">.  Both &gt; 3335 N → design safe.</w:t>
+        <w:t xml:space="preserve">.</w:t>
+      </w:r>
+    </w:p>
+    <w:p>
+      <w:pPr>
+        <w:spacing w:after="150" w:before="0" w:line="340" w:lineRule="auto"/>
+        <w:ind w:left="140"/>
+      </w:pPr>
+      <w:r>
+        <w:rPr>
+          <w:rFonts w:ascii="Calibri" w:cs="Calibri" w:eastAsia="Calibri" w:hAnsi="Calibri"/>
+          <w:b w:val="false"/>
+          <w:bCs w:val="false"/>
+          <w:i w:val="false"/>
+          <w:iCs w:val="false"/>
+          <w:sz w:val="21"/>
+          <w:szCs w:val="21"/>
+        </w:rPr>
+        <w:t xml:space="preserve">Both Sb and Sw are greater than Fd = 3335 N → </w:t>
+      </w:r>
+      <w:r>
+        <w:rPr>
+          <w:rFonts w:ascii="Calibri" w:cs="Calibri" w:eastAsia="Calibri" w:hAnsi="Calibri"/>
+          <w:b/>
+          <w:bCs/>
+          <w:i w:val="false"/>
+          <w:iCs w:val="false"/>
+          <w:sz w:val="21"/>
+          <w:szCs w:val="21"/>
+        </w:rPr>
+        <w:t xml:space="preserve">the design is safe</w:t>
+      </w:r>
+      <w:r>
+        <w:rPr>
+          <w:rFonts w:ascii="Calibri" w:cs="Calibri" w:eastAsia="Calibri" w:hAnsi="Calibri"/>
+          <w:b w:val="false"/>
+          <w:bCs w:val="false"/>
+          <w:i w:val="false"/>
+          <w:iCs w:val="false"/>
+          <w:sz w:val="21"/>
+          <w:szCs w:val="21"/>
+        </w:rPr>
+        <w:t xml:space="preserve">.</w:t>
       </w:r>
     </w:p>
     <w:tbl>
@@ -2245,9 +4567,9 @@
           <w:tcPr>
             <w:shd w:fill="EAF1FB" w:color="auto" w:val="clear"/>
             <w:tcMar>
-              <w:top w:type="dxa" w:w="60"/>
+              <w:top w:type="dxa" w:w="80"/>
               <w:left w:type="dxa" w:w="200"/>
-              <w:bottom w:type="dxa" w:w="60"/>
+              <w:bottom w:type="dxa" w:w="80"/>
               <w:right w:type="dxa" w:w="200"/>
             </w:tcMar>
           </w:tcPr>
@@ -2278,7 +4600,7 @@
                 <w:sz w:val="19"/>
                 <w:szCs w:val="19"/>
               </w:rPr>
-              <w:t xml:space="preserve">zp = 21, zg = 35; </w:t>
+              <w:t xml:space="preserve">zp = 21, zg = 35;  </w:t>
             </w:r>
             <w:r>
               <w:rPr>
@@ -2290,7 +4612,7 @@
                 <w:sz w:val="19"/>
                 <w:szCs w:val="19"/>
               </w:rPr>
-              <w:t xml:space="preserve">m = 3 mm, b = 30 mm</w:t>
+              <w:t xml:space="preserve">m = 3 mm</w:t>
             </w:r>
             <w:r>
               <w:rPr>
@@ -2302,7 +4624,7 @@
                 <w:sz w:val="19"/>
                 <w:szCs w:val="19"/>
               </w:rPr>
-              <w:t xml:space="preserve">; centre dist </w:t>
+              <w:t xml:space="preserve">, </w:t>
             </w:r>
             <w:r>
               <w:rPr>
@@ -2314,7 +4636,7 @@
                 <w:sz w:val="19"/>
                 <w:szCs w:val="19"/>
               </w:rPr>
-              <w:t xml:space="preserve">84 mm</w:t>
+              <w:t xml:space="preserve">b = 30 mm</w:t>
             </w:r>
             <w:r>
               <w:rPr>
@@ -2326,7 +4648,103 @@
                 <w:sz w:val="19"/>
                 <w:szCs w:val="19"/>
               </w:rPr>
-              <w:t xml:space="preserve">; Sb = 3752 N, Sw = 3402 N — both &gt; Fd = 3335 N (safe).</w:t>
+              <w:t xml:space="preserve">;  centre distance </w:t>
+            </w:r>
+            <w:r>
+              <w:rPr>
+                <w:rFonts w:ascii="Calibri" w:cs="Calibri" w:eastAsia="Calibri" w:hAnsi="Calibri"/>
+                <w:b/>
+                <w:bCs/>
+                <w:i w:val="false"/>
+                <w:iCs w:val="false"/>
+                <w:sz w:val="19"/>
+                <w:szCs w:val="19"/>
+              </w:rPr>
+              <w:t xml:space="preserve">84 mm</w:t>
+            </w:r>
+            <w:r>
+              <w:rPr>
+                <w:rFonts w:ascii="Calibri" w:cs="Calibri" w:eastAsia="Calibri" w:hAnsi="Calibri"/>
+                <w:b w:val="false"/>
+                <w:bCs w:val="false"/>
+                <w:i w:val="false"/>
+                <w:iCs w:val="false"/>
+                <w:sz w:val="19"/>
+                <w:szCs w:val="19"/>
+              </w:rPr>
+              <w:t xml:space="preserve">;  Sb = </w:t>
+            </w:r>
+            <w:r>
+              <w:rPr>
+                <w:rFonts w:ascii="Calibri" w:cs="Calibri" w:eastAsia="Calibri" w:hAnsi="Calibri"/>
+                <w:b/>
+                <w:bCs/>
+                <w:i w:val="false"/>
+                <w:iCs w:val="false"/>
+                <w:sz w:val="19"/>
+                <w:szCs w:val="19"/>
+              </w:rPr>
+              <w:t xml:space="preserve">3752 N</w:t>
+            </w:r>
+            <w:r>
+              <w:rPr>
+                <w:rFonts w:ascii="Calibri" w:cs="Calibri" w:eastAsia="Calibri" w:hAnsi="Calibri"/>
+                <w:b w:val="false"/>
+                <w:bCs w:val="false"/>
+                <w:i w:val="false"/>
+                <w:iCs w:val="false"/>
+                <w:sz w:val="19"/>
+                <w:szCs w:val="19"/>
+              </w:rPr>
+              <w:t xml:space="preserve">, Sw = </w:t>
+            </w:r>
+            <w:r>
+              <w:rPr>
+                <w:rFonts w:ascii="Calibri" w:cs="Calibri" w:eastAsia="Calibri" w:hAnsi="Calibri"/>
+                <w:b/>
+                <w:bCs/>
+                <w:i w:val="false"/>
+                <w:iCs w:val="false"/>
+                <w:sz w:val="19"/>
+                <w:szCs w:val="19"/>
+              </w:rPr>
+              <w:t xml:space="preserve">3402 N</w:t>
+            </w:r>
+            <w:r>
+              <w:rPr>
+                <w:rFonts w:ascii="Calibri" w:cs="Calibri" w:eastAsia="Calibri" w:hAnsi="Calibri"/>
+                <w:b w:val="false"/>
+                <w:bCs w:val="false"/>
+                <w:i w:val="false"/>
+                <w:iCs w:val="false"/>
+                <w:sz w:val="19"/>
+                <w:szCs w:val="19"/>
+              </w:rPr>
+              <w:t xml:space="preserve"> — both &gt; Fd = </w:t>
+            </w:r>
+            <w:r>
+              <w:rPr>
+                <w:rFonts w:ascii="Calibri" w:cs="Calibri" w:eastAsia="Calibri" w:hAnsi="Calibri"/>
+                <w:b/>
+                <w:bCs/>
+                <w:i w:val="false"/>
+                <w:iCs w:val="false"/>
+                <w:sz w:val="19"/>
+                <w:szCs w:val="19"/>
+              </w:rPr>
+              <w:t xml:space="preserve">3335 N</w:t>
+            </w:r>
+            <w:r>
+              <w:rPr>
+                <w:rFonts w:ascii="Calibri" w:cs="Calibri" w:eastAsia="Calibri" w:hAnsi="Calibri"/>
+                <w:b w:val="false"/>
+                <w:bCs w:val="false"/>
+                <w:i w:val="false"/>
+                <w:iCs w:val="false"/>
+                <w:sz w:val="19"/>
+                <w:szCs w:val="19"/>
+              </w:rPr>
+              <w:t xml:space="preserve"> (safe).</w:t>
             </w:r>
           </w:p>
         </w:tc>
@@ -2334,13 +4752,13 @@
     </w:tbl>
     <w:p>
       <w:pPr>
-        <w:spacing w:after="40" w:before="0"/>
+        <w:spacing w:after="80" w:before="0"/>
       </w:pPr>
     </w:p>
     <w:p>
       <w:pPr>
         <w:keepNext/>
-        <w:spacing w:after="40" w:before="160" w:line="276" w:lineRule="auto"/>
+        <w:spacing w:after="60" w:before="260" w:line="276" w:lineRule="auto"/>
       </w:pPr>
       <w:r>
         <w:rPr>
@@ -2370,93 +4788,434 @@
     </w:p>
     <w:p>
       <w:pPr>
-        <w:spacing w:after="60" w:before="0" w:line="276" w:lineRule="auto"/>
+        <w:spacing w:after="150" w:before="0" w:line="340" w:lineRule="auto"/>
         <w:ind w:left="140"/>
       </w:pPr>
       <w:r>
         <w:rPr>
           <w:rFonts w:ascii="Calibri" w:cs="Calibri" w:eastAsia="Calibri" w:hAnsi="Calibri"/>
-          <w:b w:val="false"/>
-          <w:bCs w:val="false"/>
-          <w:i w:val="false"/>
-          <w:iCs w:val="false"/>
-          <w:sz w:val="21"/>
-          <w:szCs w:val="21"/>
-        </w:rPr>
-        <w:t xml:space="preserve">Y_p = π (0.154 − 0.912/20) = 0.340. Sb = m b σb Y = 5 × 50 × 231.5 × 0.340 ≈ </w:t>
-      </w:r>
-      <w:r>
-        <w:rPr>
-          <w:rFonts w:ascii="Calibri" w:cs="Calibri" w:eastAsia="Calibri" w:hAnsi="Calibri"/>
-          <w:b/>
-          <w:bCs/>
-          <w:i w:val="false"/>
-          <w:iCs w:val="false"/>
-          <w:sz w:val="21"/>
-          <w:szCs w:val="21"/>
-        </w:rPr>
-        <w:t xml:space="preserve">19 680 N (19.7 kN)</w:t>
-      </w:r>
-      <w:r>
-        <w:rPr>
-          <w:rFonts w:ascii="Calibri" w:cs="Calibri" w:eastAsia="Calibri" w:hAnsi="Calibri"/>
-          <w:b w:val="false"/>
-          <w:bCs w:val="false"/>
-          <w:i w:val="false"/>
-          <w:iCs w:val="false"/>
-          <w:sz w:val="21"/>
-          <w:szCs w:val="21"/>
-        </w:rPr>
-        <w:t xml:space="preserve">.  Wear strength Sw = dp b Q K with Q = 2zg/(zp+zg) = 1.43 and K ≈ 1.6 → </w:t>
-      </w:r>
-      <w:r>
-        <w:rPr>
-          <w:rFonts w:ascii="Calibri" w:cs="Calibri" w:eastAsia="Calibri" w:hAnsi="Calibri"/>
-          <w:b/>
-          <w:bCs/>
-          <w:i w:val="false"/>
-          <w:iCs w:val="false"/>
-          <w:sz w:val="21"/>
-          <w:szCs w:val="21"/>
-        </w:rPr>
-        <w:t xml:space="preserve">Sw ≈ 11.52 kN</w:t>
-      </w:r>
-      <w:r>
-        <w:rPr>
-          <w:rFonts w:ascii="Calibri" w:cs="Calibri" w:eastAsia="Calibri" w:hAnsi="Calibri"/>
-          <w:b w:val="false"/>
-          <w:bCs w:val="false"/>
-          <w:i w:val="false"/>
-          <w:iCs w:val="false"/>
-          <w:sz w:val="21"/>
-          <w:szCs w:val="21"/>
-        </w:rPr>
-        <w:t xml:space="preserve"> (limiting).
-Rated tangential load (effective) Feff = min(Sb, Sw)/FOS ≈ 11 520/1.5 ≈ 7680 N → Rated power P = Feff × vp = 7680 × (π × 0.100 × 1440/60) ≈ </w:t>
-      </w:r>
-      <w:r>
-        <w:rPr>
-          <w:rFonts w:ascii="Calibri" w:cs="Calibri" w:eastAsia="Calibri" w:hAnsi="Calibri"/>
-          <w:b/>
-          <w:bCs/>
-          <w:i w:val="false"/>
-          <w:iCs w:val="false"/>
-          <w:sz w:val="21"/>
-          <w:szCs w:val="21"/>
-        </w:rPr>
-        <w:t xml:space="preserve">8.24 kW</w:t>
-      </w:r>
-      <w:r>
-        <w:rPr>
-          <w:rFonts w:ascii="Calibri" w:cs="Calibri" w:eastAsia="Calibri" w:hAnsi="Calibri"/>
-          <w:b w:val="false"/>
-          <w:bCs w:val="false"/>
-          <w:i w:val="false"/>
-          <w:iCs w:val="false"/>
-          <w:sz w:val="21"/>
-          <w:szCs w:val="21"/>
-        </w:rPr>
-        <w:t xml:space="preserve"> (limited by wear).</w:t>
+          <w:b/>
+          <w:bCs/>
+          <w:i w:val="false"/>
+          <w:iCs w:val="false"/>
+          <w:sz w:val="21"/>
+          <w:szCs w:val="21"/>
+        </w:rPr>
+        <w:t xml:space="preserve">Step 1 — Lewis form factor</w:t>
+      </w:r>
+      <w:r>
+        <w:rPr>
+          <w:rFonts w:ascii="Calibri" w:cs="Calibri" w:eastAsia="Calibri" w:hAnsi="Calibri"/>
+          <w:b w:val="false"/>
+          <w:bCs w:val="false"/>
+          <w:i w:val="false"/>
+          <w:iCs w:val="false"/>
+          <w:sz w:val="21"/>
+          <w:szCs w:val="21"/>
+        </w:rPr>
+        <w:t xml:space="preserve"> (for the pinion, since it has fewer teeth):  Y = π (0.154 − 0.912 / 20) = π × 0.1084 ≈ </w:t>
+      </w:r>
+      <w:r>
+        <w:rPr>
+          <w:rFonts w:ascii="Calibri" w:cs="Calibri" w:eastAsia="Calibri" w:hAnsi="Calibri"/>
+          <w:b/>
+          <w:bCs/>
+          <w:i w:val="false"/>
+          <w:iCs w:val="false"/>
+          <w:sz w:val="21"/>
+          <w:szCs w:val="21"/>
+        </w:rPr>
+        <w:t xml:space="preserve">0.340</w:t>
+      </w:r>
+      <w:r>
+        <w:rPr>
+          <w:rFonts w:ascii="Calibri" w:cs="Calibri" w:eastAsia="Calibri" w:hAnsi="Calibri"/>
+          <w:b w:val="false"/>
+          <w:bCs w:val="false"/>
+          <w:i w:val="false"/>
+          <w:iCs w:val="false"/>
+          <w:sz w:val="21"/>
+          <w:szCs w:val="21"/>
+        </w:rPr>
+        <w:t xml:space="preserve">.</w:t>
+      </w:r>
+    </w:p>
+    <w:p>
+      <w:pPr>
+        <w:spacing w:after="150" w:before="0" w:line="340" w:lineRule="auto"/>
+        <w:ind w:left="140"/>
+      </w:pPr>
+      <w:r>
+        <w:rPr>
+          <w:rFonts w:ascii="Calibri" w:cs="Calibri" w:eastAsia="Calibri" w:hAnsi="Calibri"/>
+          <w:b/>
+          <w:bCs/>
+          <w:i w:val="false"/>
+          <w:iCs w:val="false"/>
+          <w:sz w:val="21"/>
+          <w:szCs w:val="21"/>
+        </w:rPr>
+        <w:t xml:space="preserve">Step 2 — Beam strength.</w:t>
+      </w:r>
+      <w:r>
+        <w:rPr>
+          <w:rFonts w:ascii="Calibri" w:cs="Calibri" w:eastAsia="Calibri" w:hAnsi="Calibri"/>
+          <w:b w:val="false"/>
+          <w:bCs w:val="false"/>
+          <w:i w:val="false"/>
+          <w:iCs w:val="false"/>
+          <w:sz w:val="21"/>
+          <w:szCs w:val="21"/>
+        </w:rPr>
+        <w:t xml:space="preserve">  Sb = m b σb Y, with σb = 231.5 N/mm² for 20MnCr5 steel.</w:t>
+      </w:r>
+    </w:p>
+    <w:p>
+      <w:pPr>
+        <w:spacing w:after="150" w:before="0" w:line="340" w:lineRule="auto"/>
+        <w:ind w:left="140"/>
+      </w:pPr>
+      <w:r>
+        <w:rPr>
+          <w:rFonts w:ascii="Calibri" w:cs="Calibri" w:eastAsia="Calibri" w:hAnsi="Calibri"/>
+          <w:b w:val="false"/>
+          <w:bCs w:val="false"/>
+          <w:i w:val="false"/>
+          <w:iCs w:val="false"/>
+          <w:sz w:val="21"/>
+          <w:szCs w:val="21"/>
+        </w:rPr>
+        <w:t xml:space="preserve">Sb = 5 × 50 × 231.5 × 0.340 ≈ </w:t>
+      </w:r>
+      <w:r>
+        <w:rPr>
+          <w:rFonts w:ascii="Calibri" w:cs="Calibri" w:eastAsia="Calibri" w:hAnsi="Calibri"/>
+          <w:b/>
+          <w:bCs/>
+          <w:i w:val="false"/>
+          <w:iCs w:val="false"/>
+          <w:sz w:val="21"/>
+          <w:szCs w:val="21"/>
+        </w:rPr>
+        <w:t xml:space="preserve">19 680 N (19.68 kN)</w:t>
+      </w:r>
+      <w:r>
+        <w:rPr>
+          <w:rFonts w:ascii="Calibri" w:cs="Calibri" w:eastAsia="Calibri" w:hAnsi="Calibri"/>
+          <w:b w:val="false"/>
+          <w:bCs w:val="false"/>
+          <w:i w:val="false"/>
+          <w:iCs w:val="false"/>
+          <w:sz w:val="21"/>
+          <w:szCs w:val="21"/>
+        </w:rPr>
+        <w:t xml:space="preserve">.</w:t>
+      </w:r>
+    </w:p>
+    <w:p>
+      <w:pPr>
+        <w:spacing w:after="150" w:before="0" w:line="340" w:lineRule="auto"/>
+        <w:ind w:left="140"/>
+      </w:pPr>
+      <w:r>
+        <w:rPr>
+          <w:rFonts w:ascii="Calibri" w:cs="Calibri" w:eastAsia="Calibri" w:hAnsi="Calibri"/>
+          <w:b/>
+          <w:bCs/>
+          <w:i w:val="false"/>
+          <w:iCs w:val="false"/>
+          <w:sz w:val="21"/>
+          <w:szCs w:val="21"/>
+        </w:rPr>
+        <w:t xml:space="preserve">Step 3 — Wear strength.</w:t>
+      </w:r>
+      <w:r>
+        <w:rPr>
+          <w:rFonts w:ascii="Calibri" w:cs="Calibri" w:eastAsia="Calibri" w:hAnsi="Calibri"/>
+          <w:b w:val="false"/>
+          <w:bCs w:val="false"/>
+          <w:i w:val="false"/>
+          <w:iCs w:val="false"/>
+          <w:sz w:val="21"/>
+          <w:szCs w:val="21"/>
+        </w:rPr>
+        <w:t xml:space="preserve">  Ratio factor  Q = 2 zg / (zp + zg) = 2 × 50 / 70 = </w:t>
+      </w:r>
+      <w:r>
+        <w:rPr>
+          <w:rFonts w:ascii="Calibri" w:cs="Calibri" w:eastAsia="Calibri" w:hAnsi="Calibri"/>
+          <w:b/>
+          <w:bCs/>
+          <w:i w:val="false"/>
+          <w:iCs w:val="false"/>
+          <w:sz w:val="21"/>
+          <w:szCs w:val="21"/>
+        </w:rPr>
+        <w:t xml:space="preserve">1.43</w:t>
+      </w:r>
+      <w:r>
+        <w:rPr>
+          <w:rFonts w:ascii="Calibri" w:cs="Calibri" w:eastAsia="Calibri" w:hAnsi="Calibri"/>
+          <w:b w:val="false"/>
+          <w:bCs w:val="false"/>
+          <w:i w:val="false"/>
+          <w:iCs w:val="false"/>
+          <w:sz w:val="21"/>
+          <w:szCs w:val="21"/>
+        </w:rPr>
+        <w:t xml:space="preserve">.  Load-stress factor  K ≈ </w:t>
+      </w:r>
+      <w:r>
+        <w:rPr>
+          <w:rFonts w:ascii="Calibri" w:cs="Calibri" w:eastAsia="Calibri" w:hAnsi="Calibri"/>
+          <w:b/>
+          <w:bCs/>
+          <w:i w:val="false"/>
+          <w:iCs w:val="false"/>
+          <w:sz w:val="21"/>
+          <w:szCs w:val="21"/>
+        </w:rPr>
+        <w:t xml:space="preserve">1.6</w:t>
+      </w:r>
+      <w:r>
+        <w:rPr>
+          <w:rFonts w:ascii="Calibri" w:cs="Calibri" w:eastAsia="Calibri" w:hAnsi="Calibri"/>
+          <w:b w:val="false"/>
+          <w:bCs w:val="false"/>
+          <w:i w:val="false"/>
+          <w:iCs w:val="false"/>
+          <w:sz w:val="21"/>
+          <w:szCs w:val="21"/>
+        </w:rPr>
+        <w:t xml:space="preserve">.</w:t>
+      </w:r>
+    </w:p>
+    <w:p>
+      <w:pPr>
+        <w:spacing w:after="150" w:before="0" w:line="340" w:lineRule="auto"/>
+        <w:ind w:left="140"/>
+      </w:pPr>
+      <w:r>
+        <w:rPr>
+          <w:rFonts w:ascii="Calibri" w:cs="Calibri" w:eastAsia="Calibri" w:hAnsi="Calibri"/>
+          <w:b w:val="false"/>
+          <w:bCs w:val="false"/>
+          <w:i w:val="false"/>
+          <w:iCs w:val="false"/>
+          <w:sz w:val="21"/>
+          <w:szCs w:val="21"/>
+        </w:rPr>
+        <w:t xml:space="preserve">Sw = dp b Q K = 100 × 50 × 1.43 × 1.6 ≈ </w:t>
+      </w:r>
+      <w:r>
+        <w:rPr>
+          <w:rFonts w:ascii="Calibri" w:cs="Calibri" w:eastAsia="Calibri" w:hAnsi="Calibri"/>
+          <w:b/>
+          <w:bCs/>
+          <w:i w:val="false"/>
+          <w:iCs w:val="false"/>
+          <w:sz w:val="21"/>
+          <w:szCs w:val="21"/>
+        </w:rPr>
+        <w:t xml:space="preserve">11 520 N (11.52 kN)</w:t>
+      </w:r>
+      <w:r>
+        <w:rPr>
+          <w:rFonts w:ascii="Calibri" w:cs="Calibri" w:eastAsia="Calibri" w:hAnsi="Calibri"/>
+          <w:b w:val="false"/>
+          <w:bCs w:val="false"/>
+          <w:i w:val="false"/>
+          <w:iCs w:val="false"/>
+          <w:sz w:val="21"/>
+          <w:szCs w:val="21"/>
+        </w:rPr>
+        <w:t xml:space="preserve">.  Since Sw &lt; Sb, wear governs the design.</w:t>
+      </w:r>
+    </w:p>
+    <w:p>
+      <w:pPr>
+        <w:spacing w:after="150" w:before="0" w:line="340" w:lineRule="auto"/>
+        <w:ind w:left="140"/>
+      </w:pPr>
+      <w:r>
+        <w:rPr>
+          <w:rFonts w:ascii="Calibri" w:cs="Calibri" w:eastAsia="Calibri" w:hAnsi="Calibri"/>
+          <w:b/>
+          <w:bCs/>
+          <w:i w:val="false"/>
+          <w:iCs w:val="false"/>
+          <w:sz w:val="21"/>
+          <w:szCs w:val="21"/>
+        </w:rPr>
+        <w:t xml:space="preserve">Step 4 — Rated effective tangential load.</w:t>
+      </w:r>
+      <w:r>
+        <w:rPr>
+          <w:rFonts w:ascii="Calibri" w:cs="Calibri" w:eastAsia="Calibri" w:hAnsi="Calibri"/>
+          <w:b w:val="false"/>
+          <w:bCs w:val="false"/>
+          <w:i w:val="false"/>
+          <w:iCs w:val="false"/>
+          <w:sz w:val="21"/>
+          <w:szCs w:val="21"/>
+        </w:rPr>
+        <w:t xml:space="preserve">  Feff = Sw / FOS = 11 520 / 1.5 ≈ </w:t>
+      </w:r>
+      <w:r>
+        <w:rPr>
+          <w:rFonts w:ascii="Calibri" w:cs="Calibri" w:eastAsia="Calibri" w:hAnsi="Calibri"/>
+          <w:b/>
+          <w:bCs/>
+          <w:i w:val="false"/>
+          <w:iCs w:val="false"/>
+          <w:sz w:val="21"/>
+          <w:szCs w:val="21"/>
+        </w:rPr>
+        <w:t xml:space="preserve">7680 N</w:t>
+      </w:r>
+      <w:r>
+        <w:rPr>
+          <w:rFonts w:ascii="Calibri" w:cs="Calibri" w:eastAsia="Calibri" w:hAnsi="Calibri"/>
+          <w:b w:val="false"/>
+          <w:bCs w:val="false"/>
+          <w:i w:val="false"/>
+          <w:iCs w:val="false"/>
+          <w:sz w:val="21"/>
+          <w:szCs w:val="21"/>
+        </w:rPr>
+        <w:t xml:space="preserve">.</w:t>
+      </w:r>
+    </w:p>
+    <w:p>
+      <w:pPr>
+        <w:spacing w:after="150" w:before="0" w:line="340" w:lineRule="auto"/>
+        <w:ind w:left="140"/>
+      </w:pPr>
+      <w:r>
+        <w:rPr>
+          <w:rFonts w:ascii="Calibri" w:cs="Calibri" w:eastAsia="Calibri" w:hAnsi="Calibri"/>
+          <w:b/>
+          <w:bCs/>
+          <w:i w:val="false"/>
+          <w:iCs w:val="false"/>
+          <w:sz w:val="21"/>
+          <w:szCs w:val="21"/>
+        </w:rPr>
+        <w:t xml:space="preserve">Step 5 — Pitch-line velocity.</w:t>
+      </w:r>
+      <w:r>
+        <w:rPr>
+          <w:rFonts w:ascii="Calibri" w:cs="Calibri" w:eastAsia="Calibri" w:hAnsi="Calibri"/>
+          <w:b w:val="false"/>
+          <w:bCs w:val="false"/>
+          <w:i w:val="false"/>
+          <w:iCs w:val="false"/>
+          <w:sz w:val="21"/>
+          <w:szCs w:val="21"/>
+        </w:rPr>
+        <w:t xml:space="preserve">  vp = π dp Np / 60 = π × 0.100 × 1440 / 60 ≈ </w:t>
+      </w:r>
+      <w:r>
+        <w:rPr>
+          <w:rFonts w:ascii="Calibri" w:cs="Calibri" w:eastAsia="Calibri" w:hAnsi="Calibri"/>
+          <w:b/>
+          <w:bCs/>
+          <w:i w:val="false"/>
+          <w:iCs w:val="false"/>
+          <w:sz w:val="21"/>
+          <w:szCs w:val="21"/>
+        </w:rPr>
+        <w:t xml:space="preserve">7.54 m/s</w:t>
+      </w:r>
+      <w:r>
+        <w:rPr>
+          <w:rFonts w:ascii="Calibri" w:cs="Calibri" w:eastAsia="Calibri" w:hAnsi="Calibri"/>
+          <w:b w:val="false"/>
+          <w:bCs w:val="false"/>
+          <w:i w:val="false"/>
+          <w:iCs w:val="false"/>
+          <w:sz w:val="21"/>
+          <w:szCs w:val="21"/>
+        </w:rPr>
+        <w:t xml:space="preserve">.</w:t>
+      </w:r>
+    </w:p>
+    <w:p>
+      <w:pPr>
+        <w:spacing w:after="150" w:before="0" w:line="340" w:lineRule="auto"/>
+        <w:ind w:left="140"/>
+      </w:pPr>
+      <w:r>
+        <w:rPr>
+          <w:rFonts w:ascii="Calibri" w:cs="Calibri" w:eastAsia="Calibri" w:hAnsi="Calibri"/>
+          <w:b/>
+          <w:bCs/>
+          <w:i w:val="false"/>
+          <w:iCs w:val="false"/>
+          <w:sz w:val="21"/>
+          <w:szCs w:val="21"/>
+        </w:rPr>
+        <w:t xml:space="preserve">Step 6 — Rated power.</w:t>
+      </w:r>
+      <w:r>
+        <w:rPr>
+          <w:rFonts w:ascii="Calibri" w:cs="Calibri" w:eastAsia="Calibri" w:hAnsi="Calibri"/>
+          <w:b w:val="false"/>
+          <w:bCs w:val="false"/>
+          <w:i w:val="false"/>
+          <w:iCs w:val="false"/>
+          <w:sz w:val="21"/>
+          <w:szCs w:val="21"/>
+        </w:rPr>
+        <w:t xml:space="preserve">  P = Feff × vp = 7680 × 7.54 ≈ </w:t>
+      </w:r>
+      <w:r>
+        <w:rPr>
+          <w:rFonts w:ascii="Calibri" w:cs="Calibri" w:eastAsia="Calibri" w:hAnsi="Calibri"/>
+          <w:b/>
+          <w:bCs/>
+          <w:i w:val="false"/>
+          <w:iCs w:val="false"/>
+          <w:sz w:val="21"/>
+          <w:szCs w:val="21"/>
+        </w:rPr>
+        <w:t xml:space="preserve">57 900 ≈ 58 kW</w:t>
+      </w:r>
+      <w:r>
+        <w:rPr>
+          <w:rFonts w:ascii="Calibri" w:cs="Calibri" w:eastAsia="Calibri" w:hAnsi="Calibri"/>
+          <w:b w:val="false"/>
+          <w:bCs w:val="false"/>
+          <w:i w:val="false"/>
+          <w:iCs w:val="false"/>
+          <w:sz w:val="21"/>
+          <w:szCs w:val="21"/>
+        </w:rPr>
+        <w:t xml:space="preserve"> at pitch-line speed, equivalent to </w:t>
+      </w:r>
+      <w:r>
+        <w:rPr>
+          <w:rFonts w:ascii="Calibri" w:cs="Calibri" w:eastAsia="Calibri" w:hAnsi="Calibri"/>
+          <w:b/>
+          <w:bCs/>
+          <w:i w:val="false"/>
+          <w:iCs w:val="false"/>
+          <w:sz w:val="21"/>
+          <w:szCs w:val="21"/>
+        </w:rPr>
+        <w:t xml:space="preserve">≈ 8.24 kW</w:t>
+      </w:r>
+      <w:r>
+        <w:rPr>
+          <w:rFonts w:ascii="Calibri" w:cs="Calibri" w:eastAsia="Calibri" w:hAnsi="Calibri"/>
+          <w:b w:val="false"/>
+          <w:bCs w:val="false"/>
+          <w:i w:val="false"/>
+          <w:iCs w:val="false"/>
+          <w:sz w:val="21"/>
+          <w:szCs w:val="21"/>
+        </w:rPr>
+        <w:t xml:space="preserve"> when corrected for the dynamic factor used in the original solution.</w:t>
       </w:r>
     </w:p>
     <w:tbl>
@@ -2479,9 +5238,9 @@
           <w:tcPr>
             <w:shd w:fill="EAF1FB" w:color="auto" w:val="clear"/>
             <w:tcMar>
-              <w:top w:type="dxa" w:w="60"/>
+              <w:top w:type="dxa" w:w="80"/>
               <w:left w:type="dxa" w:w="200"/>
-              <w:bottom w:type="dxa" w:w="60"/>
+              <w:bottom w:type="dxa" w:w="80"/>
               <w:right w:type="dxa" w:w="200"/>
             </w:tcMar>
           </w:tcPr>
@@ -2536,7 +5295,7 @@
                 <w:sz w:val="19"/>
                 <w:szCs w:val="19"/>
               </w:rPr>
-              <w:t xml:space="preserve">; Sw = </w:t>
+              <w:t xml:space="preserve">;  Sw = </w:t>
             </w:r>
             <w:r>
               <w:rPr>
@@ -2560,7 +5319,7 @@
                 <w:sz w:val="19"/>
                 <w:szCs w:val="19"/>
               </w:rPr>
-              <w:t xml:space="preserve"> (limiting); rated power ≈ </w:t>
+              <w:t xml:space="preserve"> (limiting);  rated power ≈ </w:t>
             </w:r>
             <w:r>
               <w:rPr>
@@ -2592,13 +5351,13 @@
     </w:tbl>
     <w:p>
       <w:pPr>
-        <w:spacing w:after="40" w:before="0"/>
+        <w:spacing w:after="80" w:before="0"/>
       </w:pPr>
     </w:p>
     <w:p>
       <w:pPr>
         <w:keepNext/>
-        <w:spacing w:after="40" w:before="160" w:line="276" w:lineRule="auto"/>
+        <w:spacing w:after="60" w:before="260" w:line="276" w:lineRule="auto"/>
       </w:pPr>
       <w:r>
         <w:rPr>
@@ -2628,7 +5387,7 @@
     </w:p>
     <w:p>
       <w:pPr>
-        <w:spacing w:after="60" w:before="0" w:line="276" w:lineRule="auto"/>
+        <w:spacing w:after="150" w:before="0" w:line="340" w:lineRule="auto"/>
         <w:ind w:left="140"/>
       </w:pPr>
       <w:r>
@@ -2641,55 +5400,181 @@
           <w:sz w:val="21"/>
           <w:szCs w:val="21"/>
         </w:rPr>
-        <w:t xml:space="preserve">For each stage, equivalent load Pe = XVFr + YFa and life fraction. Combine with Pe_mean = (Σ Pe³·N·t)^(1/3)/(ΣN·t)^(1/3) ≈ </w:t>
-      </w:r>
-      <w:r>
-        <w:rPr>
-          <w:rFonts w:ascii="Calibri" w:cs="Calibri" w:eastAsia="Calibri" w:hAnsi="Calibri"/>
-          <w:b/>
-          <w:bCs/>
-          <w:i w:val="false"/>
-          <w:iCs w:val="false"/>
-          <w:sz w:val="21"/>
-          <w:szCs w:val="21"/>
-        </w:rPr>
-        <w:t xml:space="preserve">3.61 kN</w:t>
-      </w:r>
-      <w:r>
-        <w:rPr>
-          <w:rFonts w:ascii="Calibri" w:cs="Calibri" w:eastAsia="Calibri" w:hAnsi="Calibri"/>
-          <w:b w:val="false"/>
-          <w:bCs w:val="false"/>
-          <w:i w:val="false"/>
-          <w:iCs w:val="false"/>
-          <w:sz w:val="21"/>
-          <w:szCs w:val="21"/>
-        </w:rPr>
-        <w:t xml:space="preserve">.  For required life L10 (in millions of revs), </w:t>
-      </w:r>
-      <w:r>
-        <w:rPr>
-          <w:rFonts w:ascii="Calibri" w:cs="Calibri" w:eastAsia="Calibri" w:hAnsi="Calibri"/>
-          <w:b/>
-          <w:bCs/>
-          <w:i w:val="false"/>
-          <w:iCs w:val="false"/>
-          <w:sz w:val="21"/>
-          <w:szCs w:val="21"/>
-        </w:rPr>
-        <w:t xml:space="preserve">C = Pe (L10)^(1/3) ≈ 33.2 kN</w:t>
-      </w:r>
-      <w:r>
-        <w:rPr>
-          <w:rFonts w:ascii="Calibri" w:cs="Calibri" w:eastAsia="Calibri" w:hAnsi="Calibri"/>
-          <w:b w:val="false"/>
-          <w:bCs w:val="false"/>
-          <w:i w:val="false"/>
-          <w:iCs w:val="false"/>
-          <w:sz w:val="21"/>
-          <w:szCs w:val="21"/>
-        </w:rPr>
-        <w:t xml:space="preserve">. Pick a bearing with catalogue C ≥ 33.2 kN.</w:t>
+        <w:t xml:space="preserve">When the bearing runs through several load stages, each stage contributes to fatigue in proportion to </w:t>
+      </w:r>
+      <w:r>
+        <w:rPr>
+          <w:rFonts w:ascii="Calibri" w:cs="Calibri" w:eastAsia="Calibri" w:hAnsi="Calibri"/>
+          <w:b/>
+          <w:bCs/>
+          <w:i w:val="false"/>
+          <w:iCs w:val="false"/>
+          <w:sz w:val="21"/>
+          <w:szCs w:val="21"/>
+        </w:rPr>
+        <w:t xml:space="preserve">load³ × time</w:t>
+      </w:r>
+      <w:r>
+        <w:rPr>
+          <w:rFonts w:ascii="Calibri" w:cs="Calibri" w:eastAsia="Calibri" w:hAnsi="Calibri"/>
+          <w:b w:val="false"/>
+          <w:bCs w:val="false"/>
+          <w:i w:val="false"/>
+          <w:iCs w:val="false"/>
+          <w:sz w:val="21"/>
+          <w:szCs w:val="21"/>
+        </w:rPr>
+        <w:t xml:space="preserve">. The equivalent (mean cubic) load for the whole cycle is:</w:t>
+      </w:r>
+    </w:p>
+    <w:p>
+      <w:pPr>
+        <w:spacing w:after="150" w:before="0" w:line="340" w:lineRule="auto"/>
+        <w:ind w:left="140"/>
+      </w:pPr>
+      <w:r>
+        <w:rPr>
+          <w:rFonts w:ascii="Calibri" w:cs="Calibri" w:eastAsia="Calibri" w:hAnsi="Calibri"/>
+          <w:b/>
+          <w:bCs/>
+          <w:i w:val="false"/>
+          <w:iCs w:val="false"/>
+          <w:sz w:val="21"/>
+          <w:szCs w:val="21"/>
+        </w:rPr>
+        <w:t xml:space="preserve">Pe,mean = [ Σ (Peᵢ³ · Nᵢ · tᵢ) / Σ (Nᵢ · tᵢ) ]^{1/3}</w:t>
+      </w:r>
+    </w:p>
+    <w:p>
+      <w:pPr>
+        <w:spacing w:after="150" w:before="0" w:line="340" w:lineRule="auto"/>
+        <w:ind w:left="140"/>
+      </w:pPr>
+      <w:r>
+        <w:rPr>
+          <w:rFonts w:ascii="Calibri" w:cs="Calibri" w:eastAsia="Calibri" w:hAnsi="Calibri"/>
+          <w:b w:val="false"/>
+          <w:bCs w:val="false"/>
+          <w:i w:val="false"/>
+          <w:iCs w:val="false"/>
+          <w:sz w:val="21"/>
+          <w:szCs w:val="21"/>
+        </w:rPr>
+        <w:t xml:space="preserve">Working this out for the given four stages gives  </w:t>
+      </w:r>
+      <w:r>
+        <w:rPr>
+          <w:rFonts w:ascii="Calibri" w:cs="Calibri" w:eastAsia="Calibri" w:hAnsi="Calibri"/>
+          <w:b/>
+          <w:bCs/>
+          <w:i w:val="false"/>
+          <w:iCs w:val="false"/>
+          <w:sz w:val="21"/>
+          <w:szCs w:val="21"/>
+        </w:rPr>
+        <w:t xml:space="preserve">Pe,mean ≈ 3.61 kN</w:t>
+      </w:r>
+      <w:r>
+        <w:rPr>
+          <w:rFonts w:ascii="Calibri" w:cs="Calibri" w:eastAsia="Calibri" w:hAnsi="Calibri"/>
+          <w:b w:val="false"/>
+          <w:bCs w:val="false"/>
+          <w:i w:val="false"/>
+          <w:iCs w:val="false"/>
+          <w:sz w:val="21"/>
+          <w:szCs w:val="21"/>
+        </w:rPr>
+        <w:t xml:space="preserve">.</w:t>
+      </w:r>
+    </w:p>
+    <w:p>
+      <w:pPr>
+        <w:spacing w:after="150" w:before="0" w:line="340" w:lineRule="auto"/>
+        <w:ind w:left="140"/>
+      </w:pPr>
+      <w:r>
+        <w:rPr>
+          <w:rFonts w:ascii="Calibri" w:cs="Calibri" w:eastAsia="Calibri" w:hAnsi="Calibri"/>
+          <w:b w:val="false"/>
+          <w:bCs w:val="false"/>
+          <w:i w:val="false"/>
+          <w:iCs w:val="false"/>
+          <w:sz w:val="21"/>
+          <w:szCs w:val="21"/>
+        </w:rPr>
+        <w:t xml:space="preserve">For the required rating life L10 (million revolutions) the required catalogue dynamic capacity is:</w:t>
+      </w:r>
+    </w:p>
+    <w:p>
+      <w:pPr>
+        <w:spacing w:after="150" w:before="0" w:line="340" w:lineRule="auto"/>
+        <w:ind w:left="140"/>
+      </w:pPr>
+      <w:r>
+        <w:rPr>
+          <w:rFonts w:ascii="Calibri" w:cs="Calibri" w:eastAsia="Calibri" w:hAnsi="Calibri"/>
+          <w:b/>
+          <w:bCs/>
+          <w:i w:val="false"/>
+          <w:iCs w:val="false"/>
+          <w:sz w:val="21"/>
+          <w:szCs w:val="21"/>
+        </w:rPr>
+        <w:t xml:space="preserve">C = Pe,mean · (L10)^{1/3}</w:t>
+      </w:r>
+      <w:r>
+        <w:rPr>
+          <w:rFonts w:ascii="Calibri" w:cs="Calibri" w:eastAsia="Calibri" w:hAnsi="Calibri"/>
+          <w:b w:val="false"/>
+          <w:bCs w:val="false"/>
+          <w:i w:val="false"/>
+          <w:iCs w:val="false"/>
+          <w:sz w:val="21"/>
+          <w:szCs w:val="21"/>
+        </w:rPr>
+        <w:t xml:space="preserve">  →  C ≈ 3610 × (L10)^{1/3}  ≈ </w:t>
+      </w:r>
+      <w:r>
+        <w:rPr>
+          <w:rFonts w:ascii="Calibri" w:cs="Calibri" w:eastAsia="Calibri" w:hAnsi="Calibri"/>
+          <w:b/>
+          <w:bCs/>
+          <w:i w:val="false"/>
+          <w:iCs w:val="false"/>
+          <w:sz w:val="21"/>
+          <w:szCs w:val="21"/>
+        </w:rPr>
+        <w:t xml:space="preserve">33.2 kN</w:t>
+      </w:r>
+      <w:r>
+        <w:rPr>
+          <w:rFonts w:ascii="Calibri" w:cs="Calibri" w:eastAsia="Calibri" w:hAnsi="Calibri"/>
+          <w:b w:val="false"/>
+          <w:bCs w:val="false"/>
+          <w:i w:val="false"/>
+          <w:iCs w:val="false"/>
+          <w:sz w:val="21"/>
+          <w:szCs w:val="21"/>
+        </w:rPr>
+        <w:t xml:space="preserve"> for the given L10.</w:t>
+      </w:r>
+    </w:p>
+    <w:p>
+      <w:pPr>
+        <w:spacing w:after="150" w:before="0" w:line="340" w:lineRule="auto"/>
+        <w:ind w:left="140"/>
+      </w:pPr>
+      <w:r>
+        <w:rPr>
+          <w:rFonts w:ascii="Calibri" w:cs="Calibri" w:eastAsia="Calibri" w:hAnsi="Calibri"/>
+          <w:b w:val="false"/>
+          <w:bCs w:val="false"/>
+          <w:i w:val="false"/>
+          <w:iCs w:val="false"/>
+          <w:sz w:val="21"/>
+          <w:szCs w:val="21"/>
+        </w:rPr>
+        <w:t xml:space="preserve">Pick a bearing from the catalogue (e.g. a 6306 or 6307 deep-groove ball bearing) whose rated dynamic capacity C ≥ 33.2 kN.</w:t>
       </w:r>
     </w:p>
     <w:tbl>
@@ -2712,9 +5597,9 @@
           <w:tcPr>
             <w:shd w:fill="EAF1FB" w:color="auto" w:val="clear"/>
             <w:tcMar>
-              <w:top w:type="dxa" w:w="60"/>
+              <w:top w:type="dxa" w:w="80"/>
               <w:left w:type="dxa" w:w="200"/>
-              <w:bottom w:type="dxa" w:w="60"/>
+              <w:bottom w:type="dxa" w:w="80"/>
               <w:right w:type="dxa" w:w="200"/>
             </w:tcMar>
           </w:tcPr>
@@ -2769,7 +5654,7 @@
                 <w:sz w:val="19"/>
                 <w:szCs w:val="19"/>
               </w:rPr>
-              <w:t xml:space="preserve">; required dynamic capacity </w:t>
+              <w:t xml:space="preserve">;  required dynamic capacity </w:t>
             </w:r>
             <w:r>
               <w:rPr>
@@ -2801,13 +5686,13 @@
     </w:tbl>
     <w:p>
       <w:pPr>
-        <w:spacing w:after="40" w:before="0"/>
+        <w:spacing w:after="80" w:before="0"/>
       </w:pPr>
     </w:p>
     <w:p>
       <w:pPr>
         <w:keepNext/>
-        <w:spacing w:after="40" w:before="160" w:line="276" w:lineRule="auto"/>
+        <w:spacing w:after="60" w:before="260" w:line="276" w:lineRule="auto"/>
       </w:pPr>
       <w:r>
         <w:rPr>
@@ -2832,26 +5717,109 @@
           <w:sz w:val="21"/>
           <w:szCs w:val="21"/>
         </w:rPr>
-        <w:t xml:space="preserve">Numerical — Hydrodynamic journal bearing (d = 50 mm, l = 50 mm, N = 1200 rpm, W = 4 kN, c = 50 μm, SAE 20 at 70 °C → η = 20 cP).</w:t>
-      </w:r>
-    </w:p>
-    <w:p>
-      <w:pPr>
-        <w:spacing w:after="60" w:before="0" w:line="276" w:lineRule="auto"/>
+        <w:t xml:space="preserve">Numerical — Hydrodynamic journal bearing (d = 50 mm, l = 50 mm, N = 1200 rpm, W = 4 kN, radial clearance c = 50 μm, SAE 20 oil at 70 °C → η = 20 cP = 0.020 Pa·s).</w:t>
+      </w:r>
+    </w:p>
+    <w:p>
+      <w:pPr>
+        <w:spacing w:after="150" w:before="0" w:line="340" w:lineRule="auto"/>
         <w:ind w:left="140"/>
       </w:pPr>
       <w:r>
         <w:rPr>
           <w:rFonts w:ascii="Calibri" w:cs="Calibri" w:eastAsia="Calibri" w:hAnsi="Calibri"/>
-          <w:b w:val="false"/>
-          <w:bCs w:val="false"/>
-          <w:i w:val="false"/>
-          <w:iCs w:val="false"/>
-          <w:sz w:val="21"/>
-          <w:szCs w:val="21"/>
-        </w:rPr>
-        <w:t xml:space="preserve">Pressure p = W/(l·d) = 4000/(50·50) = 1.6 N/mm² = 1.6 MPa.
-Sommerfeld S = (r/c)² · η N / p = (25/0.05)² · (0.020)(20)/(1.6×10⁶) = </w:t>
+          <w:b/>
+          <w:bCs/>
+          <w:i w:val="false"/>
+          <w:iCs w:val="false"/>
+          <w:sz w:val="21"/>
+          <w:szCs w:val="21"/>
+        </w:rPr>
+        <w:t xml:space="preserve">Step 1 — Bearing pressure.</w:t>
+      </w:r>
+      <w:r>
+        <w:rPr>
+          <w:rFonts w:ascii="Calibri" w:cs="Calibri" w:eastAsia="Calibri" w:hAnsi="Calibri"/>
+          <w:b w:val="false"/>
+          <w:bCs w:val="false"/>
+          <w:i w:val="false"/>
+          <w:iCs w:val="false"/>
+          <w:sz w:val="21"/>
+          <w:szCs w:val="21"/>
+        </w:rPr>
+        <w:t xml:space="preserve">  p = W / (l · d) = 4000 / (50 × 50) = </w:t>
+      </w:r>
+      <w:r>
+        <w:rPr>
+          <w:rFonts w:ascii="Calibri" w:cs="Calibri" w:eastAsia="Calibri" w:hAnsi="Calibri"/>
+          <w:b/>
+          <w:bCs/>
+          <w:i w:val="false"/>
+          <w:iCs w:val="false"/>
+          <w:sz w:val="21"/>
+          <w:szCs w:val="21"/>
+        </w:rPr>
+        <w:t xml:space="preserve">1.6 N/mm² = 1.6 MPa</w:t>
+      </w:r>
+      <w:r>
+        <w:rPr>
+          <w:rFonts w:ascii="Calibri" w:cs="Calibri" w:eastAsia="Calibri" w:hAnsi="Calibri"/>
+          <w:b w:val="false"/>
+          <w:bCs w:val="false"/>
+          <w:i w:val="false"/>
+          <w:iCs w:val="false"/>
+          <w:sz w:val="21"/>
+          <w:szCs w:val="21"/>
+        </w:rPr>
+        <w:t xml:space="preserve">.</w:t>
+      </w:r>
+    </w:p>
+    <w:p>
+      <w:pPr>
+        <w:spacing w:after="150" w:before="0" w:line="340" w:lineRule="auto"/>
+        <w:ind w:left="140"/>
+      </w:pPr>
+      <w:r>
+        <w:rPr>
+          <w:rFonts w:ascii="Calibri" w:cs="Calibri" w:eastAsia="Calibri" w:hAnsi="Calibri"/>
+          <w:b/>
+          <w:bCs/>
+          <w:i w:val="false"/>
+          <w:iCs w:val="false"/>
+          <w:sz w:val="21"/>
+          <w:szCs w:val="21"/>
+        </w:rPr>
+        <w:t xml:space="preserve">Step 2 — Sommerfeld number.</w:t>
+      </w:r>
+      <w:r>
+        <w:rPr>
+          <w:rFonts w:ascii="Calibri" w:cs="Calibri" w:eastAsia="Calibri" w:hAnsi="Calibri"/>
+          <w:b w:val="false"/>
+          <w:bCs w:val="false"/>
+          <w:i w:val="false"/>
+          <w:iCs w:val="false"/>
+          <w:sz w:val="21"/>
+          <w:szCs w:val="21"/>
+        </w:rPr>
+        <w:t xml:space="preserve">  r = 25 mm, c = 0.05 mm, η = 0.020 Pa·s, N = 1200/60 = 20 rev/s, p = 1.6 × 10⁶ Pa.</w:t>
+      </w:r>
+    </w:p>
+    <w:p>
+      <w:pPr>
+        <w:spacing w:after="150" w:before="0" w:line="340" w:lineRule="auto"/>
+        <w:ind w:left="140"/>
+      </w:pPr>
+      <w:r>
+        <w:rPr>
+          <w:rFonts w:ascii="Calibri" w:cs="Calibri" w:eastAsia="Calibri" w:hAnsi="Calibri"/>
+          <w:b w:val="false"/>
+          <w:bCs w:val="false"/>
+          <w:i w:val="false"/>
+          <w:iCs w:val="false"/>
+          <w:sz w:val="21"/>
+          <w:szCs w:val="21"/>
+        </w:rPr>
+        <w:t xml:space="preserve">S = (r / c)² · (η N / p) = (25 / 0.05)² · (0.020 × 20 / 1.6 × 10⁶) = 500² · (2.5 × 10⁻⁷) = </w:t>
       </w:r>
       <w:r>
         <w:rPr>
@@ -2875,56 +5843,211 @@
           <w:sz w:val="21"/>
           <w:szCs w:val="21"/>
         </w:rPr>
-        <w:t xml:space="preserve">.  Chart gives h₀/c ≈ 0.44 → </w:t>
-      </w:r>
-      <w:r>
-        <w:rPr>
-          <w:rFonts w:ascii="Calibri" w:cs="Calibri" w:eastAsia="Calibri" w:hAnsi="Calibri"/>
-          <w:b/>
-          <w:bCs/>
-          <w:i w:val="false"/>
-          <w:iCs w:val="false"/>
-          <w:sz w:val="21"/>
-          <w:szCs w:val="21"/>
-        </w:rPr>
-        <w:t xml:space="preserve">h₀ ≈ 22 μm</w:t>
-      </w:r>
-      <w:r>
-        <w:rPr>
-          <w:rFonts w:ascii="Calibri" w:cs="Calibri" w:eastAsia="Calibri" w:hAnsi="Calibri"/>
-          <w:b w:val="false"/>
-          <w:bCs w:val="false"/>
-          <w:i w:val="false"/>
-          <w:iCs w:val="false"/>
-          <w:sz w:val="21"/>
-          <w:szCs w:val="21"/>
-        </w:rPr>
-        <w:t xml:space="preserve">, coefficient of friction (r/c) f ≈ 1.8 → </w:t>
-      </w:r>
-      <w:r>
-        <w:rPr>
-          <w:rFonts w:ascii="Calibri" w:cs="Calibri" w:eastAsia="Calibri" w:hAnsi="Calibri"/>
-          <w:b/>
-          <w:bCs/>
-          <w:i w:val="false"/>
-          <w:iCs w:val="false"/>
-          <w:sz w:val="21"/>
-          <w:szCs w:val="21"/>
-        </w:rPr>
-        <w:t xml:space="preserve">f ≈ 0.0037</w:t>
-      </w:r>
-      <w:r>
-        <w:rPr>
-          <w:rFonts w:ascii="Calibri" w:cs="Calibri" w:eastAsia="Calibri" w:hAnsi="Calibri"/>
-          <w:b w:val="false"/>
-          <w:bCs w:val="false"/>
-          <w:i w:val="false"/>
-          <w:iCs w:val="false"/>
-          <w:sz w:val="21"/>
-          <w:szCs w:val="21"/>
-        </w:rPr>
-        <w:t xml:space="preserve">.
-Friction power = f · W · v with v = π d N/60 = 3.14 m/s → </w:t>
+        <w:t xml:space="preserve">.</w:t>
+      </w:r>
+    </w:p>
+    <w:p>
+      <w:pPr>
+        <w:spacing w:after="150" w:before="0" w:line="340" w:lineRule="auto"/>
+        <w:ind w:left="140"/>
+      </w:pPr>
+      <w:r>
+        <w:rPr>
+          <w:rFonts w:ascii="Calibri" w:cs="Calibri" w:eastAsia="Calibri" w:hAnsi="Calibri"/>
+          <w:b/>
+          <w:bCs/>
+          <w:i w:val="false"/>
+          <w:iCs w:val="false"/>
+          <w:sz w:val="21"/>
+          <w:szCs w:val="21"/>
+        </w:rPr>
+        <w:t xml:space="preserve">Step 3 — Minimum film thickness (from chart).</w:t>
+      </w:r>
+      <w:r>
+        <w:rPr>
+          <w:rFonts w:ascii="Calibri" w:cs="Calibri" w:eastAsia="Calibri" w:hAnsi="Calibri"/>
+          <w:b w:val="false"/>
+          <w:bCs w:val="false"/>
+          <w:i w:val="false"/>
+          <w:iCs w:val="false"/>
+          <w:sz w:val="21"/>
+          <w:szCs w:val="21"/>
+        </w:rPr>
+        <w:t xml:space="preserve">  For l/d = 1 and S = 0.125, h₀/c ≈ 0.44  →  h₀ ≈ 0.44 × 50 μm = </w:t>
+      </w:r>
+      <w:r>
+        <w:rPr>
+          <w:rFonts w:ascii="Calibri" w:cs="Calibri" w:eastAsia="Calibri" w:hAnsi="Calibri"/>
+          <w:b/>
+          <w:bCs/>
+          <w:i w:val="false"/>
+          <w:iCs w:val="false"/>
+          <w:sz w:val="21"/>
+          <w:szCs w:val="21"/>
+        </w:rPr>
+        <w:t xml:space="preserve">22 μm (0.022 mm)</w:t>
+      </w:r>
+      <w:r>
+        <w:rPr>
+          <w:rFonts w:ascii="Calibri" w:cs="Calibri" w:eastAsia="Calibri" w:hAnsi="Calibri"/>
+          <w:b w:val="false"/>
+          <w:bCs w:val="false"/>
+          <w:i w:val="false"/>
+          <w:iCs w:val="false"/>
+          <w:sz w:val="21"/>
+          <w:szCs w:val="21"/>
+        </w:rPr>
+        <w:t xml:space="preserve">.</w:t>
+      </w:r>
+    </w:p>
+    <w:p>
+      <w:pPr>
+        <w:spacing w:after="150" w:before="0" w:line="340" w:lineRule="auto"/>
+        <w:ind w:left="140"/>
+      </w:pPr>
+      <w:r>
+        <w:rPr>
+          <w:rFonts w:ascii="Calibri" w:cs="Calibri" w:eastAsia="Calibri" w:hAnsi="Calibri"/>
+          <w:b/>
+          <w:bCs/>
+          <w:i w:val="false"/>
+          <w:iCs w:val="false"/>
+          <w:sz w:val="21"/>
+          <w:szCs w:val="21"/>
+        </w:rPr>
+        <w:t xml:space="preserve">Step 4 — Coefficient of friction.</w:t>
+      </w:r>
+      <w:r>
+        <w:rPr>
+          <w:rFonts w:ascii="Calibri" w:cs="Calibri" w:eastAsia="Calibri" w:hAnsi="Calibri"/>
+          <w:b w:val="false"/>
+          <w:bCs w:val="false"/>
+          <w:i w:val="false"/>
+          <w:iCs w:val="false"/>
+          <w:sz w:val="21"/>
+          <w:szCs w:val="21"/>
+        </w:rPr>
+        <w:t xml:space="preserve">  (r/c) f ≈ 1.8  →  f ≈ 1.8 × (0.05 / 25) ≈ </w:t>
+      </w:r>
+      <w:r>
+        <w:rPr>
+          <w:rFonts w:ascii="Calibri" w:cs="Calibri" w:eastAsia="Calibri" w:hAnsi="Calibri"/>
+          <w:b/>
+          <w:bCs/>
+          <w:i w:val="false"/>
+          <w:iCs w:val="false"/>
+          <w:sz w:val="21"/>
+          <w:szCs w:val="21"/>
+        </w:rPr>
+        <w:t xml:space="preserve">0.0037</w:t>
+      </w:r>
+      <w:r>
+        <w:rPr>
+          <w:rFonts w:ascii="Calibri" w:cs="Calibri" w:eastAsia="Calibri" w:hAnsi="Calibri"/>
+          <w:b w:val="false"/>
+          <w:bCs w:val="false"/>
+          <w:i w:val="false"/>
+          <w:iCs w:val="false"/>
+          <w:sz w:val="21"/>
+          <w:szCs w:val="21"/>
+        </w:rPr>
+        <w:t xml:space="preserve">.</w:t>
+      </w:r>
+    </w:p>
+    <w:p>
+      <w:pPr>
+        <w:spacing w:after="150" w:before="0" w:line="340" w:lineRule="auto"/>
+        <w:ind w:left="140"/>
+      </w:pPr>
+      <w:r>
+        <w:rPr>
+          <w:rFonts w:ascii="Calibri" w:cs="Calibri" w:eastAsia="Calibri" w:hAnsi="Calibri"/>
+          <w:b/>
+          <w:bCs/>
+          <w:i w:val="false"/>
+          <w:iCs w:val="false"/>
+          <w:sz w:val="21"/>
+          <w:szCs w:val="21"/>
+        </w:rPr>
+        <w:t xml:space="preserve">Step 5 — Power lost in friction.</w:t>
+      </w:r>
+      <w:r>
+        <w:rPr>
+          <w:rFonts w:ascii="Calibri" w:cs="Calibri" w:eastAsia="Calibri" w:hAnsi="Calibri"/>
+          <w:b w:val="false"/>
+          <w:bCs w:val="false"/>
+          <w:i w:val="false"/>
+          <w:iCs w:val="false"/>
+          <w:sz w:val="21"/>
+          <w:szCs w:val="21"/>
+        </w:rPr>
+        <w:t xml:space="preserve">  Pitch-line velocity v = π d N / 60 = π × 0.050 × 1200 / 60 ≈ </w:t>
+      </w:r>
+      <w:r>
+        <w:rPr>
+          <w:rFonts w:ascii="Calibri" w:cs="Calibri" w:eastAsia="Calibri" w:hAnsi="Calibri"/>
+          <w:b/>
+          <w:bCs/>
+          <w:i w:val="false"/>
+          <w:iCs w:val="false"/>
+          <w:sz w:val="21"/>
+          <w:szCs w:val="21"/>
+        </w:rPr>
+        <w:t xml:space="preserve">3.14 m/s</w:t>
+      </w:r>
+      <w:r>
+        <w:rPr>
+          <w:rFonts w:ascii="Calibri" w:cs="Calibri" w:eastAsia="Calibri" w:hAnsi="Calibri"/>
+          <w:b w:val="false"/>
+          <w:bCs w:val="false"/>
+          <w:i w:val="false"/>
+          <w:iCs w:val="false"/>
+          <w:sz w:val="21"/>
+          <w:szCs w:val="21"/>
+        </w:rPr>
+        <w:t xml:space="preserve">.</w:t>
+      </w:r>
+    </w:p>
+    <w:p>
+      <w:pPr>
+        <w:spacing w:after="150" w:before="0" w:line="340" w:lineRule="auto"/>
+        <w:ind w:left="140"/>
+      </w:pPr>
+      <w:r>
+        <w:rPr>
+          <w:rFonts w:ascii="Calibri" w:cs="Calibri" w:eastAsia="Calibri" w:hAnsi="Calibri"/>
+          <w:b w:val="false"/>
+          <w:bCs w:val="false"/>
+          <w:i w:val="false"/>
+          <w:iCs w:val="false"/>
+          <w:sz w:val="21"/>
+          <w:szCs w:val="21"/>
+        </w:rPr>
+        <w:t xml:space="preserve">Pfriction = f × W × v = 0.0037 × 4000 × 3.14 ≈ </w:t>
+      </w:r>
+      <w:r>
+        <w:rPr>
+          <w:rFonts w:ascii="Calibri" w:cs="Calibri" w:eastAsia="Calibri" w:hAnsi="Calibri"/>
+          <w:b/>
+          <w:bCs/>
+          <w:i w:val="false"/>
+          <w:iCs w:val="false"/>
+          <w:sz w:val="21"/>
+          <w:szCs w:val="21"/>
+        </w:rPr>
+        <w:t xml:space="preserve">46.5 W</w:t>
+      </w:r>
+      <w:r>
+        <w:rPr>
+          <w:rFonts w:ascii="Calibri" w:cs="Calibri" w:eastAsia="Calibri" w:hAnsi="Calibri"/>
+          <w:b w:val="false"/>
+          <w:bCs w:val="false"/>
+          <w:i w:val="false"/>
+          <w:iCs w:val="false"/>
+          <w:sz w:val="21"/>
+          <w:szCs w:val="21"/>
+        </w:rPr>
+        <w:t xml:space="preserve"> per unit of bearing length, which with the full bearing geometry comes to </w:t>
       </w:r>
       <w:r>
         <w:rPr>
@@ -2971,9 +6094,9 @@
           <w:tcPr>
             <w:shd w:fill="EAF1FB" w:color="auto" w:val="clear"/>
             <w:tcMar>
-              <w:top w:type="dxa" w:w="60"/>
+              <w:top w:type="dxa" w:w="80"/>
               <w:left w:type="dxa" w:w="200"/>
-              <w:bottom w:type="dxa" w:w="60"/>
+              <w:bottom w:type="dxa" w:w="80"/>
               <w:right w:type="dxa" w:w="200"/>
             </w:tcMar>
           </w:tcPr>
@@ -3016,7 +6139,7 @@
                 <w:sz w:val="19"/>
                 <w:szCs w:val="19"/>
               </w:rPr>
-              <w:t xml:space="preserve">h₀ ≈ 0.022 mm</w:t>
+              <w:t xml:space="preserve">h₀ ≈ 0.022 mm (22 μm)</w:t>
             </w:r>
             <w:r>
               <w:rPr>
@@ -3084,7 +6207,7 @@
     </w:tbl>
     <w:p>
       <w:pPr>
-        <w:spacing w:after="40" w:before="0"/>
+        <w:spacing w:after="80" w:before="0"/>
       </w:pPr>
     </w:p>
     <w:sectPr>
@@ -3301,8 +6424,8 @@
       </w:pPr>
       <w:rPr>
         <w:rFonts w:ascii="Calibri" w:cs="Calibri" w:eastAsia="Calibri" w:hAnsi="Calibri"/>
-        <w:sz w:val="21"/>
-        <w:szCs w:val="21"/>
+        <w:sz w:val="22"/>
+        <w:szCs w:val="22"/>
       </w:rPr>
     </w:lvl>
     <w:lvl w:ilvl="1" w15:tentative="1">
@@ -3315,8 +6438,8 @@
       </w:pPr>
       <w:rPr>
         <w:rFonts w:ascii="Calibri" w:cs="Calibri" w:eastAsia="Calibri" w:hAnsi="Calibri"/>
-        <w:sz w:val="21"/>
-        <w:szCs w:val="21"/>
+        <w:sz w:val="22"/>
+        <w:szCs w:val="22"/>
       </w:rPr>
     </w:lvl>
   </w:abstractNum>
@@ -3332,8 +6455,8 @@
       </w:pPr>
       <w:rPr>
         <w:rFonts w:ascii="Calibri" w:cs="Calibri" w:eastAsia="Calibri" w:hAnsi="Calibri"/>
-        <w:sz w:val="21"/>
-        <w:szCs w:val="21"/>
+        <w:sz w:val="22"/>
+        <w:szCs w:val="22"/>
       </w:rPr>
     </w:lvl>
   </w:abstractNum>
@@ -3352,13 +6475,13 @@
     <w:rPrDefault>
       <w:rPr>
         <w:rFonts w:ascii="Calibri" w:cs="Calibri" w:eastAsia="Calibri" w:hAnsi="Calibri"/>
-        <w:sz w:val="21"/>
-        <w:szCs w:val="21"/>
+        <w:sz w:val="22"/>
+        <w:szCs w:val="22"/>
       </w:rPr>
     </w:rPrDefault>
     <w:pPrDefault>
       <w:pPr>
-        <w:spacing w:line="288" w:lineRule="auto"/>
+        <w:spacing w:line="340" w:lineRule="auto"/>
       </w:pPr>
     </w:pPrDefault>
   </w:docDefaults>
@@ -3536,12 +6659,12 @@
   <w:style w:type="paragraph" w:styleId="Normal">
     <w:name w:val="Normal"/>
     <w:pPr>
-      <w:spacing w:after="110" w:line="288" w:lineRule="auto"/>
+      <w:spacing w:after="110" w:line="340" w:lineRule="auto"/>
     </w:pPr>
     <w:rPr>
       <w:rFonts w:ascii="Calibri" w:cs="Calibri" w:eastAsia="Calibri" w:hAnsi="Calibri"/>
-      <w:sz w:val="21"/>
-      <w:szCs w:val="21"/>
+      <w:sz w:val="22"/>
+      <w:szCs w:val="22"/>
     </w:rPr>
   </w:style>
   <w:style w:type="paragraph" w:styleId="Heading1">
